--- a/lessons/3-6/downloads/3-6-notes.docx
+++ b/lessons/3-6/downloads/3-6-notes.docx
@@ -349,6 +349,232 @@
           <w:szCs w:val="19"/>
         </w:rPr>
         <w:t xml:space="preserve">60 miles in 3 hours → 20 miles per 1 hour</w:t>
+      </w:r>
+    </w:p>
+    <w:p>
+      <w:pPr>
+        <w:pStyle w:val="Heading2"/>
+        <w:pBdr>
+          <w:left w:val="single" w:color="1FA6A2" w:sz="18" w:space="8"/>
+        </w:pBdr>
+        <w:spacing w:after="100" w:before="200"/>
+      </w:pPr>
+      <w:r>
+        <w:rPr>
+          <w:b/>
+          <w:bCs/>
+          <w:color w:val="1FA6A2"/>
+          <w:sz w:val="26"/>
+          <w:szCs w:val="26"/>
+        </w:rPr>
+        <w:t xml:space="preserve">Turn &amp; Talk — Discussion Points  (Level 1 support · Level 2)</w:t>
+      </w:r>
+    </w:p>
+    <w:p>
+      <w:pPr>
+        <w:spacing w:after="60"/>
+      </w:pPr>
+      <w:r>
+        <w:rPr>
+          <w:i/>
+          <w:iCs/>
+          <w:color w:val="5F6F80"/>
+          <w:sz w:val="19"/>
+          <w:szCs w:val="19"/>
+        </w:rPr>
+        <w:t xml:space="preserve">Talk with a partner. Use the Level 1 stems if you need help getting started; try the Level 2 question when you are ready for more.</w:t>
+      </w:r>
+    </w:p>
+    <w:p>
+      <w:pPr>
+        <w:spacing w:after="60"/>
+      </w:pPr>
+      <w:r>
+        <w:rPr>
+          <w:b/>
+          <w:bCs/>
+          <w:color w:val="12355B"/>
+          <w:sz w:val="21"/>
+          <w:szCs w:val="21"/>
+        </w:rPr>
+        <w:t xml:space="preserve">1. [Explore] </w:t>
+      </w:r>
+      <w:r>
+        <w:rPr>
+          <w:b/>
+          <w:bCs/>
+          <w:sz w:val="21"/>
+          <w:szCs w:val="21"/>
+        </w:rPr>
+        <w:t xml:space="preserve">How did ratio reasoning help you solve the problem?</w:t>
+      </w:r>
+    </w:p>
+    <w:p>
+      <w:pPr>
+        <w:spacing w:after="60"/>
+      </w:pPr>
+      <w:r>
+        <w:rPr>
+          <w:sz w:val="21"/>
+          <w:szCs w:val="21"/>
+        </w:rPr>
+        <w:t xml:space="preserve">I reasoned that ___.</w:t>
+      </w:r>
+      <w:r>
+        <w:rPr>
+          <w:i/>
+          <w:iCs/>
+          <w:color w:val="5F6F80"/>
+          <w:sz w:val="19"/>
+          <w:szCs w:val="19"/>
+        </w:rPr>
+        <w:br/>
+        <w:t xml:space="preserve">
+Razoné que ___.</w:t>
+      </w:r>
+    </w:p>
+    <w:p>
+      <w:pPr>
+        <w:spacing w:after="60"/>
+      </w:pPr>
+      <w:r>
+        <w:rPr>
+          <w:sz w:val="21"/>
+          <w:szCs w:val="21"/>
+        </w:rPr>
+        <w:t xml:space="preserve">I used the ratio to ___.</w:t>
+      </w:r>
+      <w:r>
+        <w:rPr>
+          <w:i/>
+          <w:iCs/>
+          <w:color w:val="5F6F80"/>
+          <w:sz w:val="19"/>
+          <w:szCs w:val="19"/>
+        </w:rPr>
+        <w:br/>
+        <w:t xml:space="preserve">
+Usé la razón para ___.</w:t>
+      </w:r>
+    </w:p>
+    <w:p>
+      <w:pPr>
+        <w:spacing w:after="60"/>
+      </w:pPr>
+      <w:r>
+        <w:rPr>
+          <w:sz w:val="21"/>
+          <w:szCs w:val="21"/>
+        </w:rPr>
+        <w:t xml:space="preserve">This helps me decide ___.</w:t>
+      </w:r>
+      <w:r>
+        <w:rPr>
+          <w:i/>
+          <w:iCs/>
+          <w:color w:val="5F6F80"/>
+          <w:sz w:val="19"/>
+          <w:szCs w:val="19"/>
+        </w:rPr>
+        <w:br/>
+        <w:t xml:space="preserve">
+Esto me ayuda a decidir ___.</w:t>
+      </w:r>
+    </w:p>
+    <w:p>
+      <w:pPr>
+        <w:spacing w:after="60"/>
+      </w:pPr>
+      <w:r>
+        <w:rPr>
+          <w:b/>
+          <w:bCs/>
+          <w:color w:val="12355B"/>
+          <w:sz w:val="21"/>
+          <w:szCs w:val="21"/>
+        </w:rPr>
+        <w:t xml:space="preserve">2. [Connect] </w:t>
+      </w:r>
+      <w:r>
+        <w:rPr>
+          <w:b/>
+          <w:bCs/>
+          <w:sz w:val="21"/>
+          <w:szCs w:val="21"/>
+        </w:rPr>
+        <w:t xml:space="preserve">Where might ratio reasoning help you make a smart choice?</w:t>
+      </w:r>
+    </w:p>
+    <w:p>
+      <w:pPr>
+        <w:spacing w:after="60"/>
+      </w:pPr>
+      <w:r>
+        <w:rPr>
+          <w:sz w:val="21"/>
+          <w:szCs w:val="21"/>
+        </w:rPr>
+        <w:t xml:space="preserve">I reasoned that ___.</w:t>
+      </w:r>
+      <w:r>
+        <w:rPr>
+          <w:i/>
+          <w:iCs/>
+          <w:color w:val="5F6F80"/>
+          <w:sz w:val="19"/>
+          <w:szCs w:val="19"/>
+        </w:rPr>
+        <w:br/>
+        <w:t xml:space="preserve">
+Razoné que ___.</w:t>
+      </w:r>
+    </w:p>
+    <w:p>
+      <w:pPr>
+        <w:spacing w:after="60"/>
+      </w:pPr>
+      <w:r>
+        <w:rPr>
+          <w:sz w:val="21"/>
+          <w:szCs w:val="21"/>
+        </w:rPr>
+        <w:t xml:space="preserve">I used the ratio to ___.</w:t>
+      </w:r>
+      <w:r>
+        <w:rPr>
+          <w:i/>
+          <w:iCs/>
+          <w:color w:val="5F6F80"/>
+          <w:sz w:val="19"/>
+          <w:szCs w:val="19"/>
+        </w:rPr>
+        <w:br/>
+        <w:t xml:space="preserve">
+Usé la razón para ___.</w:t>
+      </w:r>
+    </w:p>
+    <w:p>
+      <w:pPr>
+        <w:spacing w:after="60"/>
+      </w:pPr>
+      <w:r>
+        <w:rPr>
+          <w:sz w:val="21"/>
+          <w:szCs w:val="21"/>
+        </w:rPr>
+        <w:t xml:space="preserve">This helps me decide ___.</w:t>
+      </w:r>
+      <w:r>
+        <w:rPr>
+          <w:i/>
+          <w:iCs/>
+          <w:color w:val="5F6F80"/>
+          <w:sz w:val="19"/>
+          <w:szCs w:val="19"/>
+        </w:rPr>
+        <w:br/>
+        <w:t xml:space="preserve">
+Esto me ayuda a decidir ___.</w:t>
       </w:r>
     </w:p>
     <w:p>

--- a/lessons/3-6/downloads/3-6-notes.docx
+++ b/lessons/3-6/downloads/3-6-notes.docx
@@ -397,28 +397,50 @@
           <w:sz w:val="21"/>
           <w:szCs w:val="21"/>
         </w:rPr>
-        <w:t xml:space="preserve">1. [Explore] </w:t>
-      </w:r>
-      <w:r>
-        <w:rPr>
-          <w:b/>
-          <w:bCs/>
-          <w:sz w:val="21"/>
-          <w:szCs w:val="21"/>
-        </w:rPr>
-        <w:t xml:space="preserve">How did ratio reasoning help you solve the problem?</w:t>
-      </w:r>
-    </w:p>
-    <w:p>
-      <w:pPr>
-        <w:spacing w:after="60"/>
-      </w:pPr>
-      <w:r>
-        <w:rPr>
-          <w:sz w:val="21"/>
-          <w:szCs w:val="21"/>
-        </w:rPr>
-        <w:t xml:space="preserve">I reasoned that ___.</w:t>
+        <w:t xml:space="preserve">1. [Launch] </w:t>
+      </w:r>
+      <w:r>
+        <w:rPr>
+          <w:b/>
+          <w:bCs/>
+          <w:sz w:val="21"/>
+          <w:szCs w:val="21"/>
+        </w:rPr>
+        <w:t xml:space="preserve">Chef Reyes's recipe serves 8 people, but the banquet has 120 guests. How many times bigger is 120 than 8, and how does that scale factor help you adjust the tomatoes and mozzarella?</w:t>
+      </w:r>
+    </w:p>
+    <w:p>
+      <w:pPr>
+        <w:spacing w:after="60"/>
+      </w:pPr>
+      <w:r>
+        <w:rPr>
+          <w:b/>
+          <w:bCs/>
+          <w:color w:val="1FA6A2"/>
+          <w:sz w:val="20"/>
+          <w:szCs w:val="20"/>
+        </w:rPr>
+        <w:t xml:space="preserve">Level 1 — Start here: </w:t>
+      </w:r>
+      <w:r>
+        <w:rPr>
+          <w:sz w:val="20"/>
+          <w:szCs w:val="20"/>
+        </w:rPr>
+        <w:t xml:space="preserve">Find the scale factor (120 divided by 8 = 15), then multiply each ingredient by it.</w:t>
+      </w:r>
+    </w:p>
+    <w:p>
+      <w:pPr>
+        <w:spacing w:after="60"/>
+      </w:pPr>
+      <w:r>
+        <w:rPr>
+          <w:sz w:val="21"/>
+          <w:szCs w:val="21"/>
+        </w:rPr>
+        <w:t xml:space="preserve">120 guests is ___ times bigger than 8 because 120 divided by 8 equals ___.</w:t>
       </w:r>
       <w:r>
         <w:rPr>
@@ -430,19 +452,19 @@
         </w:rPr>
         <w:br/>
         <w:t xml:space="preserve">
-Razoné que ___.</w:t>
-      </w:r>
-    </w:p>
-    <w:p>
-      <w:pPr>
-        <w:spacing w:after="60"/>
-      </w:pPr>
-      <w:r>
-        <w:rPr>
-          <w:sz w:val="21"/>
-          <w:szCs w:val="21"/>
-        </w:rPr>
-        <w:t xml:space="preserve">I used the ratio to ___.</w:t>
+120 invitados es ___ veces más que 8 porque 120 entre 8 es ___.</w:t>
+      </w:r>
+    </w:p>
+    <w:p>
+      <w:pPr>
+        <w:spacing w:after="60"/>
+      </w:pPr>
+      <w:r>
+        <w:rPr>
+          <w:sz w:val="21"/>
+          <w:szCs w:val="21"/>
+        </w:rPr>
+        <w:t xml:space="preserve">So I scale by ___, which keeps the recipe in ___.</w:t>
       </w:r>
       <w:r>
         <w:rPr>
@@ -454,19 +476,161 @@
         </w:rPr>
         <w:br/>
         <w:t xml:space="preserve">
-Usé la razón para ___.</w:t>
-      </w:r>
-    </w:p>
-    <w:p>
-      <w:pPr>
-        <w:spacing w:after="60"/>
-      </w:pPr>
-      <w:r>
-        <w:rPr>
-          <w:sz w:val="21"/>
-          <w:szCs w:val="21"/>
-        </w:rPr>
-        <w:t xml:space="preserve">This helps me decide ___.</w:t>
+Entonces escalo por ___, lo que mantiene la receta en ___.</w:t>
+      </w:r>
+    </w:p>
+    <w:p>
+      <w:pPr>
+        <w:spacing w:after="60"/>
+      </w:pPr>
+      <w:r>
+        <w:rPr>
+          <w:b/>
+          <w:bCs/>
+          <w:color w:val="12355B"/>
+          <w:sz w:val="20"/>
+          <w:szCs w:val="20"/>
+        </w:rPr>
+        <w:t xml:space="preserve">Word bank: </w:t>
+      </w:r>
+      <w:r>
+        <w:rPr>
+          <w:color w:val="1FA6A2"/>
+          <w:sz w:val="20"/>
+          <w:szCs w:val="20"/>
+        </w:rPr>
+        <w:t xml:space="preserve">proportion, scale, equivalent, unit rate, ratio</w:t>
+      </w:r>
+    </w:p>
+    <w:p>
+      <w:pPr>
+        <w:spacing w:after="60"/>
+      </w:pPr>
+      <w:r>
+        <w:rPr>
+          <w:b/>
+          <w:bCs/>
+          <w:color w:val="12355B"/>
+          <w:sz w:val="19"/>
+          <w:szCs w:val="19"/>
+        </w:rPr>
+        <w:t xml:space="preserve">Listen for: </w:t>
+      </w:r>
+      <w:r>
+        <w:rPr>
+          <w:i/>
+          <w:iCs/>
+          <w:color w:val="5F6F80"/>
+          <w:sz w:val="19"/>
+          <w:szCs w:val="19"/>
+        </w:rPr>
+        <w:t xml:space="preserve">Students find the scale factor of 15 and explain that multiplying both ingredients by 15 keeps the recipe proportional (5 cups tomatoes becomes 75, 3 cups mozzarella becomes 45).</w:t>
+      </w:r>
+    </w:p>
+    <w:p>
+      <w:pPr>
+        <w:spacing w:after="60"/>
+      </w:pPr>
+      <w:r>
+        <w:rPr>
+          <w:b/>
+          <w:bCs/>
+          <w:color w:val="9A6B12"/>
+          <w:sz w:val="20"/>
+          <w:szCs w:val="20"/>
+        </w:rPr>
+        <w:t xml:space="preserve">Level 2: </w:t>
+      </w:r>
+      <w:r>
+        <w:rPr>
+          <w:sz w:val="20"/>
+          <w:szCs w:val="20"/>
+        </w:rPr>
+        <w:t xml:space="preserve">What stays the same about the recipe even when all the amounts get bigger? Justify why scaling keeps the flavor the same.</w:t>
+      </w:r>
+    </w:p>
+    <w:p>
+      <w:pPr>
+        <w:spacing w:after="60"/>
+        <w:ind w:left="360"/>
+      </w:pPr>
+      <w:r>
+        <w:rPr>
+          <w:sz w:val="20"/>
+          <w:szCs w:val="20"/>
+        </w:rPr>
+        <w:t xml:space="preserve">• The ___ between tomatoes and mozzarella stays the same because ___.</w:t>
+      </w:r>
+    </w:p>
+    <w:p>
+      <w:pPr>
+        <w:spacing w:after="60"/>
+        <w:ind w:left="360"/>
+      </w:pPr>
+      <w:r>
+        <w:rPr>
+          <w:sz w:val="20"/>
+          <w:szCs w:val="20"/>
+        </w:rPr>
+        <w:t xml:space="preserve">• Scaling keeps the flavor because ___.</w:t>
+      </w:r>
+    </w:p>
+    <w:p>
+      <w:pPr>
+        <w:spacing w:after="60"/>
+      </w:pPr>
+      <w:r>
+        <w:rPr>
+          <w:b/>
+          <w:bCs/>
+          <w:color w:val="12355B"/>
+          <w:sz w:val="21"/>
+          <w:szCs w:val="21"/>
+        </w:rPr>
+        <w:t xml:space="preserve">2. [Explore] </w:t>
+      </w:r>
+      <w:r>
+        <w:rPr>
+          <w:b/>
+          <w:bCs/>
+          <w:sz w:val="21"/>
+          <w:szCs w:val="21"/>
+        </w:rPr>
+        <w:t xml:space="preserve">You sorted ratio pairs into equivalent and not equivalent. How does ratio reasoning, like cross-multiplying, prove that 4:7 and 12:21 are equivalent?</w:t>
+      </w:r>
+    </w:p>
+    <w:p>
+      <w:pPr>
+        <w:spacing w:after="60"/>
+      </w:pPr>
+      <w:r>
+        <w:rPr>
+          <w:b/>
+          <w:bCs/>
+          <w:color w:val="1FA6A2"/>
+          <w:sz w:val="20"/>
+          <w:szCs w:val="20"/>
+        </w:rPr>
+        <w:t xml:space="preserve">Level 1 — Start here: </w:t>
+      </w:r>
+      <w:r>
+        <w:rPr>
+          <w:sz w:val="20"/>
+          <w:szCs w:val="20"/>
+        </w:rPr>
+        <w:t xml:space="preserve">Cross-multiplying gives equal products when two ratios form a true proportion.</w:t>
+      </w:r>
+    </w:p>
+    <w:p>
+      <w:pPr>
+        <w:spacing w:after="60"/>
+      </w:pPr>
+      <w:r>
+        <w:rPr>
+          <w:sz w:val="21"/>
+          <w:szCs w:val="21"/>
+        </w:rPr>
+        <w:t xml:space="preserve">I reasoned that 4:7 and 12:21 are ___ because ___.</w:t>
       </w:r>
       <w:r>
         <w:rPr>
@@ -478,43 +642,19 @@
         </w:rPr>
         <w:br/>
         <w:t xml:space="preserve">
-Esto me ayuda a decidir ___.</w:t>
-      </w:r>
-    </w:p>
-    <w:p>
-      <w:pPr>
-        <w:spacing w:after="60"/>
-      </w:pPr>
-      <w:r>
-        <w:rPr>
-          <w:b/>
-          <w:bCs/>
-          <w:color w:val="12355B"/>
-          <w:sz w:val="21"/>
-          <w:szCs w:val="21"/>
-        </w:rPr>
-        <w:t xml:space="preserve">2. [Connect] </w:t>
-      </w:r>
-      <w:r>
-        <w:rPr>
-          <w:b/>
-          <w:bCs/>
-          <w:sz w:val="21"/>
-          <w:szCs w:val="21"/>
-        </w:rPr>
-        <w:t xml:space="preserve">Where might ratio reasoning help you make a smart choice?</w:t>
-      </w:r>
-    </w:p>
-    <w:p>
-      <w:pPr>
-        <w:spacing w:after="60"/>
-      </w:pPr>
-      <w:r>
-        <w:rPr>
-          <w:sz w:val="21"/>
-          <w:szCs w:val="21"/>
-        </w:rPr>
-        <w:t xml:space="preserve">I reasoned that ___.</w:t>
+Razoné que 4:7 y 12:21 son ___ porque ___.</w:t>
+      </w:r>
+    </w:p>
+    <w:p>
+      <w:pPr>
+        <w:spacing w:after="60"/>
+      </w:pPr>
+      <w:r>
+        <w:rPr>
+          <w:sz w:val="21"/>
+          <w:szCs w:val="21"/>
+        </w:rPr>
+        <w:t xml:space="preserve">Cross-multiplying gives ___ and ___, which are ___.</w:t>
       </w:r>
       <w:r>
         <w:rPr>
@@ -526,19 +666,161 @@
         </w:rPr>
         <w:br/>
         <w:t xml:space="preserve">
-Razoné que ___.</w:t>
-      </w:r>
-    </w:p>
-    <w:p>
-      <w:pPr>
-        <w:spacing w:after="60"/>
-      </w:pPr>
-      <w:r>
-        <w:rPr>
-          <w:sz w:val="21"/>
-          <w:szCs w:val="21"/>
-        </w:rPr>
-        <w:t xml:space="preserve">I used the ratio to ___.</w:t>
+La multiplicación cruzada da ___ y ___, que son ___.</w:t>
+      </w:r>
+    </w:p>
+    <w:p>
+      <w:pPr>
+        <w:spacing w:after="60"/>
+      </w:pPr>
+      <w:r>
+        <w:rPr>
+          <w:b/>
+          <w:bCs/>
+          <w:color w:val="12355B"/>
+          <w:sz w:val="20"/>
+          <w:szCs w:val="20"/>
+        </w:rPr>
+        <w:t xml:space="preserve">Word bank: </w:t>
+      </w:r>
+      <w:r>
+        <w:rPr>
+          <w:color w:val="1FA6A2"/>
+          <w:sz w:val="20"/>
+          <w:szCs w:val="20"/>
+        </w:rPr>
+        <w:t xml:space="preserve">proportion, equivalent, scale, cross-multiply, ratio</w:t>
+      </w:r>
+    </w:p>
+    <w:p>
+      <w:pPr>
+        <w:spacing w:after="60"/>
+      </w:pPr>
+      <w:r>
+        <w:rPr>
+          <w:b/>
+          <w:bCs/>
+          <w:color w:val="12355B"/>
+          <w:sz w:val="19"/>
+          <w:szCs w:val="19"/>
+        </w:rPr>
+        <w:t xml:space="preserve">Listen for: </w:t>
+      </w:r>
+      <w:r>
+        <w:rPr>
+          <w:i/>
+          <w:iCs/>
+          <w:color w:val="5F6F80"/>
+          <w:sz w:val="19"/>
+          <w:szCs w:val="19"/>
+        </w:rPr>
+        <w:t xml:space="preserve">Students show 4 × 21 = 84 and 7 × 12 = 84 (or that 4:7 scales by 3 to 12:21), proving the ratios are equivalent.</w:t>
+      </w:r>
+    </w:p>
+    <w:p>
+      <w:pPr>
+        <w:spacing w:after="60"/>
+      </w:pPr>
+      <w:r>
+        <w:rPr>
+          <w:b/>
+          <w:bCs/>
+          <w:color w:val="9A6B12"/>
+          <w:sz w:val="20"/>
+          <w:szCs w:val="20"/>
+        </w:rPr>
+        <w:t xml:space="preserve">Level 2: </w:t>
+      </w:r>
+      <w:r>
+        <w:rPr>
+          <w:sz w:val="20"/>
+          <w:szCs w:val="20"/>
+        </w:rPr>
+        <w:t xml:space="preserve">Two ratios cross-multiply to UNequal products. Explain what that tells you and give an example you tested.</w:t>
+      </w:r>
+    </w:p>
+    <w:p>
+      <w:pPr>
+        <w:spacing w:after="60"/>
+        <w:ind w:left="360"/>
+      </w:pPr>
+      <w:r>
+        <w:rPr>
+          <w:sz w:val="20"/>
+          <w:szCs w:val="20"/>
+        </w:rPr>
+        <w:t xml:space="preserve">• If the cross products are not equal, then ___.</w:t>
+      </w:r>
+    </w:p>
+    <w:p>
+      <w:pPr>
+        <w:spacing w:after="60"/>
+        <w:ind w:left="360"/>
+      </w:pPr>
+      <w:r>
+        <w:rPr>
+          <w:sz w:val="20"/>
+          <w:szCs w:val="20"/>
+        </w:rPr>
+        <w:t xml:space="preserve">• An example I tested is ___ because ___.</w:t>
+      </w:r>
+    </w:p>
+    <w:p>
+      <w:pPr>
+        <w:spacing w:after="60"/>
+      </w:pPr>
+      <w:r>
+        <w:rPr>
+          <w:b/>
+          <w:bCs/>
+          <w:color w:val="12355B"/>
+          <w:sz w:val="21"/>
+          <w:szCs w:val="21"/>
+        </w:rPr>
+        <w:t xml:space="preserve">3. [Connect] </w:t>
+      </w:r>
+      <w:r>
+        <w:rPr>
+          <w:b/>
+          <w:bCs/>
+          <w:sz w:val="21"/>
+          <w:szCs w:val="21"/>
+        </w:rPr>
+        <w:t xml:space="preserve">Where might ratio reasoning help you make a smart choice in real life, like shopping or cooking?</w:t>
+      </w:r>
+    </w:p>
+    <w:p>
+      <w:pPr>
+        <w:spacing w:after="60"/>
+      </w:pPr>
+      <w:r>
+        <w:rPr>
+          <w:b/>
+          <w:bCs/>
+          <w:color w:val="1FA6A2"/>
+          <w:sz w:val="20"/>
+          <w:szCs w:val="20"/>
+        </w:rPr>
+        <w:t xml:space="preserve">Level 1 — Start here: </w:t>
+      </w:r>
+      <w:r>
+        <w:rPr>
+          <w:sz w:val="20"/>
+          <w:szCs w:val="20"/>
+        </w:rPr>
+        <w:t xml:space="preserve">Scaling recipes, comparing prices, and mixing ingredients all use ratio reasoning.</w:t>
+      </w:r>
+    </w:p>
+    <w:p>
+      <w:pPr>
+        <w:spacing w:after="60"/>
+      </w:pPr>
+      <w:r>
+        <w:rPr>
+          <w:sz w:val="21"/>
+          <w:szCs w:val="21"/>
+        </w:rPr>
+        <w:t xml:space="preserve">Ratio reasoning helps me when ___.</w:t>
       </w:r>
       <w:r>
         <w:rPr>
@@ -550,19 +832,19 @@
         </w:rPr>
         <w:br/>
         <w:t xml:space="preserve">
-Usé la razón para ___.</w:t>
-      </w:r>
-    </w:p>
-    <w:p>
-      <w:pPr>
-        <w:spacing w:after="60"/>
-      </w:pPr>
-      <w:r>
-        <w:rPr>
-          <w:sz w:val="21"/>
-          <w:szCs w:val="21"/>
-        </w:rPr>
-        <w:t xml:space="preserve">This helps me decide ___.</w:t>
+El razonamiento con razones me ayuda cuando ___.</w:t>
+      </w:r>
+    </w:p>
+    <w:p>
+      <w:pPr>
+        <w:spacing w:after="60"/>
+      </w:pPr>
+      <w:r>
+        <w:rPr>
+          <w:sz w:val="21"/>
+          <w:szCs w:val="21"/>
+        </w:rPr>
+        <w:t xml:space="preserve">I used the ratio to decide ___.</w:t>
       </w:r>
       <w:r>
         <w:rPr>
@@ -574,7 +856,103 @@
         </w:rPr>
         <w:br/>
         <w:t xml:space="preserve">
-Esto me ayuda a decidir ___.</w:t>
+Usé la razón para decidir ___.</w:t>
+      </w:r>
+    </w:p>
+    <w:p>
+      <w:pPr>
+        <w:spacing w:after="60"/>
+      </w:pPr>
+      <w:r>
+        <w:rPr>
+          <w:b/>
+          <w:bCs/>
+          <w:color w:val="12355B"/>
+          <w:sz w:val="20"/>
+          <w:szCs w:val="20"/>
+        </w:rPr>
+        <w:t xml:space="preserve">Word bank: </w:t>
+      </w:r>
+      <w:r>
+        <w:rPr>
+          <w:color w:val="1FA6A2"/>
+          <w:sz w:val="20"/>
+          <w:szCs w:val="20"/>
+        </w:rPr>
+        <w:t xml:space="preserve">proportion, scale, equivalent, unit rate, ratio</w:t>
+      </w:r>
+    </w:p>
+    <w:p>
+      <w:pPr>
+        <w:spacing w:after="60"/>
+      </w:pPr>
+      <w:r>
+        <w:rPr>
+          <w:b/>
+          <w:bCs/>
+          <w:color w:val="12355B"/>
+          <w:sz w:val="19"/>
+          <w:szCs w:val="19"/>
+        </w:rPr>
+        <w:t xml:space="preserve">Listen for: </w:t>
+      </w:r>
+      <w:r>
+        <w:rPr>
+          <w:i/>
+          <w:iCs/>
+          <w:color w:val="5F6F80"/>
+          <w:sz w:val="19"/>
+          <w:szCs w:val="19"/>
+        </w:rPr>
+        <w:t xml:space="preserve">Students name a real use (scaling a recipe, comparing deals, mixing paint or fuel) and explain how keeping the ratio equivalent guides the decision.</w:t>
+      </w:r>
+    </w:p>
+    <w:p>
+      <w:pPr>
+        <w:spacing w:after="60"/>
+      </w:pPr>
+      <w:r>
+        <w:rPr>
+          <w:b/>
+          <w:bCs/>
+          <w:color w:val="9A6B12"/>
+          <w:sz w:val="20"/>
+          <w:szCs w:val="20"/>
+        </w:rPr>
+        <w:t xml:space="preserve">Level 2: </w:t>
+      </w:r>
+      <w:r>
+        <w:rPr>
+          <w:sz w:val="20"/>
+          <w:szCs w:val="20"/>
+        </w:rPr>
+        <w:t xml:space="preserve">Describe a situation where ignoring the ratio would cause a real problem, and explain how proportional reasoning fixes it.</w:t>
+      </w:r>
+    </w:p>
+    <w:p>
+      <w:pPr>
+        <w:spacing w:after="60"/>
+        <w:ind w:left="360"/>
+      </w:pPr>
+      <w:r>
+        <w:rPr>
+          <w:sz w:val="20"/>
+          <w:szCs w:val="20"/>
+        </w:rPr>
+        <w:t xml:space="preserve">• Ignoring the ratio would cause a problem when ___.</w:t>
+      </w:r>
+    </w:p>
+    <w:p>
+      <w:pPr>
+        <w:spacing w:after="60"/>
+        <w:ind w:left="360"/>
+      </w:pPr>
+      <w:r>
+        <w:rPr>
+          <w:sz w:val="20"/>
+          <w:szCs w:val="20"/>
+        </w:rPr>
+        <w:t xml:space="preserve">• Proportional reasoning fixes it by ___.</w:t>
       </w:r>
     </w:p>
     <w:p>
@@ -1161,7 +1539,7 @@
           <w:sz w:val="21"/>
           <w:szCs w:val="21"/>
         </w:rPr>
-        <w:t xml:space="preserve">I reasoned that ___.</w:t>
+        <w:t xml:space="preserve">120 guests is ___ times bigger than 8 because 120 divided by 8 equals ___.</w:t>
       </w:r>
       <w:r>
         <w:rPr>
@@ -1173,19 +1551,19 @@
         </w:rPr>
         <w:br/>
         <w:t xml:space="preserve">
-Razoné que ___.</w:t>
-      </w:r>
-    </w:p>
-    <w:p>
-      <w:pPr>
-        <w:spacing w:after="60"/>
-      </w:pPr>
-      <w:r>
-        <w:rPr>
-          <w:sz w:val="21"/>
-          <w:szCs w:val="21"/>
-        </w:rPr>
-        <w:t xml:space="preserve">I used the ratio to ___.</w:t>
+120 invitados es ___ veces más que 8 porque 120 entre 8 es ___.</w:t>
+      </w:r>
+    </w:p>
+    <w:p>
+      <w:pPr>
+        <w:spacing w:after="60"/>
+      </w:pPr>
+      <w:r>
+        <w:rPr>
+          <w:sz w:val="21"/>
+          <w:szCs w:val="21"/>
+        </w:rPr>
+        <w:t xml:space="preserve">So I scale by ___, which keeps the recipe in ___.</w:t>
       </w:r>
       <w:r>
         <w:rPr>
@@ -1197,19 +1575,19 @@
         </w:rPr>
         <w:br/>
         <w:t xml:space="preserve">
-Usé la razón para ___.</w:t>
-      </w:r>
-    </w:p>
-    <w:p>
-      <w:pPr>
-        <w:spacing w:after="60"/>
-      </w:pPr>
-      <w:r>
-        <w:rPr>
-          <w:sz w:val="21"/>
-          <w:szCs w:val="21"/>
-        </w:rPr>
-        <w:t xml:space="preserve">This helps me decide ___.</w:t>
+Entonces escalo por ___, lo que mantiene la receta en ___.</w:t>
+      </w:r>
+    </w:p>
+    <w:p>
+      <w:pPr>
+        <w:spacing w:after="60"/>
+      </w:pPr>
+      <w:r>
+        <w:rPr>
+          <w:sz w:val="21"/>
+          <w:szCs w:val="21"/>
+        </w:rPr>
+        <w:t xml:space="preserve">I reasoned that 4:7 and 12:21 are ___ because ___.</w:t>
       </w:r>
       <w:r>
         <w:rPr>
@@ -1221,7 +1599,7 @@
         </w:rPr>
         <w:br/>
         <w:t xml:space="preserve">
-Esto me ayuda a decidir ___.</w:t>
+Razoné que 4:7 y 12:21 son ___ porque ___.</w:t>
       </w:r>
     </w:p>
     <w:p>

--- a/lessons/3-6/downloads/3-6-notes.docx
+++ b/lessons/3-6/downloads/3-6-notes.docx
@@ -437,6 +437,43 @@
       </w:pPr>
       <w:r>
         <w:rPr>
+          <w:b/>
+          <w:bCs/>
+          <w:color w:val="1FA6A2"/>
+          <w:sz w:val="20"/>
+          <w:szCs w:val="20"/>
+        </w:rPr>
+        <w:t xml:space="preserve">Hint (optional): </w:t>
+      </w:r>
+      <w:r>
+        <w:rPr>
+          <w:sz w:val="20"/>
+          <w:szCs w:val="20"/>
+        </w:rPr>
+        <w:t xml:space="preserve">Try starting with the word "proportion" or "scale". Re-read the question and underline what it is asking you to compare or find. Use one number or word from the problem as your evidence.</w:t>
+      </w:r>
+    </w:p>
+    <w:p>
+      <w:pPr>
+        <w:spacing w:after="60"/>
+      </w:pPr>
+      <w:r>
+        <w:rPr>
+          <w:b/>
+          <w:bCs/>
+          <w:color w:val="12355B"/>
+          <w:sz w:val="19"/>
+          <w:szCs w:val="19"/>
+        </w:rPr>
+        <w:t xml:space="preserve">Sentence starters (optional)</w:t>
+      </w:r>
+    </w:p>
+    <w:p>
+      <w:pPr>
+        <w:spacing w:after="60"/>
+      </w:pPr>
+      <w:r>
+        <w:rPr>
           <w:sz w:val="21"/>
           <w:szCs w:val="21"/>
         </w:rPr>
@@ -627,6 +664,43 @@
       </w:pPr>
       <w:r>
         <w:rPr>
+          <w:b/>
+          <w:bCs/>
+          <w:color w:val="1FA6A2"/>
+          <w:sz w:val="20"/>
+          <w:szCs w:val="20"/>
+        </w:rPr>
+        <w:t xml:space="preserve">Hint (optional): </w:t>
+      </w:r>
+      <w:r>
+        <w:rPr>
+          <w:sz w:val="20"/>
+          <w:szCs w:val="20"/>
+        </w:rPr>
+        <w:t xml:space="preserve">Try starting with the word "proportion" or "equivalent". Re-read the question and underline what it is asking you to compare or find. Use one number or word from the problem as your evidence.</w:t>
+      </w:r>
+    </w:p>
+    <w:p>
+      <w:pPr>
+        <w:spacing w:after="60"/>
+      </w:pPr>
+      <w:r>
+        <w:rPr>
+          <w:b/>
+          <w:bCs/>
+          <w:color w:val="12355B"/>
+          <w:sz w:val="19"/>
+          <w:szCs w:val="19"/>
+        </w:rPr>
+        <w:t xml:space="preserve">Sentence starters (optional)</w:t>
+      </w:r>
+    </w:p>
+    <w:p>
+      <w:pPr>
+        <w:spacing w:after="60"/>
+      </w:pPr>
+      <w:r>
+        <w:rPr>
           <w:sz w:val="21"/>
           <w:szCs w:val="21"/>
         </w:rPr>
@@ -809,6 +883,43 @@
           <w:szCs w:val="20"/>
         </w:rPr>
         <w:t xml:space="preserve">Scaling recipes, comparing prices, and mixing ingredients all use ratio reasoning.</w:t>
+      </w:r>
+    </w:p>
+    <w:p>
+      <w:pPr>
+        <w:spacing w:after="60"/>
+      </w:pPr>
+      <w:r>
+        <w:rPr>
+          <w:b/>
+          <w:bCs/>
+          <w:color w:val="1FA6A2"/>
+          <w:sz w:val="20"/>
+          <w:szCs w:val="20"/>
+        </w:rPr>
+        <w:t xml:space="preserve">Hint (optional): </w:t>
+      </w:r>
+      <w:r>
+        <w:rPr>
+          <w:sz w:val="20"/>
+          <w:szCs w:val="20"/>
+        </w:rPr>
+        <w:t xml:space="preserve">Try starting with the word "proportion" or "scale". Re-read the question and underline what it is asking you to compare or find. Use one number or word from the problem as your evidence.</w:t>
+      </w:r>
+    </w:p>
+    <w:p>
+      <w:pPr>
+        <w:spacing w:after="60"/>
+      </w:pPr>
+      <w:r>
+        <w:rPr>
+          <w:b/>
+          <w:bCs/>
+          <w:color w:val="12355B"/>
+          <w:sz w:val="19"/>
+          <w:szCs w:val="19"/>
+        </w:rPr>
+        <w:t xml:space="preserve">Sentence starters (optional)</w:t>
       </w:r>
     </w:p>
     <w:p>

--- a/lessons/3-6/downloads/3-6-notes.docx
+++ b/lessons/3-6/downloads/3-6-notes.docx
@@ -97,6 +97,69 @@
       </w:pPr>
       <w:r>
         <w:rPr>
+          <w:i/>
+          <w:iCs/>
+          <w:color w:val="5F6F80"/>
+          <w:sz w:val="19"/>
+          <w:szCs w:val="19"/>
+        </w:rPr>
+        <w:t xml:space="preserve">Picture first, then the word, then a plain-language meaning.</w:t>
+      </w:r>
+    </w:p>
+    <w:p>
+      <w:pPr>
+        <w:keepNext/>
+        <w:spacing w:after="20" w:before="120"/>
+        <w:jc w:val="center"/>
+      </w:pPr>
+      <w:r>
+        <w:drawing>
+          <wp:inline distT="0" distB="0" distL="0" distR="0">
+            <wp:extent cx="1238250" cy="933450"/>
+            <wp:effectExtent t="0" r="0" b="0" l="0"/>
+            <wp:docPr id="1" name="" descr="" title=""/>
+            <wp:cNvGraphicFramePr>
+              <a:graphicFrameLocks xmlns:a="http://schemas.openxmlformats.org/drawingml/2006/main" noChangeAspect="1"/>
+            </wp:cNvGraphicFramePr>
+            <a:graphic xmlns:a="http://schemas.openxmlformats.org/drawingml/2006/main">
+              <a:graphicData uri="http://schemas.openxmlformats.org/drawingml/2006/picture">
+                <pic:pic xmlns:pic="http://schemas.openxmlformats.org/drawingml/2006/picture">
+                  <pic:nvPicPr>
+                    <pic:cNvPr id="0" name="" descr=""/>
+                    <pic:cNvPicPr>
+                      <a:picLocks noChangeAspect="1" noChangeArrowheads="1"/>
+                    </pic:cNvPicPr>
+                  </pic:nvPicPr>
+                  <pic:blipFill>
+                    <a:blip r:embed="rId9" cstate="none"/>
+                    <a:srcRect/>
+                    <a:stretch>
+                      <a:fillRect/>
+                    </a:stretch>
+                  </pic:blipFill>
+                  <pic:spPr bwMode="auto">
+                    <a:xfrm>
+                      <a:off x="0" y="0"/>
+                      <a:ext cx="1238250" cy="933450"/>
+                    </a:xfrm>
+                    <a:prstGeom prst="rect">
+                      <a:avLst/>
+                    </a:prstGeom>
+                  </pic:spPr>
+                </pic:pic>
+              </a:graphicData>
+            </a:graphic>
+          </wp:inline>
+        </w:drawing>
+      </w:r>
+    </w:p>
+    <w:p>
+      <w:pPr>
+        <w:keepNext/>
+        <w:spacing w:after="20"/>
+      </w:pPr>
+      <w:r>
+        <w:rPr>
           <w:b/>
           <w:bCs/>
           <w:color w:val="12355B"/>
@@ -118,7 +181,7 @@
     </w:p>
     <w:p>
       <w:pPr>
-        <w:spacing w:after="60"/>
+        <w:spacing w:after="160"/>
       </w:pPr>
       <w:r>
         <w:rPr>
@@ -130,22 +193,55 @@
     </w:p>
     <w:p>
       <w:pPr>
-        <w:spacing w:after="60"/>
-      </w:pPr>
-      <w:r>
-        <w:rPr>
-          <w:i/>
-          <w:iCs/>
-          <w:color w:val="5F6F80"/>
-          <w:sz w:val="19"/>
-          <w:szCs w:val="19"/>
-        </w:rPr>
-        <w:t xml:space="preserve">2/3 = 8/12</w:t>
-      </w:r>
-    </w:p>
-    <w:p>
-      <w:pPr>
-        <w:spacing w:after="60"/>
+        <w:keepNext/>
+        <w:spacing w:after="20" w:before="120"/>
+        <w:jc w:val="center"/>
+      </w:pPr>
+      <w:r>
+        <w:drawing>
+          <wp:inline distT="0" distB="0" distL="0" distR="0">
+            <wp:extent cx="1238250" cy="933450"/>
+            <wp:effectExtent t="0" r="0" b="0" l="0"/>
+            <wp:docPr id="1" name="" descr="" title=""/>
+            <wp:cNvGraphicFramePr>
+              <a:graphicFrameLocks xmlns:a="http://schemas.openxmlformats.org/drawingml/2006/main" noChangeAspect="1"/>
+            </wp:cNvGraphicFramePr>
+            <a:graphic xmlns:a="http://schemas.openxmlformats.org/drawingml/2006/main">
+              <a:graphicData uri="http://schemas.openxmlformats.org/drawingml/2006/picture">
+                <pic:pic xmlns:pic="http://schemas.openxmlformats.org/drawingml/2006/picture">
+                  <pic:nvPicPr>
+                    <pic:cNvPr id="0" name="" descr=""/>
+                    <pic:cNvPicPr>
+                      <a:picLocks noChangeAspect="1" noChangeArrowheads="1"/>
+                    </pic:cNvPicPr>
+                  </pic:nvPicPr>
+                  <pic:blipFill>
+                    <a:blip r:embed="rId9" cstate="none"/>
+                    <a:srcRect/>
+                    <a:stretch>
+                      <a:fillRect/>
+                    </a:stretch>
+                  </pic:blipFill>
+                  <pic:spPr bwMode="auto">
+                    <a:xfrm>
+                      <a:off x="0" y="0"/>
+                      <a:ext cx="1238250" cy="933450"/>
+                    </a:xfrm>
+                    <a:prstGeom prst="rect">
+                      <a:avLst/>
+                    </a:prstGeom>
+                  </pic:spPr>
+                </pic:pic>
+              </a:graphicData>
+            </a:graphic>
+          </wp:inline>
+        </w:drawing>
+      </w:r>
+    </w:p>
+    <w:p>
+      <w:pPr>
+        <w:keepNext/>
+        <w:spacing w:after="20"/>
       </w:pPr>
       <w:r>
         <w:rPr>
@@ -170,7 +266,7 @@
     </w:p>
     <w:p>
       <w:pPr>
-        <w:spacing w:after="60"/>
+        <w:spacing w:after="160"/>
       </w:pPr>
       <w:r>
         <w:rPr>
@@ -182,22 +278,55 @@
     </w:p>
     <w:p>
       <w:pPr>
-        <w:spacing w:after="60"/>
-      </w:pPr>
-      <w:r>
-        <w:rPr>
-          <w:i/>
-          <w:iCs/>
-          <w:color w:val="5F6F80"/>
-          <w:sz w:val="19"/>
-          <w:szCs w:val="19"/>
-        </w:rPr>
-        <w:t xml:space="preserve">2/3 = 8/12 → 2×12 = 24 and 3×8 = 24 ✓</w:t>
-      </w:r>
-    </w:p>
-    <w:p>
-      <w:pPr>
-        <w:spacing w:after="60"/>
+        <w:keepNext/>
+        <w:spacing w:after="20" w:before="120"/>
+        <w:jc w:val="center"/>
+      </w:pPr>
+      <w:r>
+        <w:drawing>
+          <wp:inline distT="0" distB="0" distL="0" distR="0">
+            <wp:extent cx="1238250" cy="933450"/>
+            <wp:effectExtent t="0" r="0" b="0" l="0"/>
+            <wp:docPr id="1" name="" descr="" title=""/>
+            <wp:cNvGraphicFramePr>
+              <a:graphicFrameLocks xmlns:a="http://schemas.openxmlformats.org/drawingml/2006/main" noChangeAspect="1"/>
+            </wp:cNvGraphicFramePr>
+            <a:graphic xmlns:a="http://schemas.openxmlformats.org/drawingml/2006/main">
+              <a:graphicData uri="http://schemas.openxmlformats.org/drawingml/2006/picture">
+                <pic:pic xmlns:pic="http://schemas.openxmlformats.org/drawingml/2006/picture">
+                  <pic:nvPicPr>
+                    <pic:cNvPr id="0" name="" descr=""/>
+                    <pic:cNvPicPr>
+                      <a:picLocks noChangeAspect="1" noChangeArrowheads="1"/>
+                    </pic:cNvPicPr>
+                  </pic:nvPicPr>
+                  <pic:blipFill>
+                    <a:blip r:embed="rId10" cstate="none"/>
+                    <a:srcRect/>
+                    <a:stretch>
+                      <a:fillRect/>
+                    </a:stretch>
+                  </pic:blipFill>
+                  <pic:spPr bwMode="auto">
+                    <a:xfrm>
+                      <a:off x="0" y="0"/>
+                      <a:ext cx="1238250" cy="933450"/>
+                    </a:xfrm>
+                    <a:prstGeom prst="rect">
+                      <a:avLst/>
+                    </a:prstGeom>
+                  </pic:spPr>
+                </pic:pic>
+              </a:graphicData>
+            </a:graphic>
+          </wp:inline>
+        </w:drawing>
+      </w:r>
+    </w:p>
+    <w:p>
+      <w:pPr>
+        <w:keepNext/>
+        <w:spacing w:after="20"/>
       </w:pPr>
       <w:r>
         <w:rPr>
@@ -222,7 +351,7 @@
     </w:p>
     <w:p>
       <w:pPr>
-        <w:spacing w:after="60"/>
+        <w:spacing w:after="160"/>
       </w:pPr>
       <w:r>
         <w:rPr>
@@ -234,22 +363,55 @@
     </w:p>
     <w:p>
       <w:pPr>
-        <w:spacing w:after="60"/>
-      </w:pPr>
-      <w:r>
-        <w:rPr>
-          <w:i/>
-          <w:iCs/>
-          <w:color w:val="5F6F80"/>
-          <w:sz w:val="19"/>
-          <w:szCs w:val="19"/>
-        </w:rPr>
-        <w:t xml:space="preserve">5:8 × 3 → 15:24</w:t>
-      </w:r>
-    </w:p>
-    <w:p>
-      <w:pPr>
-        <w:spacing w:after="60"/>
+        <w:keepNext/>
+        <w:spacing w:after="20" w:before="120"/>
+        <w:jc w:val="center"/>
+      </w:pPr>
+      <w:r>
+        <w:drawing>
+          <wp:inline distT="0" distB="0" distL="0" distR="0">
+            <wp:extent cx="1238250" cy="933450"/>
+            <wp:effectExtent t="0" r="0" b="0" l="0"/>
+            <wp:docPr id="1" name="" descr="" title=""/>
+            <wp:cNvGraphicFramePr>
+              <a:graphicFrameLocks xmlns:a="http://schemas.openxmlformats.org/drawingml/2006/main" noChangeAspect="1"/>
+            </wp:cNvGraphicFramePr>
+            <a:graphic xmlns:a="http://schemas.openxmlformats.org/drawingml/2006/main">
+              <a:graphicData uri="http://schemas.openxmlformats.org/drawingml/2006/picture">
+                <pic:pic xmlns:pic="http://schemas.openxmlformats.org/drawingml/2006/picture">
+                  <pic:nvPicPr>
+                    <pic:cNvPr id="0" name="" descr=""/>
+                    <pic:cNvPicPr>
+                      <a:picLocks noChangeAspect="1" noChangeArrowheads="1"/>
+                    </pic:cNvPicPr>
+                  </pic:nvPicPr>
+                  <pic:blipFill>
+                    <a:blip r:embed="rId11" cstate="none"/>
+                    <a:srcRect/>
+                    <a:stretch>
+                      <a:fillRect/>
+                    </a:stretch>
+                  </pic:blipFill>
+                  <pic:spPr bwMode="auto">
+                    <a:xfrm>
+                      <a:off x="0" y="0"/>
+                      <a:ext cx="1238250" cy="933450"/>
+                    </a:xfrm>
+                    <a:prstGeom prst="rect">
+                      <a:avLst/>
+                    </a:prstGeom>
+                  </pic:spPr>
+                </pic:pic>
+              </a:graphicData>
+            </a:graphic>
+          </wp:inline>
+        </w:drawing>
+      </w:r>
+    </w:p>
+    <w:p>
+      <w:pPr>
+        <w:keepNext/>
+        <w:spacing w:after="20"/>
       </w:pPr>
       <w:r>
         <w:rPr>
@@ -274,7 +436,7 @@
     </w:p>
     <w:p>
       <w:pPr>
-        <w:spacing w:after="60"/>
+        <w:spacing w:after="160"/>
       </w:pPr>
       <w:r>
         <w:rPr>
@@ -286,22 +448,55 @@
     </w:p>
     <w:p>
       <w:pPr>
-        <w:spacing w:after="60"/>
-      </w:pPr>
-      <w:r>
-        <w:rPr>
-          <w:i/>
-          <w:iCs/>
-          <w:color w:val="5F6F80"/>
-          <w:sz w:val="19"/>
-          <w:szCs w:val="19"/>
-        </w:rPr>
-        <w:t xml:space="preserve">1/2 and 3/6 and 5/10 all equal the same amount — half</w:t>
-      </w:r>
-    </w:p>
-    <w:p>
-      <w:pPr>
-        <w:spacing w:after="60"/>
+        <w:keepNext/>
+        <w:spacing w:after="20" w:before="120"/>
+        <w:jc w:val="center"/>
+      </w:pPr>
+      <w:r>
+        <w:drawing>
+          <wp:inline distT="0" distB="0" distL="0" distR="0">
+            <wp:extent cx="1238250" cy="933450"/>
+            <wp:effectExtent t="0" r="0" b="0" l="0"/>
+            <wp:docPr id="1" name="" descr="" title=""/>
+            <wp:cNvGraphicFramePr>
+              <a:graphicFrameLocks xmlns:a="http://schemas.openxmlformats.org/drawingml/2006/main" noChangeAspect="1"/>
+            </wp:cNvGraphicFramePr>
+            <a:graphic xmlns:a="http://schemas.openxmlformats.org/drawingml/2006/main">
+              <a:graphicData uri="http://schemas.openxmlformats.org/drawingml/2006/picture">
+                <pic:pic xmlns:pic="http://schemas.openxmlformats.org/drawingml/2006/picture">
+                  <pic:nvPicPr>
+                    <pic:cNvPr id="0" name="" descr=""/>
+                    <pic:cNvPicPr>
+                      <a:picLocks noChangeAspect="1" noChangeArrowheads="1"/>
+                    </pic:cNvPicPr>
+                  </pic:nvPicPr>
+                  <pic:blipFill>
+                    <a:blip r:embed="rId12" cstate="none"/>
+                    <a:srcRect/>
+                    <a:stretch>
+                      <a:fillRect/>
+                    </a:stretch>
+                  </pic:blipFill>
+                  <pic:spPr bwMode="auto">
+                    <a:xfrm>
+                      <a:off x="0" y="0"/>
+                      <a:ext cx="1238250" cy="933450"/>
+                    </a:xfrm>
+                    <a:prstGeom prst="rect">
+                      <a:avLst/>
+                    </a:prstGeom>
+                  </pic:spPr>
+                </pic:pic>
+              </a:graphicData>
+            </a:graphic>
+          </wp:inline>
+        </w:drawing>
+      </w:r>
+    </w:p>
+    <w:p>
+      <w:pPr>
+        <w:keepNext/>
+        <w:spacing w:after="20"/>
       </w:pPr>
       <w:r>
         <w:rPr>
@@ -326,7 +521,7 @@
     </w:p>
     <w:p>
       <w:pPr>
-        <w:spacing w:after="60"/>
+        <w:spacing w:after="160"/>
       </w:pPr>
       <w:r>
         <w:rPr>
@@ -334,21 +529,6 @@
           <w:szCs w:val="21"/>
         </w:rPr>
         <w:t xml:space="preserve">A rate for just 1 of something. You find it by dividing.</w:t>
-      </w:r>
-    </w:p>
-    <w:p>
-      <w:pPr>
-        <w:spacing w:after="60"/>
-      </w:pPr>
-      <w:r>
-        <w:rPr>
-          <w:i/>
-          <w:iCs/>
-          <w:color w:val="5F6F80"/>
-          <w:sz w:val="19"/>
-          <w:szCs w:val="19"/>
-        </w:rPr>
-        <w:t xml:space="preserve">60 miles in 3 hours → 20 miles per 1 hour</w:t>
       </w:r>
     </w:p>
     <w:p>

--- a/lessons/3-6/downloads/3-6-notes.docx
+++ b/lessons/3-6/downloads/3-6-notes.docx
@@ -1208,7 +1208,7 @@
           <w:sz w:val="24"/>
           <w:szCs w:val="24"/>
         </w:rPr>
-        <w:t xml:space="preserve">Try the Model</w:t>
+        <w:t xml:space="preserve">Solved Example</w:t>
       </w:r>
       <w:r>
         <w:rPr>
@@ -1218,90 +1218,152 @@
           <w:sz w:val="19"/>
           <w:szCs w:val="19"/>
         </w:rPr>
-        <w:t xml:space="preserve">   step through it together</w:t>
-      </w:r>
-    </w:p>
-    <w:p>
-      <w:pPr>
-        <w:spacing w:after="80"/>
-      </w:pPr>
-      <w:r>
-        <w:rPr>
-          <w:sz w:val="21"/>
-          <w:szCs w:val="21"/>
-        </w:rPr>
-        <w:t xml:space="preserve">Chef Reyes wrote several pairs of ratios on the board. Sort them: which pairs are equivalent ratios (proportions) and which are NOT equivalent?</w:t>
-      </w:r>
-    </w:p>
-    <w:p>
-      <w:pPr>
+        <w:t xml:space="preserve">   I Do — watch each step</w:t>
+      </w:r>
+    </w:p>
+    <w:p>
+      <w:pPr>
+        <w:keepNext/>
         <w:spacing w:after="40"/>
       </w:pPr>
       <w:r>
-        <w:t xml:space="preserve"/>
-      </w:r>
-    </w:p>
-    <w:tbl>
-      <w:tblPr>
-        <w:tblW w:type="pct" w:w="100%"/>
-        <w:tblBorders>
-          <w:top w:val="single" w:color="C7D2DD" w:sz="6"/>
-          <w:left w:val="single" w:color="C7D2DD" w:sz="6"/>
-          <w:bottom w:val="single" w:color="C7D2DD" w:sz="6"/>
-          <w:right w:val="single" w:color="C7D2DD" w:sz="6"/>
-          <w:insideH w:val="single" w:color="auto" w:sz="4"/>
-          <w:insideV w:val="single" w:color="auto" w:sz="4"/>
-        </w:tblBorders>
-      </w:tblPr>
-      <w:tblGrid>
-        <w:gridCol w:w="100"/>
-      </w:tblGrid>
-      <w:tr>
-        <w:tc>
-          <w:tcPr>
-            <w:shd w:fill="E6F4F3" w:color="auto" w:val="clear"/>
-            <w:tcMar>
-              <w:top w:type="dxa" w:w="60"/>
-              <w:left w:type="dxa" w:w="120"/>
-              <w:bottom w:type="dxa" w:w="60"/>
-              <w:right w:type="dxa" w:w="120"/>
-            </w:tcMar>
-          </w:tcPr>
-          <w:p>
-            <w:pPr>
-              <w:spacing w:after="0" w:line="320"/>
-            </w:pPr>
-            <w:r>
-              <w:t xml:space="preserve"/>
-            </w:r>
-          </w:p>
-          <w:p>
-            <w:pPr>
-              <w:spacing w:after="0" w:line="320"/>
-            </w:pPr>
-            <w:r>
-              <w:t xml:space="preserve"/>
-            </w:r>
-          </w:p>
-          <w:p>
-            <w:pPr>
-              <w:spacing w:after="0" w:line="320"/>
-            </w:pPr>
-            <w:r>
-              <w:t xml:space="preserve"/>
-            </w:r>
-          </w:p>
-          <w:p>
-            <w:pPr>
-              <w:spacing w:after="0" w:line="320"/>
-            </w:pPr>
-            <w:r>
-              <w:t xml:space="preserve"/>
-            </w:r>
-          </w:p>
-        </w:tc>
-      </w:tr>
-    </w:tbl>
+        <w:rPr>
+          <w:b/>
+          <w:bCs/>
+          <w:color w:val="12355B"/>
+          <w:sz w:val="21"/>
+          <w:szCs w:val="21"/>
+        </w:rPr>
+        <w:t xml:space="preserve">Problem:  </w:t>
+      </w:r>
+      <w:r>
+        <w:rPr>
+          <w:sz w:val="21"/>
+          <w:szCs w:val="21"/>
+        </w:rPr>
+        <w:t xml:space="preserve">A recipe uses 4 cups of broth for every 10 servings. How many cups of broth are needed for 30 servings?</w:t>
+      </w:r>
+    </w:p>
+    <w:p>
+      <w:pPr>
+        <w:spacing w:after="30"/>
+        <w:ind w:left="420"/>
+      </w:pPr>
+      <w:r>
+        <w:rPr>
+          <w:sz w:val="20"/>
+          <w:szCs w:val="20"/>
+        </w:rPr>
+        <w:t xml:space="preserve">A)  12</w:t>
+      </w:r>
+    </w:p>
+    <w:p>
+      <w:pPr>
+        <w:spacing w:after="30"/>
+        <w:ind w:left="420"/>
+      </w:pPr>
+      <w:r>
+        <w:rPr>
+          <w:sz w:val="20"/>
+          <w:szCs w:val="20"/>
+        </w:rPr>
+        <w:t xml:space="preserve">B)  8</w:t>
+      </w:r>
+    </w:p>
+    <w:p>
+      <w:pPr>
+        <w:spacing w:after="30"/>
+        <w:ind w:left="420"/>
+      </w:pPr>
+      <w:r>
+        <w:rPr>
+          <w:sz w:val="20"/>
+          <w:szCs w:val="20"/>
+        </w:rPr>
+        <w:t xml:space="preserve">C)  14</w:t>
+      </w:r>
+    </w:p>
+    <w:p>
+      <w:pPr>
+        <w:spacing w:after="30"/>
+        <w:ind w:left="420"/>
+      </w:pPr>
+      <w:r>
+        <w:rPr>
+          <w:sz w:val="20"/>
+          <w:szCs w:val="20"/>
+        </w:rPr>
+        <w:t xml:space="preserve">D)  40</w:t>
+      </w:r>
+    </w:p>
+    <w:p>
+      <w:pPr>
+        <w:spacing w:after="20" w:before="50"/>
+      </w:pPr>
+      <w:r>
+        <w:rPr>
+          <w:b/>
+          <w:bCs/>
+          <w:color w:val="1FA6A2"/>
+          <w:sz w:val="21"/>
+          <w:szCs w:val="21"/>
+        </w:rPr>
+        <w:t xml:space="preserve">Step 1:  </w:t>
+      </w:r>
+      <w:r>
+        <w:rPr>
+          <w:sz w:val="21"/>
+          <w:szCs w:val="21"/>
+        </w:rPr>
+        <w:t xml:space="preserve">Scale factor: 30 ÷ 10 = 3.</w:t>
+      </w:r>
+    </w:p>
+    <w:p>
+      <w:pPr>
+        <w:spacing w:after="20" w:before="50"/>
+      </w:pPr>
+      <w:r>
+        <w:rPr>
+          <w:b/>
+          <w:bCs/>
+          <w:color w:val="1FA6A2"/>
+          <w:sz w:val="21"/>
+          <w:szCs w:val="21"/>
+        </w:rPr>
+        <w:t xml:space="preserve">Step 2:  </w:t>
+      </w:r>
+      <w:r>
+        <w:rPr>
+          <w:sz w:val="21"/>
+          <w:szCs w:val="21"/>
+        </w:rPr>
+        <w:t xml:space="preserve">Multiply broth by 3: 4 × 3 = 12 cups.</w:t>
+      </w:r>
+    </w:p>
+    <w:p>
+      <w:pPr>
+        <w:spacing w:after="40" w:before="60"/>
+      </w:pPr>
+      <w:r>
+        <w:rPr>
+          <w:b/>
+          <w:bCs/>
+          <w:color w:val="12355B"/>
+          <w:sz w:val="21"/>
+          <w:szCs w:val="21"/>
+        </w:rPr>
+        <w:t xml:space="preserve">Answer:  </w:t>
+      </w:r>
+      <w:r>
+        <w:rPr>
+          <w:b/>
+          <w:bCs/>
+          <w:sz w:val="21"/>
+          <w:szCs w:val="21"/>
+        </w:rPr>
+        <w:t xml:space="preserve">A. 12</w:t>
+      </w:r>
+    </w:p>
     <w:p>
       <w:pPr>
         <w:pStyle w:val="Heading1"/>
@@ -1346,6 +1408,170 @@
           <w:szCs w:val="19"/>
         </w:rPr>
         <w:t xml:space="preserve">   We Do — work with your class</w:t>
+      </w:r>
+    </w:p>
+    <w:p>
+      <w:pPr>
+        <w:keepNext/>
+        <w:spacing w:after="40" w:before="40"/>
+      </w:pPr>
+      <w:r>
+        <w:rPr>
+          <w:b/>
+          <w:bCs/>
+          <w:color w:val="12355B"/>
+          <w:sz w:val="21"/>
+          <w:szCs w:val="21"/>
+        </w:rPr>
+        <w:t xml:space="preserve">Problem:  </w:t>
+      </w:r>
+      <w:r>
+        <w:rPr>
+          <w:sz w:val="21"/>
+          <w:szCs w:val="21"/>
+        </w:rPr>
+        <w:t xml:space="preserve">Are the ratios 6:9 and 2:3 equivalent?</w:t>
+      </w:r>
+    </w:p>
+    <w:p>
+      <w:pPr>
+        <w:spacing w:after="30"/>
+        <w:ind w:left="420"/>
+      </w:pPr>
+      <w:r>
+        <w:rPr>
+          <w:sz w:val="20"/>
+          <w:szCs w:val="20"/>
+        </w:rPr>
+        <w:t xml:space="preserve">A)  Yes, both simplify to 2:3</w:t>
+      </w:r>
+    </w:p>
+    <w:p>
+      <w:pPr>
+        <w:spacing w:after="30"/>
+        <w:ind w:left="420"/>
+      </w:pPr>
+      <w:r>
+        <w:rPr>
+          <w:sz w:val="20"/>
+          <w:szCs w:val="20"/>
+        </w:rPr>
+        <w:t xml:space="preserve">B)  No, 6 ≠ 2</w:t>
+      </w:r>
+    </w:p>
+    <w:p>
+      <w:pPr>
+        <w:spacing w:after="30"/>
+        <w:ind w:left="420"/>
+      </w:pPr>
+      <w:r>
+        <w:rPr>
+          <w:sz w:val="20"/>
+          <w:szCs w:val="20"/>
+        </w:rPr>
+        <w:t xml:space="preserve">C)  Yes, because 6 + 9 = 15</w:t>
+      </w:r>
+    </w:p>
+    <w:p>
+      <w:pPr>
+        <w:spacing w:after="30"/>
+        <w:ind w:left="420"/>
+      </w:pPr>
+      <w:r>
+        <w:rPr>
+          <w:sz w:val="20"/>
+          <w:szCs w:val="20"/>
+        </w:rPr>
+        <w:t xml:space="preserve">D)  No, because 9 - 6 ≠ 3 - 2</w:t>
+      </w:r>
+    </w:p>
+    <w:p>
+      <w:pPr>
+        <w:keepNext/>
+        <w:spacing w:after="0" w:before="50"/>
+      </w:pPr>
+      <w:r>
+        <w:rPr>
+          <w:b/>
+          <w:bCs/>
+          <w:color w:val="6B4FA0"/>
+          <w:sz w:val="21"/>
+          <w:szCs w:val="21"/>
+        </w:rPr>
+        <w:t xml:space="preserve">Step 1:</w:t>
+      </w:r>
+    </w:p>
+    <w:p>
+      <w:pPr>
+        <w:pBdr>
+          <w:bottom w:val="single" w:color="AFBECC" w:sz="6"/>
+        </w:pBdr>
+        <w:spacing w:after="30" w:before="150"/>
+      </w:pPr>
+      <w:r>
+        <w:t xml:space="preserve"/>
+      </w:r>
+    </w:p>
+    <w:p>
+      <w:pPr>
+        <w:keepNext/>
+        <w:spacing w:after="0" w:before="50"/>
+      </w:pPr>
+      <w:r>
+        <w:rPr>
+          <w:b/>
+          <w:bCs/>
+          <w:color w:val="6B4FA0"/>
+          <w:sz w:val="21"/>
+          <w:szCs w:val="21"/>
+        </w:rPr>
+        <w:t xml:space="preserve">Step 2:</w:t>
+      </w:r>
+    </w:p>
+    <w:p>
+      <w:pPr>
+        <w:pBdr>
+          <w:bottom w:val="single" w:color="AFBECC" w:sz="6"/>
+        </w:pBdr>
+        <w:spacing w:after="30" w:before="150"/>
+      </w:pPr>
+      <w:r>
+        <w:t xml:space="preserve"/>
+      </w:r>
+    </w:p>
+    <w:p>
+      <w:pPr>
+        <w:keepNext/>
+        <w:spacing w:after="0" w:before="60"/>
+      </w:pPr>
+      <w:r>
+        <w:rPr>
+          <w:b/>
+          <w:bCs/>
+          <w:color w:val="12355B"/>
+          <w:sz w:val="21"/>
+          <w:szCs w:val="21"/>
+        </w:rPr>
+        <w:t xml:space="preserve">Answer:</w:t>
+      </w:r>
+    </w:p>
+    <w:p>
+      <w:pPr>
+        <w:pBdr>
+          <w:bottom w:val="single" w:color="AFBECC" w:sz="6"/>
+        </w:pBdr>
+        <w:spacing w:after="30" w:before="150"/>
+      </w:pPr>
+      <w:r>
+        <w:t xml:space="preserve"/>
+      </w:r>
+    </w:p>
+    <w:p>
+      <w:pPr>
+        <w:spacing w:after="80"/>
+      </w:pPr>
+      <w:r>
+        <w:t xml:space="preserve"/>
       </w:r>
     </w:p>
     <w:tbl>
@@ -1850,7 +2076,7 @@
           <w:sz w:val="21"/>
           <w:szCs w:val="21"/>
         </w:rPr>
-        <w:t xml:space="preserve">A recipe uses 4 cups of broth for every 10 servings. How many cups of broth are needed for 30 servings?</w:t>
+        <w:t xml:space="preserve">If 3 pounds of apples cost $6, how much do 7 pounds cost?</w:t>
       </w:r>
     </w:p>
     <w:p>
@@ -1863,7 +2089,7 @@
           <w:sz w:val="20"/>
           <w:szCs w:val="20"/>
         </w:rPr>
-        <w:t xml:space="preserve">A)  12</w:t>
+        <w:t xml:space="preserve">A)  $14</w:t>
       </w:r>
     </w:p>
     <w:p>
@@ -1876,7 +2102,7 @@
           <w:sz w:val="20"/>
           <w:szCs w:val="20"/>
         </w:rPr>
-        <w:t xml:space="preserve">B)  8</w:t>
+        <w:t xml:space="preserve">B)  $13</w:t>
       </w:r>
     </w:p>
     <w:p>
@@ -1889,7 +2115,7 @@
           <w:sz w:val="20"/>
           <w:szCs w:val="20"/>
         </w:rPr>
-        <w:t xml:space="preserve">C)  14</w:t>
+        <w:t xml:space="preserve">C)  $10</w:t>
       </w:r>
     </w:p>
     <w:p>
@@ -1902,7 +2128,7 @@
           <w:sz w:val="20"/>
           <w:szCs w:val="20"/>
         </w:rPr>
-        <w:t xml:space="preserve">D)  40</w:t>
+        <w:t xml:space="preserve">D)  $21</w:t>
       </w:r>
     </w:p>
     <w:p>
@@ -1980,7 +2206,7 @@
           <w:sz w:val="21"/>
           <w:szCs w:val="21"/>
         </w:rPr>
-        <w:t xml:space="preserve">Are the ratios 6:9 and 2:3 equivalent?</w:t>
+        <w:t xml:space="preserve">Solve the proportion: 2/5 = x/20. What is x?</w:t>
       </w:r>
     </w:p>
     <w:p>
@@ -1993,7 +2219,7 @@
           <w:sz w:val="20"/>
           <w:szCs w:val="20"/>
         </w:rPr>
-        <w:t xml:space="preserve">A)  Yes, both simplify to 2:3</w:t>
+        <w:t xml:space="preserve">A)  8</w:t>
       </w:r>
     </w:p>
     <w:p>
@@ -2006,7 +2232,7 @@
           <w:sz w:val="20"/>
           <w:szCs w:val="20"/>
         </w:rPr>
-        <w:t xml:space="preserve">B)  No, 6 ≠ 2</w:t>
+        <w:t xml:space="preserve">B)  10</w:t>
       </w:r>
     </w:p>
     <w:p>
@@ -2019,7 +2245,7 @@
           <w:sz w:val="20"/>
           <w:szCs w:val="20"/>
         </w:rPr>
-        <w:t xml:space="preserve">C)  Yes, because 6 + 9 = 15</w:t>
+        <w:t xml:space="preserve">C)  4</w:t>
       </w:r>
     </w:p>
     <w:p>
@@ -2032,7 +2258,7 @@
           <w:sz w:val="20"/>
           <w:szCs w:val="20"/>
         </w:rPr>
-        <w:t xml:space="preserve">D)  No, because 9 - 6 ≠ 3 - 2</w:t>
+        <w:t xml:space="preserve">D)  12</w:t>
       </w:r>
     </w:p>
     <w:p>
@@ -2110,7 +2336,7 @@
           <w:sz w:val="21"/>
           <w:szCs w:val="21"/>
         </w:rPr>
-        <w:t xml:space="preserve">If 3 pounds of apples cost $6, how much do 7 pounds cost?</w:t>
+        <w:t xml:space="preserve">A chef uses the proportion 3/7 = x/28 to scale a recipe. What is x?</w:t>
       </w:r>
     </w:p>
     <w:p>
@@ -2123,7 +2349,7 @@
           <w:sz w:val="20"/>
           <w:szCs w:val="20"/>
         </w:rPr>
-        <w:t xml:space="preserve">A)  $14</w:t>
+        <w:t xml:space="preserve">A)  12</w:t>
       </w:r>
     </w:p>
     <w:p>
@@ -2136,7 +2362,7 @@
           <w:sz w:val="20"/>
           <w:szCs w:val="20"/>
         </w:rPr>
-        <w:t xml:space="preserve">B)  $13</w:t>
+        <w:t xml:space="preserve">B)  14</w:t>
       </w:r>
     </w:p>
     <w:p>
@@ -2149,7 +2375,7 @@
           <w:sz w:val="20"/>
           <w:szCs w:val="20"/>
         </w:rPr>
-        <w:t xml:space="preserve">C)  $10</w:t>
+        <w:t xml:space="preserve">C)  9</w:t>
       </w:r>
     </w:p>
     <w:p>
@@ -2162,7 +2388,7 @@
           <w:sz w:val="20"/>
           <w:szCs w:val="20"/>
         </w:rPr>
-        <w:t xml:space="preserve">D)  $21</w:t>
+        <w:t xml:space="preserve">D)  21</w:t>
       </w:r>
     </w:p>
     <w:p>
@@ -2240,67 +2466,7 @@
           <w:sz w:val="21"/>
           <w:szCs w:val="21"/>
         </w:rPr>
-        <w:t xml:space="preserve">Solve the proportion: 2/5 = x/20. What is x?</w:t>
-      </w:r>
-    </w:p>
-    <w:p>
-      <w:pPr>
-        <w:spacing w:after="40"/>
-        <w:ind w:left="420"/>
-      </w:pPr>
-      <w:r>
-        <w:rPr>
-          <w:sz w:val="20"/>
-          <w:szCs w:val="20"/>
-        </w:rPr>
-        <w:t xml:space="preserve">A)  8</w:t>
-      </w:r>
-    </w:p>
-    <w:p>
-      <w:pPr>
-        <w:spacing w:after="40"/>
-        <w:ind w:left="420"/>
-      </w:pPr>
-      <w:r>
-        <w:rPr>
-          <w:sz w:val="20"/>
-          <w:szCs w:val="20"/>
-        </w:rPr>
-        <w:t xml:space="preserve">B)  10</w:t>
-      </w:r>
-    </w:p>
-    <w:p>
-      <w:pPr>
-        <w:spacing w:after="40"/>
-        <w:ind w:left="420"/>
-      </w:pPr>
-      <w:r>
-        <w:rPr>
-          <w:sz w:val="20"/>
-          <w:szCs w:val="20"/>
-        </w:rPr>
-        <w:t xml:space="preserve">C)  4</w:t>
-      </w:r>
-    </w:p>
-    <w:p>
-      <w:pPr>
-        <w:spacing w:after="40"/>
-        <w:ind w:left="420"/>
-      </w:pPr>
-      <w:r>
-        <w:rPr>
-          <w:sz w:val="20"/>
-          <w:szCs w:val="20"/>
-        </w:rPr>
-        <w:t xml:space="preserve">D)  12</w:t>
-      </w:r>
-    </w:p>
-    <w:p>
-      <w:pPr>
-        <w:spacing w:after="20"/>
-      </w:pPr>
-      <w:r>
-        <w:t xml:space="preserve"/>
+        <w:t xml:space="preserve">A recipe serves 6 people and uses 4 cups of rice. You need to serve 15 people. Show two different methods to find how much rice you need: (1) using a scale factor and (2) using a unit rate.</w:t>
       </w:r>
     </w:p>
     <w:tbl>
@@ -2345,6 +2511,22 @@
               <w:t xml:space="preserve"/>
             </w:r>
           </w:p>
+          <w:p>
+            <w:pPr>
+              <w:spacing w:after="0" w:line="320"/>
+            </w:pPr>
+            <w:r>
+              <w:t xml:space="preserve"/>
+            </w:r>
+          </w:p>
+          <w:p>
+            <w:pPr>
+              <w:spacing w:after="0" w:line="320"/>
+            </w:pPr>
+            <w:r>
+              <w:t xml:space="preserve"/>
+            </w:r>
+          </w:p>
         </w:tc>
       </w:tr>
     </w:tbl>
@@ -3005,6 +3187,64 @@
           <w:sz w:val="24"/>
           <w:szCs w:val="24"/>
         </w:rPr>
+        <w:t xml:space="preserve">Worked Notes (I Do / We Do)</w:t>
+      </w:r>
+    </w:p>
+    <w:p>
+      <w:pPr>
+        <w:spacing w:after="80"/>
+      </w:pPr>
+      <w:r>
+        <w:rPr>
+          <w:b/>
+          <w:bCs/>
+          <w:sz w:val="21"/>
+          <w:szCs w:val="21"/>
+        </w:rPr>
+        <w:t xml:space="preserve">I Do:  </w:t>
+      </w:r>
+      <w:r>
+        <w:rPr>
+          <w:sz w:val="21"/>
+          <w:szCs w:val="21"/>
+        </w:rPr>
+        <w:t xml:space="preserve">A. 12</w:t>
+      </w:r>
+    </w:p>
+    <w:p>
+      <w:pPr>
+        <w:spacing w:after="80"/>
+      </w:pPr>
+      <w:r>
+        <w:rPr>
+          <w:b/>
+          <w:bCs/>
+          <w:sz w:val="21"/>
+          <w:szCs w:val="21"/>
+        </w:rPr>
+        <w:t xml:space="preserve">We Do:  </w:t>
+      </w:r>
+      <w:r>
+        <w:rPr>
+          <w:sz w:val="21"/>
+          <w:szCs w:val="21"/>
+        </w:rPr>
+        <w:t xml:space="preserve">A. Yes, both simplify to 2:3</w:t>
+      </w:r>
+    </w:p>
+    <w:p>
+      <w:pPr>
+        <w:pStyle w:val="Heading2"/>
+        <w:spacing w:after="80" w:before="180"/>
+      </w:pPr>
+      <w:r>
+        <w:rPr>
+          <w:b/>
+          <w:bCs/>
+          <w:color w:val="12355B"/>
+          <w:sz w:val="24"/>
+          <w:szCs w:val="24"/>
+        </w:rPr>
         <w:t xml:space="preserve">Independent Practice</w:t>
       </w:r>
     </w:p>
@@ -3026,7 +3266,7 @@
           <w:sz w:val="21"/>
           <w:szCs w:val="21"/>
         </w:rPr>
-        <w:t xml:space="preserve">A)  12</w:t>
+        <w:t xml:space="preserve">A)  $14</w:t>
       </w:r>
       <w:r>
         <w:rPr>
@@ -3036,7 +3276,7 @@
           <w:sz w:val="19"/>
           <w:szCs w:val="19"/>
         </w:rPr>
-        <w:t xml:space="preserve">  — Scale factor: 30 ÷ 10 = 3. Multiply broth by 3: 4 × 3 = 12 cups.</w:t>
+        <w:t xml:space="preserve">  — Unit rate: $6 ÷ 3 = $2 per pound. For 7 pounds: $2 × 7 = $14.</w:t>
       </w:r>
     </w:p>
     <w:p>
@@ -3057,7 +3297,7 @@
           <w:sz w:val="21"/>
           <w:szCs w:val="21"/>
         </w:rPr>
-        <w:t xml:space="preserve">A)  Yes, both simplify to 2:3</w:t>
+        <w:t xml:space="preserve">A)  8</w:t>
       </w:r>
       <w:r>
         <w:rPr>
@@ -3067,7 +3307,7 @@
           <w:sz w:val="19"/>
           <w:szCs w:val="19"/>
         </w:rPr>
-        <w:t xml:space="preserve">  — Divide 6:9 by 3 to get 2:3. Since both ratios simplify to 2:3, they are equivalent.</w:t>
+        <w:t xml:space="preserve">  — Scale factor: 20 ÷ 5 = 4. Multiply: 2 × 4 = 8. So x = 8.</w:t>
       </w:r>
     </w:p>
     <w:p>
@@ -3088,7 +3328,7 @@
           <w:sz w:val="21"/>
           <w:szCs w:val="21"/>
         </w:rPr>
-        <w:t xml:space="preserve">A)  $14</w:t>
+        <w:t xml:space="preserve">A)  12</w:t>
       </w:r>
       <w:r>
         <w:rPr>
@@ -3098,7 +3338,7 @@
           <w:sz w:val="19"/>
           <w:szCs w:val="19"/>
         </w:rPr>
-        <w:t xml:space="preserve">  — Unit rate: $6 ÷ 3 = $2 per pound. For 7 pounds: $2 × 7 = $14.</w:t>
+        <w:t xml:space="preserve">  — Scale factor: 28 ÷ 7 = 4. Multiply: 3 × 4 = 12. So x = 12.</w:t>
       </w:r>
     </w:p>
     <w:p>
@@ -3119,17 +3359,10 @@
           <w:sz w:val="21"/>
           <w:szCs w:val="21"/>
         </w:rPr>
-        <w:t xml:space="preserve">A)  8</w:t>
-      </w:r>
-      <w:r>
-        <w:rPr>
-          <w:i/>
-          <w:iCs/>
-          <w:color w:val="5F6F80"/>
-          <w:sz w:val="19"/>
-          <w:szCs w:val="19"/>
-        </w:rPr>
-        <w:t xml:space="preserve">  — Scale factor: 20 ÷ 5 = 4. Multiply: 2 × 4 = 8. So x = 8.</w:t>
+        <w:t xml:space="preserve">Method 1 (scale factor): 15 ÷ 6 = 2.5. Multiply rice by 2.5: 4 × 2.5 = 10 cups. Method 2 (unit rate): 4 ÷ 6 = 2/3 cup per person. For 15 people: 2/3 × 15 = 10 cups. Both methods give 10 cups of rice.</w:t>
+      </w:r>
+      <w:r>
+        <w:t xml:space="preserve"/>
       </w:r>
     </w:p>
     <w:p>

--- a/lessons/3-6/downloads/3-6-notes.docx
+++ b/lessons/3-6/downloads/3-6-notes.docx
@@ -1023,6 +1023,216 @@
     <w:p>
       <w:pPr>
         <w:pStyle w:val="Heading1"/>
+        <w:pBdr>
+          <w:bottom w:val="single" w:color="1FA6A2" w:sz="14" w:space="6"/>
+        </w:pBdr>
+        <w:spacing w:after="140" w:before="260"/>
+      </w:pPr>
+      <w:r>
+        <w:rPr>
+          <w:b/>
+          <w:bCs/>
+          <w:color w:val="12355B"/>
+          <w:sz w:val="30"/>
+          <w:szCs w:val="30"/>
+        </w:rPr>
+        <w:t xml:space="preserve">Guided Notes</w:t>
+      </w:r>
+    </w:p>
+    <w:p>
+      <w:pPr>
+        <w:spacing w:after="100"/>
+      </w:pPr>
+      <w:r>
+        <w:rPr>
+          <w:i/>
+          <w:iCs/>
+          <w:color w:val="5F6F80"/>
+          <w:sz w:val="19"/>
+          <w:szCs w:val="19"/>
+        </w:rPr>
+        <w:t xml:space="preserve">Fill in each blank as we go. Use the Word Bank to help you.</w:t>
+      </w:r>
+    </w:p>
+    <w:tbl>
+      <w:tblPr>
+        <w:tblW w:type="pct" w:w="100%"/>
+        <w:tblBorders>
+          <w:top w:val="single" w:color="BBD0DE" w:sz="8"/>
+          <w:left w:val="single" w:color="BBD0DE" w:sz="8"/>
+          <w:bottom w:val="single" w:color="BBD0DE" w:sz="8"/>
+          <w:right w:val="single" w:color="BBD0DE" w:sz="8"/>
+          <w:insideH w:val="single" w:color="auto" w:sz="4"/>
+          <w:insideV w:val="single" w:color="auto" w:sz="4"/>
+        </w:tblBorders>
+      </w:tblPr>
+      <w:tblGrid>
+        <w:gridCol w:w="100"/>
+      </w:tblGrid>
+      <w:tr>
+        <w:tc>
+          <w:tcPr>
+            <w:shd w:fill="EEF4F8" w:color="auto" w:val="clear"/>
+            <w:tcMar>
+              <w:top w:type="dxa" w:w="120"/>
+              <w:left w:type="dxa" w:w="180"/>
+              <w:bottom w:type="dxa" w:w="120"/>
+              <w:right w:type="dxa" w:w="180"/>
+            </w:tcMar>
+          </w:tcPr>
+          <w:p>
+            <w:pPr>
+              <w:spacing w:after="40"/>
+            </w:pPr>
+            <w:r>
+              <w:rPr>
+                <w:b/>
+                <w:bCs/>
+                <w:color w:val="1FA6A2"/>
+                <w:sz w:val="18"/>
+                <w:szCs w:val="18"/>
+              </w:rPr>
+              <w:t xml:space="preserve">WORD BANK</w:t>
+            </w:r>
+          </w:p>
+          <w:p>
+            <w:pPr>
+              <w:spacing w:after="80"/>
+            </w:pPr>
+            <w:r>
+              <w:rPr>
+                <w:b/>
+                <w:bCs/>
+                <w:sz w:val="21"/>
+                <w:szCs w:val="21"/>
+              </w:rPr>
+              <w:t xml:space="preserve">Proportion      •      Cross-multiply      •      Scale      •      Equivalent      •      Unit rate</w:t>
+            </w:r>
+          </w:p>
+        </w:tc>
+      </w:tr>
+    </w:tbl>
+    <w:p>
+      <w:pPr>
+        <w:spacing w:after="80"/>
+      </w:pPr>
+      <w:r>
+        <w:t xml:space="preserve"/>
+      </w:r>
+    </w:p>
+    <w:p>
+      <w:pPr>
+        <w:spacing w:after="120" w:before="80"/>
+      </w:pPr>
+      <w:r>
+        <w:rPr>
+          <w:b/>
+          <w:bCs/>
+          <w:color w:val="12355B"/>
+          <w:sz w:val="22"/>
+          <w:szCs w:val="22"/>
+        </w:rPr>
+        <w:t xml:space="preserve">1.  </w:t>
+      </w:r>
+      <w:r>
+        <w:rPr>
+          <w:sz w:val="22"/>
+          <w:szCs w:val="22"/>
+        </w:rPr>
+        <w:t xml:space="preserve">An equation that states two ratios are equal is a ___.</w:t>
+      </w:r>
+    </w:p>
+    <w:p>
+      <w:pPr>
+        <w:spacing w:after="120" w:before="80"/>
+      </w:pPr>
+      <w:r>
+        <w:rPr>
+          <w:b/>
+          <w:bCs/>
+          <w:color w:val="12355B"/>
+          <w:sz w:val="22"/>
+          <w:szCs w:val="22"/>
+        </w:rPr>
+        <w:t xml:space="preserve">2.  </w:t>
+      </w:r>
+      <w:r>
+        <w:rPr>
+          <w:sz w:val="22"/>
+          <w:szCs w:val="22"/>
+        </w:rPr>
+        <w:t xml:space="preserve">Multiplying the numerator of one ratio by the denominator of the other to check a proportion is to ___.</w:t>
+      </w:r>
+    </w:p>
+    <w:p>
+      <w:pPr>
+        <w:spacing w:after="120" w:before="80"/>
+      </w:pPr>
+      <w:r>
+        <w:rPr>
+          <w:b/>
+          <w:bCs/>
+          <w:color w:val="12355B"/>
+          <w:sz w:val="22"/>
+          <w:szCs w:val="22"/>
+        </w:rPr>
+        <w:t xml:space="preserve">3.  </w:t>
+      </w:r>
+      <w:r>
+        <w:rPr>
+          <w:sz w:val="22"/>
+          <w:szCs w:val="22"/>
+        </w:rPr>
+        <w:t xml:space="preserve">To multiply a ratio up or down by the same factor is to ___ it.</w:t>
+      </w:r>
+    </w:p>
+    <w:p>
+      <w:pPr>
+        <w:spacing w:after="120" w:before="80"/>
+      </w:pPr>
+      <w:r>
+        <w:rPr>
+          <w:b/>
+          <w:bCs/>
+          <w:color w:val="12355B"/>
+          <w:sz w:val="22"/>
+          <w:szCs w:val="22"/>
+        </w:rPr>
+        <w:t xml:space="preserve">4.  </w:t>
+      </w:r>
+      <w:r>
+        <w:rPr>
+          <w:sz w:val="22"/>
+          <w:szCs w:val="22"/>
+        </w:rPr>
+        <w:t xml:space="preserve">Two ratios that show the same comparison are ___.</w:t>
+      </w:r>
+    </w:p>
+    <w:p>
+      <w:pPr>
+        <w:spacing w:after="120" w:before="80"/>
+      </w:pPr>
+      <w:r>
+        <w:rPr>
+          <w:b/>
+          <w:bCs/>
+          <w:color w:val="12355B"/>
+          <w:sz w:val="22"/>
+          <w:szCs w:val="22"/>
+        </w:rPr>
+        <w:t xml:space="preserve">5.  </w:t>
+      </w:r>
+      <w:r>
+        <w:rPr>
+          <w:sz w:val="22"/>
+          <w:szCs w:val="22"/>
+        </w:rPr>
+        <w:t xml:space="preserve">The amount for exactly one unit is the ___.</w:t>
+      </w:r>
+    </w:p>
+    <w:p>
+      <w:pPr>
+        <w:pStyle w:val="Heading1"/>
         <w:pageBreakBefore/>
         <w:pBdr>
           <w:bottom w:val="single" w:color="1FA6A2" w:sz="14" w:space="6"/>
@@ -1995,6 +2205,87 @@
     </w:p>
     <w:p>
       <w:pPr>
+        <w:spacing w:after="40" w:before="80"/>
+      </w:pPr>
+      <w:r>
+        <w:rPr>
+          <w:b/>
+          <w:bCs/>
+          <w:color w:val="12355B"/>
+          <w:sz w:val="21"/>
+          <w:szCs w:val="21"/>
+        </w:rPr>
+        <w:t xml:space="preserve">4. </w:t>
+      </w:r>
+      <w:r>
+        <w:rPr>
+          <w:b/>
+          <w:bCs/>
+          <w:color w:val="6B4FA0"/>
+          <w:sz w:val="19"/>
+          <w:szCs w:val="19"/>
+        </w:rPr>
+        <w:t xml:space="preserve">[Practice] </w:t>
+      </w:r>
+      <w:r>
+        <w:rPr>
+          <w:b/>
+          <w:bCs/>
+          <w:sz w:val="21"/>
+          <w:szCs w:val="21"/>
+        </w:rPr>
+        <w:t xml:space="preserve">During practice on Use Ratio Reasoning, what strategy did you use when a problem felt tricky?</w:t>
+      </w:r>
+    </w:p>
+    <w:p>
+      <w:pPr>
+        <w:spacing w:after="60"/>
+      </w:pPr>
+      <w:r>
+        <w:rPr>
+          <w:color w:val="1A2733"/>
+          <w:sz w:val="21"/>
+          <w:szCs w:val="21"/>
+        </w:rPr>
+        <w:t xml:space="preserve">Start with:  I reasoned that 4:7 and 12:21 are ___ because ___.</w:t>
+      </w:r>
+      <w:r>
+        <w:rPr>
+          <w:i/>
+          <w:iCs/>
+          <w:color w:val="5F6F80"/>
+          <w:sz w:val="19"/>
+          <w:szCs w:val="19"/>
+        </w:rPr>
+        <w:br/>
+        <w:t xml:space="preserve">Razoné que 4:7 y 12:21 son ___ porque ___.</w:t>
+      </w:r>
+    </w:p>
+    <w:p>
+      <w:pPr>
+        <w:spacing w:after="80"/>
+      </w:pPr>
+      <w:r>
+        <w:rPr>
+          <w:b/>
+          <w:bCs/>
+          <w:color w:val="12355B"/>
+          <w:sz w:val="19"/>
+          <w:szCs w:val="19"/>
+        </w:rPr>
+        <w:t xml:space="preserve">Word bank:  </w:t>
+      </w:r>
+      <w:r>
+        <w:rPr>
+          <w:color w:val="1FA6A2"/>
+          <w:sz w:val="19"/>
+          <w:szCs w:val="19"/>
+        </w:rPr>
+        <w:t xml:space="preserve">Proportion,  Cross-multiply,  Scale,  Equivalent</w:t>
+      </w:r>
+    </w:p>
+    <w:p>
+      <w:pPr>
         <w:pStyle w:val="Heading1"/>
         <w:pageBreakBefore/>
         <w:pBdr>
@@ -2547,33 +2838,7 @@
           <w:sz w:val="30"/>
           <w:szCs w:val="30"/>
         </w:rPr>
-        <w:t xml:space="preserve">Write About the Math</w:t>
-      </w:r>
-    </w:p>
-    <w:p>
-      <w:pPr>
-        <w:pStyle w:val="Heading2"/>
-        <w:spacing w:after="80" w:before="180"/>
-      </w:pPr>
-      <w:r>
-        <w:rPr>
-          <w:b/>
-          <w:bCs/>
-          <w:color w:val="12355B"/>
-          <w:sz w:val="24"/>
-          <w:szCs w:val="24"/>
-        </w:rPr>
-        <w:t xml:space="preserve">Build Strong Sentences</w:t>
-      </w:r>
-      <w:r>
-        <w:rPr>
-          <w:i/>
-          <w:iCs/>
-          <w:color w:val="B97A12"/>
-          <w:sz w:val="19"/>
-          <w:szCs w:val="19"/>
-        </w:rPr>
-        <w:t xml:space="preserve">   The Writing Revolution</w:t>
+        <w:t xml:space="preserve">Exit Ticket</w:t>
       </w:r>
     </w:p>
     <w:p>
@@ -2588,435 +2853,86 @@
           <w:sz w:val="19"/>
           <w:szCs w:val="19"/>
         </w:rPr>
-        <w:t xml:space="preserve">I can explain my reasoning using the words proportion, scale, equivalent, and unit rate.</w:t>
-      </w:r>
-    </w:p>
-    <w:p>
-      <w:pPr>
-        <w:pStyle w:val="Heading2"/>
-        <w:spacing w:after="80" w:before="180"/>
-      </w:pPr>
-      <w:r>
-        <w:rPr>
-          <w:b/>
-          <w:bCs/>
-          <w:color w:val="12355B"/>
-          <w:sz w:val="24"/>
-          <w:szCs w:val="24"/>
-        </w:rPr>
-        <w:t xml:space="preserve">1. Kernel Sentence</w:t>
-      </w:r>
-      <w:r>
-        <w:rPr>
-          <w:i/>
-          <w:iCs/>
-          <w:color w:val="1FA6A2"/>
-          <w:sz w:val="19"/>
-          <w:szCs w:val="19"/>
-        </w:rPr>
-        <w:t xml:space="preserve">   subject + verb</w:t>
-      </w:r>
-    </w:p>
-    <w:tbl>
-      <w:tblPr>
-        <w:tblW w:type="pct" w:w="100%"/>
-        <w:tblBorders>
-          <w:top w:val="single" w:color="B97A12" w:sz="8"/>
-          <w:left w:val="single" w:color="B97A12" w:sz="8"/>
-          <w:bottom w:val="single" w:color="B97A12" w:sz="8"/>
-          <w:right w:val="single" w:color="B97A12" w:sz="8"/>
-          <w:insideH w:val="single" w:color="auto" w:sz="4"/>
-          <w:insideV w:val="single" w:color="auto" w:sz="4"/>
-        </w:tblBorders>
-      </w:tblPr>
-      <w:tblGrid>
-        <w:gridCol w:w="100"/>
-      </w:tblGrid>
-      <w:tr>
-        <w:tc>
-          <w:tcPr>
-            <w:shd w:fill="FBF3E2" w:color="auto" w:val="clear"/>
-            <w:tcMar>
-              <w:top w:type="dxa" w:w="120"/>
-              <w:left w:type="dxa" w:w="180"/>
-              <w:bottom w:type="dxa" w:w="120"/>
-              <w:right w:type="dxa" w:w="180"/>
-            </w:tcMar>
-          </w:tcPr>
-          <w:p>
-            <w:pPr>
-              <w:spacing w:after="0"/>
-            </w:pPr>
-            <w:r>
-              <w:rPr>
-                <w:b/>
-                <w:bCs/>
-                <w:color w:val="1FA6A2"/>
-                <w:sz w:val="20"/>
-                <w:szCs w:val="20"/>
-              </w:rPr>
-              <w:t xml:space="preserve">Model:  </w:t>
-            </w:r>
-            <w:r>
-              <w:rPr>
-                <w:sz w:val="20"/>
-                <w:szCs w:val="20"/>
-              </w:rPr>
-              <w:t xml:space="preserve">Scale is to multiply or divide both parts of a ratio by the same number.</w:t>
-            </w:r>
-          </w:p>
-        </w:tc>
-      </w:tr>
-    </w:tbl>
+        <w:t xml:space="preserve">Answer on your own. This shows what you learned today.</w:t>
+      </w:r>
+    </w:p>
+    <w:p>
+      <w:pPr>
+        <w:spacing w:after="80" w:before="80"/>
+      </w:pPr>
+      <w:r>
+        <w:rPr>
+          <w:color w:val="B97A12"/>
+          <w:sz w:val="22"/>
+          <w:szCs w:val="22"/>
+        </w:rPr>
+        <w:t xml:space="preserve">★  </w:t>
+      </w:r>
+      <w:r>
+        <w:rPr>
+          <w:b/>
+          <w:bCs/>
+          <w:sz w:val="22"/>
+          <w:szCs w:val="22"/>
+        </w:rPr>
+        <w:t xml:space="preserve">A recipe calls for 6 cups of flour for every 15 cookies. How many cups of flour are needed to make 45 cookies?</w:t>
+      </w:r>
+    </w:p>
+    <w:p>
+      <w:pPr>
+        <w:spacing w:after="60"/>
+        <w:ind w:left="420"/>
+      </w:pPr>
+      <w:r>
+        <w:rPr>
+          <w:sz w:val="21"/>
+          <w:szCs w:val="21"/>
+        </w:rPr>
+        <w:t xml:space="preserve">A)  18</w:t>
+      </w:r>
+    </w:p>
+    <w:p>
+      <w:pPr>
+        <w:spacing w:after="60"/>
+        <w:ind w:left="420"/>
+      </w:pPr>
+      <w:r>
+        <w:rPr>
+          <w:sz w:val="21"/>
+          <w:szCs w:val="21"/>
+        </w:rPr>
+        <w:t xml:space="preserve">B)  12</w:t>
+      </w:r>
+    </w:p>
+    <w:p>
+      <w:pPr>
+        <w:spacing w:after="60"/>
+        <w:ind w:left="420"/>
+      </w:pPr>
+      <w:r>
+        <w:rPr>
+          <w:sz w:val="21"/>
+          <w:szCs w:val="21"/>
+        </w:rPr>
+        <w:t xml:space="preserve">C)  24</w:t>
+      </w:r>
+    </w:p>
+    <w:p>
+      <w:pPr>
+        <w:spacing w:after="60"/>
+        <w:ind w:left="420"/>
+      </w:pPr>
+      <w:r>
+        <w:rPr>
+          <w:sz w:val="21"/>
+          <w:szCs w:val="21"/>
+        </w:rPr>
+        <w:t xml:space="preserve">D)  21</w:t>
+      </w:r>
+    </w:p>
     <w:p>
       <w:pPr>
         <w:spacing w:after="40"/>
-      </w:pPr>
-      <w:r>
-        <w:t xml:space="preserve"/>
-      </w:r>
-    </w:p>
-    <w:p>
-      <w:pPr>
-        <w:spacing w:after="60"/>
-      </w:pPr>
-      <w:r>
-        <w:rPr>
-          <w:color w:val="1A2733"/>
-          <w:sz w:val="21"/>
-          <w:szCs w:val="21"/>
-        </w:rPr>
-        <w:t xml:space="preserve">Write a kernel sentence about scale. Use a subject and a verb.</w:t>
-      </w:r>
-      <w:r>
-        <w:rPr>
-          <w:i/>
-          <w:iCs/>
-          <w:color w:val="5F6F80"/>
-          <w:sz w:val="19"/>
-          <w:szCs w:val="19"/>
-        </w:rPr>
-        <w:br/>
-        <w:t xml:space="preserve">Escribe una oración base sobre escalar. Usa un sujeto y un verbo.</w:t>
-      </w:r>
-    </w:p>
-    <w:p>
-      <w:pPr>
-        <w:pBdr>
-          <w:bottom w:val="single" w:color="AFBECC" w:sz="6"/>
-        </w:pBdr>
-        <w:spacing w:after="30" w:before="150"/>
-      </w:pPr>
-      <w:r>
-        <w:t xml:space="preserve"/>
-      </w:r>
-    </w:p>
-    <w:p>
-      <w:pPr>
-        <w:pBdr>
-          <w:bottom w:val="single" w:color="AFBECC" w:sz="6"/>
-        </w:pBdr>
-        <w:spacing w:after="30" w:before="150"/>
-      </w:pPr>
-      <w:r>
-        <w:t xml:space="preserve"/>
-      </w:r>
-    </w:p>
-    <w:p>
-      <w:pPr>
-        <w:pStyle w:val="Heading2"/>
-        <w:spacing w:after="80" w:before="180"/>
-      </w:pPr>
-      <w:r>
-        <w:rPr>
-          <w:b/>
-          <w:bCs/>
-          <w:color w:val="12355B"/>
-          <w:sz w:val="24"/>
-          <w:szCs w:val="24"/>
-        </w:rPr>
-        <w:t xml:space="preserve">2. Sentence Expansion</w:t>
-      </w:r>
-      <w:r>
-        <w:rPr>
-          <w:i/>
-          <w:iCs/>
-          <w:color w:val="1FA6A2"/>
-          <w:sz w:val="19"/>
-          <w:szCs w:val="19"/>
-        </w:rPr>
-        <w:t xml:space="preserve">   because · but · so</w:t>
-      </w:r>
-    </w:p>
-    <w:p>
-      <w:pPr>
-        <w:spacing w:after="80"/>
-      </w:pPr>
-      <w:r>
-        <w:rPr>
-          <w:b/>
-          <w:bCs/>
-          <w:color w:val="1FA6A2"/>
-          <w:sz w:val="20"/>
-          <w:szCs w:val="20"/>
-        </w:rPr>
-        <w:t xml:space="preserve">Kernel:  </w:t>
-      </w:r>
-      <w:r>
-        <w:rPr>
-          <w:sz w:val="20"/>
-          <w:szCs w:val="20"/>
-        </w:rPr>
-        <w:t xml:space="preserve">Scale matters in math</w:t>
-      </w:r>
-    </w:p>
-    <w:p>
-      <w:pPr>
-        <w:spacing w:after="80"/>
-      </w:pPr>
-      <w:r>
-        <w:rPr>
-          <w:b/>
-          <w:bCs/>
-          <w:color w:val="12355B"/>
-          <w:sz w:val="21"/>
-          <w:szCs w:val="21"/>
-        </w:rPr>
-        <w:t xml:space="preserve">because  </w:t>
-      </w:r>
-      <w:r>
-        <w:rPr>
-          <w:sz w:val="21"/>
-          <w:szCs w:val="21"/>
-        </w:rPr>
-        <w:t xml:space="preserve">Scale matters in math because ___.</w:t>
-      </w:r>
-      <w:r>
-        <w:rPr>
-          <w:i/>
-          <w:iCs/>
-          <w:color w:val="5F6F80"/>
-          <w:sz w:val="19"/>
-          <w:szCs w:val="19"/>
-        </w:rPr>
-        <w:br/>
-        <w:t xml:space="preserve">Escalar importa en matemáticas porque ___.</w:t>
-      </w:r>
-    </w:p>
-    <w:p>
-      <w:pPr>
-        <w:pBdr>
-          <w:bottom w:val="single" w:color="AFBECC" w:sz="6"/>
-        </w:pBdr>
-        <w:spacing w:after="30" w:before="150"/>
-      </w:pPr>
-      <w:r>
-        <w:t xml:space="preserve"/>
-      </w:r>
-    </w:p>
-    <w:p>
-      <w:pPr>
-        <w:spacing w:after="80"/>
-      </w:pPr>
-      <w:r>
-        <w:rPr>
-          <w:b/>
-          <w:bCs/>
-          <w:color w:val="12355B"/>
-          <w:sz w:val="21"/>
-          <w:szCs w:val="21"/>
-        </w:rPr>
-        <w:t xml:space="preserve">but  </w:t>
-      </w:r>
-      <w:r>
-        <w:rPr>
-          <w:sz w:val="21"/>
-          <w:szCs w:val="21"/>
-        </w:rPr>
-        <w:t xml:space="preserve">Scale matters in math, but ___.</w:t>
-      </w:r>
-      <w:r>
-        <w:rPr>
-          <w:i/>
-          <w:iCs/>
-          <w:color w:val="5F6F80"/>
-          <w:sz w:val="19"/>
-          <w:szCs w:val="19"/>
-        </w:rPr>
-        <w:br/>
-        <w:t xml:space="preserve">Escalar importa en matemáticas, pero ___.</w:t>
-      </w:r>
-    </w:p>
-    <w:p>
-      <w:pPr>
-        <w:pBdr>
-          <w:bottom w:val="single" w:color="AFBECC" w:sz="6"/>
-        </w:pBdr>
-        <w:spacing w:after="30" w:before="150"/>
-      </w:pPr>
-      <w:r>
-        <w:t xml:space="preserve"/>
-      </w:r>
-    </w:p>
-    <w:p>
-      <w:pPr>
-        <w:spacing w:after="80"/>
-      </w:pPr>
-      <w:r>
-        <w:rPr>
-          <w:b/>
-          <w:bCs/>
-          <w:color w:val="12355B"/>
-          <w:sz w:val="21"/>
-          <w:szCs w:val="21"/>
-        </w:rPr>
-        <w:t xml:space="preserve">so  </w:t>
-      </w:r>
-      <w:r>
-        <w:rPr>
-          <w:sz w:val="21"/>
-          <w:szCs w:val="21"/>
-        </w:rPr>
-        <w:t xml:space="preserve">Scale matters in math, so ___.</w:t>
-      </w:r>
-      <w:r>
-        <w:rPr>
-          <w:i/>
-          <w:iCs/>
-          <w:color w:val="5F6F80"/>
-          <w:sz w:val="19"/>
-          <w:szCs w:val="19"/>
-        </w:rPr>
-        <w:br/>
-        <w:t xml:space="preserve">Escalar importa en matemáticas, entonces ___.</w:t>
-      </w:r>
-    </w:p>
-    <w:p>
-      <w:pPr>
-        <w:pBdr>
-          <w:bottom w:val="single" w:color="AFBECC" w:sz="6"/>
-        </w:pBdr>
-        <w:spacing w:after="30" w:before="150"/>
-      </w:pPr>
-      <w:r>
-        <w:t xml:space="preserve"/>
-      </w:r>
-    </w:p>
-    <w:p>
-      <w:pPr>
-        <w:pStyle w:val="Heading2"/>
-        <w:spacing w:after="80" w:before="180"/>
-      </w:pPr>
-      <w:r>
-        <w:rPr>
-          <w:b/>
-          <w:bCs/>
-          <w:color w:val="12355B"/>
-          <w:sz w:val="24"/>
-          <w:szCs w:val="24"/>
-        </w:rPr>
-        <w:t xml:space="preserve">3. Explain Your Reasoning</w:t>
-      </w:r>
-      <w:r>
-        <w:rPr>
-          <w:i/>
-          <w:iCs/>
-          <w:color w:val="1FA6A2"/>
-          <w:sz w:val="19"/>
-          <w:szCs w:val="19"/>
-        </w:rPr>
-        <w:t xml:space="preserve">   use a sentence starter</w:t>
-      </w:r>
-    </w:p>
-    <w:p>
-      <w:pPr>
-        <w:spacing w:after="60"/>
-      </w:pPr>
-      <w:r>
-        <w:rPr>
-          <w:color w:val="1A2733"/>
-          <w:sz w:val="21"/>
-          <w:szCs w:val="21"/>
-        </w:rPr>
-        <w:t xml:space="preserve">120 guests is ___ times bigger than 8 because 120 divided by 8 equals ___.</w:t>
-      </w:r>
-      <w:r>
-        <w:rPr>
-          <w:i/>
-          <w:iCs/>
-          <w:color w:val="5F6F80"/>
-          <w:sz w:val="19"/>
-          <w:szCs w:val="19"/>
-        </w:rPr>
-        <w:br/>
-        <w:t xml:space="preserve">120 invitados es ___ veces más que 8 porque 120 entre 8 es ___.</w:t>
-      </w:r>
-    </w:p>
-    <w:p>
-      <w:pPr>
-        <w:spacing w:after="60"/>
-      </w:pPr>
-      <w:r>
-        <w:rPr>
-          <w:color w:val="1A2733"/>
-          <w:sz w:val="21"/>
-          <w:szCs w:val="21"/>
-        </w:rPr>
-        <w:t xml:space="preserve">So I scale by ___, which keeps the recipe in ___.</w:t>
-      </w:r>
-      <w:r>
-        <w:rPr>
-          <w:i/>
-          <w:iCs/>
-          <w:color w:val="5F6F80"/>
-          <w:sz w:val="19"/>
-          <w:szCs w:val="19"/>
-        </w:rPr>
-        <w:br/>
-        <w:t xml:space="preserve">Entonces escalo por ___, lo que mantiene la receta en ___.</w:t>
-      </w:r>
-    </w:p>
-    <w:p>
-      <w:pPr>
-        <w:spacing w:after="60"/>
-      </w:pPr>
-      <w:r>
-        <w:rPr>
-          <w:color w:val="1A2733"/>
-          <w:sz w:val="21"/>
-          <w:szCs w:val="21"/>
-        </w:rPr>
-        <w:t xml:space="preserve">I reasoned that 4:7 and 12:21 are ___ because ___.</w:t>
-      </w:r>
-      <w:r>
-        <w:rPr>
-          <w:i/>
-          <w:iCs/>
-          <w:color w:val="5F6F80"/>
-          <w:sz w:val="19"/>
-          <w:szCs w:val="19"/>
-        </w:rPr>
-        <w:br/>
-        <w:t xml:space="preserve">Razoné que 4:7 y 12:21 son ___ porque ___.</w:t>
-      </w:r>
-    </w:p>
-    <w:p>
-      <w:pPr>
-        <w:pBdr>
-          <w:bottom w:val="single" w:color="AFBECC" w:sz="6"/>
-        </w:pBdr>
-        <w:spacing w:after="30" w:before="150"/>
-      </w:pPr>
-      <w:r>
-        <w:t xml:space="preserve"/>
-      </w:r>
-    </w:p>
-    <w:p>
-      <w:pPr>
-        <w:pBdr>
-          <w:bottom w:val="single" w:color="AFBECC" w:sz="6"/>
-        </w:pBdr>
-        <w:spacing w:after="30" w:before="150"/>
       </w:pPr>
       <w:r>
         <w:t xml:space="preserve"/>
@@ -3039,7 +2955,7 @@
           <w:sz w:val="30"/>
           <w:szCs w:val="30"/>
         </w:rPr>
-        <w:t xml:space="preserve">Exit Ticket</w:t>
+        <w:t xml:space="preserve">Answer Key &amp; Teacher Guide</w:t>
       </w:r>
     </w:p>
     <w:p>
@@ -3054,115 +2970,224 @@
           <w:sz w:val="19"/>
           <w:szCs w:val="19"/>
         </w:rPr>
-        <w:t xml:space="preserve">Answer on your own. This shows what you learned today.</w:t>
-      </w:r>
-    </w:p>
-    <w:p>
-      <w:pPr>
-        <w:spacing w:after="80" w:before="80"/>
-      </w:pPr>
-      <w:r>
-        <w:rPr>
-          <w:color w:val="B97A12"/>
-          <w:sz w:val="22"/>
-          <w:szCs w:val="22"/>
-        </w:rPr>
-        <w:t xml:space="preserve">★  </w:t>
-      </w:r>
-      <w:r>
-        <w:rPr>
-          <w:b/>
-          <w:bCs/>
-          <w:sz w:val="22"/>
-          <w:szCs w:val="22"/>
-        </w:rPr>
-        <w:t xml:space="preserve">A recipe calls for 6 cups of flour for every 15 cookies. How many cups of flour are needed to make 45 cookies?</w:t>
-      </w:r>
-    </w:p>
-    <w:p>
-      <w:pPr>
-        <w:spacing w:after="60"/>
-        <w:ind w:left="420"/>
-      </w:pPr>
-      <w:r>
-        <w:rPr>
-          <w:sz w:val="21"/>
-          <w:szCs w:val="21"/>
-        </w:rPr>
-        <w:t xml:space="preserve">A)  18</w:t>
-      </w:r>
-    </w:p>
-    <w:p>
-      <w:pPr>
-        <w:spacing w:after="60"/>
-        <w:ind w:left="420"/>
-      </w:pPr>
-      <w:r>
-        <w:rPr>
-          <w:sz w:val="21"/>
-          <w:szCs w:val="21"/>
-        </w:rPr>
-        <w:t xml:space="preserve">B)  12</w:t>
-      </w:r>
-    </w:p>
-    <w:p>
-      <w:pPr>
-        <w:spacing w:after="60"/>
-        <w:ind w:left="420"/>
-      </w:pPr>
-      <w:r>
-        <w:rPr>
-          <w:sz w:val="21"/>
-          <w:szCs w:val="21"/>
-        </w:rPr>
-        <w:t xml:space="preserve">C)  24</w:t>
-      </w:r>
-    </w:p>
-    <w:p>
-      <w:pPr>
-        <w:spacing w:after="60"/>
-        <w:ind w:left="420"/>
-      </w:pPr>
-      <w:r>
-        <w:rPr>
-          <w:sz w:val="21"/>
-          <w:szCs w:val="21"/>
-        </w:rPr>
-        <w:t xml:space="preserve">D)  21</w:t>
-      </w:r>
-    </w:p>
-    <w:p>
-      <w:pPr>
-        <w:spacing w:after="40"/>
-      </w:pPr>
-      <w:r>
-        <w:t xml:space="preserve"/>
-      </w:r>
-    </w:p>
-    <w:p>
-      <w:pPr>
-        <w:pStyle w:val="Heading1"/>
-        <w:pageBreakBefore/>
-        <w:pBdr>
-          <w:bottom w:val="single" w:color="1FA6A2" w:sz="14" w:space="6"/>
-        </w:pBdr>
-        <w:spacing w:after="140" w:before="0"/>
-      </w:pPr>
-      <w:r>
-        <w:rPr>
-          <w:b/>
-          <w:bCs/>
-          <w:color w:val="12355B"/>
-          <w:sz w:val="30"/>
-          <w:szCs w:val="30"/>
-        </w:rPr>
-        <w:t xml:space="preserve">Answer Key &amp; Teacher Guide</w:t>
-      </w:r>
-    </w:p>
-    <w:p>
-      <w:pPr>
-        <w:spacing w:after="100"/>
-      </w:pPr>
+        <w:t xml:space="preserve">Teacher reference — remove or fold back before distributing to students.</w:t>
+      </w:r>
+    </w:p>
+    <w:p>
+      <w:pPr>
+        <w:pStyle w:val="Heading2"/>
+        <w:spacing w:after="80" w:before="180"/>
+      </w:pPr>
+      <w:r>
+        <w:rPr>
+          <w:b/>
+          <w:bCs/>
+          <w:color w:val="12355B"/>
+          <w:sz w:val="24"/>
+          <w:szCs w:val="24"/>
+        </w:rPr>
+        <w:t xml:space="preserve">Guided Notes (Fill-in)</w:t>
+      </w:r>
+    </w:p>
+    <w:p>
+      <w:pPr>
+        <w:spacing w:after="80"/>
+      </w:pPr>
+      <w:r>
+        <w:rPr>
+          <w:b/>
+          <w:bCs/>
+          <w:sz w:val="21"/>
+          <w:szCs w:val="21"/>
+        </w:rPr>
+        <w:t xml:space="preserve">Notes 1:  </w:t>
+      </w:r>
+      <w:r>
+        <w:rPr>
+          <w:sz w:val="21"/>
+          <w:szCs w:val="21"/>
+        </w:rPr>
+        <w:t xml:space="preserve">Proportion</w:t>
+      </w:r>
+    </w:p>
+    <w:p>
+      <w:pPr>
+        <w:spacing w:after="80"/>
+      </w:pPr>
+      <w:r>
+        <w:rPr>
+          <w:b/>
+          <w:bCs/>
+          <w:sz w:val="21"/>
+          <w:szCs w:val="21"/>
+        </w:rPr>
+        <w:t xml:space="preserve">Notes 2:  </w:t>
+      </w:r>
+      <w:r>
+        <w:rPr>
+          <w:sz w:val="21"/>
+          <w:szCs w:val="21"/>
+        </w:rPr>
+        <w:t xml:space="preserve">Cross-multiply</w:t>
+      </w:r>
+    </w:p>
+    <w:p>
+      <w:pPr>
+        <w:spacing w:after="80"/>
+      </w:pPr>
+      <w:r>
+        <w:rPr>
+          <w:b/>
+          <w:bCs/>
+          <w:sz w:val="21"/>
+          <w:szCs w:val="21"/>
+        </w:rPr>
+        <w:t xml:space="preserve">Notes 3:  </w:t>
+      </w:r>
+      <w:r>
+        <w:rPr>
+          <w:sz w:val="21"/>
+          <w:szCs w:val="21"/>
+        </w:rPr>
+        <w:t xml:space="preserve">Scale</w:t>
+      </w:r>
+    </w:p>
+    <w:p>
+      <w:pPr>
+        <w:spacing w:after="80"/>
+      </w:pPr>
+      <w:r>
+        <w:rPr>
+          <w:b/>
+          <w:bCs/>
+          <w:sz w:val="21"/>
+          <w:szCs w:val="21"/>
+        </w:rPr>
+        <w:t xml:space="preserve">Notes 4:  </w:t>
+      </w:r>
+      <w:r>
+        <w:rPr>
+          <w:sz w:val="21"/>
+          <w:szCs w:val="21"/>
+        </w:rPr>
+        <w:t xml:space="preserve">Equivalent</w:t>
+      </w:r>
+    </w:p>
+    <w:p>
+      <w:pPr>
+        <w:spacing w:after="80"/>
+      </w:pPr>
+      <w:r>
+        <w:rPr>
+          <w:b/>
+          <w:bCs/>
+          <w:sz w:val="21"/>
+          <w:szCs w:val="21"/>
+        </w:rPr>
+        <w:t xml:space="preserve">Notes 5:  </w:t>
+      </w:r>
+      <w:r>
+        <w:rPr>
+          <w:sz w:val="21"/>
+          <w:szCs w:val="21"/>
+        </w:rPr>
+        <w:t xml:space="preserve">Unit rate</w:t>
+      </w:r>
+    </w:p>
+    <w:p>
+      <w:pPr>
+        <w:pStyle w:val="Heading2"/>
+        <w:spacing w:after="80" w:before="180"/>
+      </w:pPr>
+      <w:r>
+        <w:rPr>
+          <w:b/>
+          <w:bCs/>
+          <w:color w:val="12355B"/>
+          <w:sz w:val="24"/>
+          <w:szCs w:val="24"/>
+        </w:rPr>
+        <w:t xml:space="preserve">Worked Notes (I Do / We Do)</w:t>
+      </w:r>
+    </w:p>
+    <w:p>
+      <w:pPr>
+        <w:spacing w:after="80"/>
+      </w:pPr>
+      <w:r>
+        <w:rPr>
+          <w:b/>
+          <w:bCs/>
+          <w:sz w:val="21"/>
+          <w:szCs w:val="21"/>
+        </w:rPr>
+        <w:t xml:space="preserve">I Do:  </w:t>
+      </w:r>
+      <w:r>
+        <w:rPr>
+          <w:sz w:val="21"/>
+          <w:szCs w:val="21"/>
+        </w:rPr>
+        <w:t xml:space="preserve">A. 12</w:t>
+      </w:r>
+    </w:p>
+    <w:p>
+      <w:pPr>
+        <w:spacing w:after="80"/>
+      </w:pPr>
+      <w:r>
+        <w:rPr>
+          <w:b/>
+          <w:bCs/>
+          <w:sz w:val="21"/>
+          <w:szCs w:val="21"/>
+        </w:rPr>
+        <w:t xml:space="preserve">We Do:  </w:t>
+      </w:r>
+      <w:r>
+        <w:rPr>
+          <w:sz w:val="21"/>
+          <w:szCs w:val="21"/>
+        </w:rPr>
+        <w:t xml:space="preserve">A. Yes, both simplify to 2:3</w:t>
+      </w:r>
+    </w:p>
+    <w:p>
+      <w:pPr>
+        <w:pStyle w:val="Heading2"/>
+        <w:spacing w:after="80" w:before="180"/>
+      </w:pPr>
+      <w:r>
+        <w:rPr>
+          <w:b/>
+          <w:bCs/>
+          <w:color w:val="12355B"/>
+          <w:sz w:val="24"/>
+          <w:szCs w:val="24"/>
+        </w:rPr>
+        <w:t xml:space="preserve">Independent Practice</w:t>
+      </w:r>
+    </w:p>
+    <w:p>
+      <w:pPr>
+        <w:spacing w:after="80"/>
+      </w:pPr>
+      <w:r>
+        <w:rPr>
+          <w:b/>
+          <w:bCs/>
+          <w:sz w:val="21"/>
+          <w:szCs w:val="21"/>
+        </w:rPr>
+        <w:t xml:space="preserve">1.  </w:t>
+      </w:r>
+      <w:r>
+        <w:rPr>
+          <w:sz w:val="21"/>
+          <w:szCs w:val="21"/>
+        </w:rPr>
+        <w:t xml:space="preserve">A)  $14</w:t>
+      </w:r>
       <w:r>
         <w:rPr>
           <w:i/>
@@ -3171,23 +3196,7 @@
           <w:sz w:val="19"/>
           <w:szCs w:val="19"/>
         </w:rPr>
-        <w:t xml:space="preserve">Teacher reference — remove or fold back before distributing to students.</w:t>
-      </w:r>
-    </w:p>
-    <w:p>
-      <w:pPr>
-        <w:pStyle w:val="Heading2"/>
-        <w:spacing w:after="80" w:before="180"/>
-      </w:pPr>
-      <w:r>
-        <w:rPr>
-          <w:b/>
-          <w:bCs/>
-          <w:color w:val="12355B"/>
-          <w:sz w:val="24"/>
-          <w:szCs w:val="24"/>
-        </w:rPr>
-        <w:t xml:space="preserve">Worked Notes (I Do / We Do)</w:t>
+        <w:t xml:space="preserve">  — Unit rate: $6 ÷ 3 = $2 per pound. For 7 pounds: $2 × 7 = $14.</w:t>
       </w:r>
     </w:p>
     <w:p>
@@ -3201,72 +3210,14 @@
           <w:sz w:val="21"/>
           <w:szCs w:val="21"/>
         </w:rPr>
-        <w:t xml:space="preserve">I Do:  </w:t>
-      </w:r>
-      <w:r>
-        <w:rPr>
-          <w:sz w:val="21"/>
-          <w:szCs w:val="21"/>
-        </w:rPr>
-        <w:t xml:space="preserve">A. 12</w:t>
-      </w:r>
-    </w:p>
-    <w:p>
-      <w:pPr>
-        <w:spacing w:after="80"/>
-      </w:pPr>
-      <w:r>
-        <w:rPr>
-          <w:b/>
-          <w:bCs/>
-          <w:sz w:val="21"/>
-          <w:szCs w:val="21"/>
-        </w:rPr>
-        <w:t xml:space="preserve">We Do:  </w:t>
-      </w:r>
-      <w:r>
-        <w:rPr>
-          <w:sz w:val="21"/>
-          <w:szCs w:val="21"/>
-        </w:rPr>
-        <w:t xml:space="preserve">A. Yes, both simplify to 2:3</w:t>
-      </w:r>
-    </w:p>
-    <w:p>
-      <w:pPr>
-        <w:pStyle w:val="Heading2"/>
-        <w:spacing w:after="80" w:before="180"/>
-      </w:pPr>
-      <w:r>
-        <w:rPr>
-          <w:b/>
-          <w:bCs/>
-          <w:color w:val="12355B"/>
-          <w:sz w:val="24"/>
-          <w:szCs w:val="24"/>
-        </w:rPr>
-        <w:t xml:space="preserve">Independent Practice</w:t>
-      </w:r>
-    </w:p>
-    <w:p>
-      <w:pPr>
-        <w:spacing w:after="80"/>
-      </w:pPr>
-      <w:r>
-        <w:rPr>
-          <w:b/>
-          <w:bCs/>
-          <w:sz w:val="21"/>
-          <w:szCs w:val="21"/>
-        </w:rPr>
-        <w:t xml:space="preserve">1.  </w:t>
-      </w:r>
-      <w:r>
-        <w:rPr>
-          <w:sz w:val="21"/>
-          <w:szCs w:val="21"/>
-        </w:rPr>
-        <w:t xml:space="preserve">A)  $14</w:t>
+        <w:t xml:space="preserve">2.  </w:t>
+      </w:r>
+      <w:r>
+        <w:rPr>
+          <w:sz w:val="21"/>
+          <w:szCs w:val="21"/>
+        </w:rPr>
+        <w:t xml:space="preserve">A)  8</w:t>
       </w:r>
       <w:r>
         <w:rPr>
@@ -3276,7 +3227,7 @@
           <w:sz w:val="19"/>
           <w:szCs w:val="19"/>
         </w:rPr>
-        <w:t xml:space="preserve">  — Unit rate: $6 ÷ 3 = $2 per pound. For 7 pounds: $2 × 7 = $14.</w:t>
+        <w:t xml:space="preserve">  — Scale factor: 20 ÷ 5 = 4. Multiply: 2 × 4 = 8. So x = 8.</w:t>
       </w:r>
     </w:p>
     <w:p>
@@ -3290,14 +3241,14 @@
           <w:sz w:val="21"/>
           <w:szCs w:val="21"/>
         </w:rPr>
-        <w:t xml:space="preserve">2.  </w:t>
-      </w:r>
-      <w:r>
-        <w:rPr>
-          <w:sz w:val="21"/>
-          <w:szCs w:val="21"/>
-        </w:rPr>
-        <w:t xml:space="preserve">A)  8</w:t>
+        <w:t xml:space="preserve">3.  </w:t>
+      </w:r>
+      <w:r>
+        <w:rPr>
+          <w:sz w:val="21"/>
+          <w:szCs w:val="21"/>
+        </w:rPr>
+        <w:t xml:space="preserve">A)  12</w:t>
       </w:r>
       <w:r>
         <w:rPr>
@@ -3307,7 +3258,7 @@
           <w:sz w:val="19"/>
           <w:szCs w:val="19"/>
         </w:rPr>
-        <w:t xml:space="preserve">  — Scale factor: 20 ÷ 5 = 4. Multiply: 2 × 4 = 8. So x = 8.</w:t>
+        <w:t xml:space="preserve">  — Scale factor: 28 ÷ 7 = 4. Multiply: 3 × 4 = 12. So x = 12.</w:t>
       </w:r>
     </w:p>
     <w:p>
@@ -3321,14 +3272,45 @@
           <w:sz w:val="21"/>
           <w:szCs w:val="21"/>
         </w:rPr>
-        <w:t xml:space="preserve">3.  </w:t>
-      </w:r>
-      <w:r>
-        <w:rPr>
-          <w:sz w:val="21"/>
-          <w:szCs w:val="21"/>
-        </w:rPr>
-        <w:t xml:space="preserve">A)  12</w:t>
+        <w:t xml:space="preserve">4.  </w:t>
+      </w:r>
+      <w:r>
+        <w:rPr>
+          <w:sz w:val="21"/>
+          <w:szCs w:val="21"/>
+        </w:rPr>
+        <w:t xml:space="preserve">Method 1 (scale factor): 15 ÷ 6 = 2.5. Multiply rice by 2.5: 4 × 2.5 = 10 cups. Method 2 (unit rate): 4 ÷ 6 = 2/3 cup per person. For 15 people: 2/3 × 15 = 10 cups. Both methods give 10 cups of rice.</w:t>
+      </w:r>
+      <w:r>
+        <w:t xml:space="preserve"/>
+      </w:r>
+    </w:p>
+    <w:p>
+      <w:pPr>
+        <w:pStyle w:val="Heading2"/>
+        <w:spacing w:after="80" w:before="180"/>
+      </w:pPr>
+      <w:r>
+        <w:rPr>
+          <w:b/>
+          <w:bCs/>
+          <w:color w:val="12355B"/>
+          <w:sz w:val="24"/>
+          <w:szCs w:val="24"/>
+        </w:rPr>
+        <w:t xml:space="preserve">Exit Ticket</w:t>
+      </w:r>
+    </w:p>
+    <w:p>
+      <w:pPr>
+        <w:spacing w:after="80"/>
+      </w:pPr>
+      <w:r>
+        <w:rPr>
+          <w:sz w:val="21"/>
+          <w:szCs w:val="21"/>
+        </w:rPr>
+        <w:t xml:space="preserve">A)  18</w:t>
       </w:r>
       <w:r>
         <w:rPr>
@@ -3338,197 +3320,7 @@
           <w:sz w:val="19"/>
           <w:szCs w:val="19"/>
         </w:rPr>
-        <w:t xml:space="preserve">  — Scale factor: 28 ÷ 7 = 4. Multiply: 3 × 4 = 12. So x = 12.</w:t>
-      </w:r>
-    </w:p>
-    <w:p>
-      <w:pPr>
-        <w:spacing w:after="80"/>
-      </w:pPr>
-      <w:r>
-        <w:rPr>
-          <w:b/>
-          <w:bCs/>
-          <w:sz w:val="21"/>
-          <w:szCs w:val="21"/>
-        </w:rPr>
-        <w:t xml:space="preserve">4.  </w:t>
-      </w:r>
-      <w:r>
-        <w:rPr>
-          <w:sz w:val="21"/>
-          <w:szCs w:val="21"/>
-        </w:rPr>
-        <w:t xml:space="preserve">Method 1 (scale factor): 15 ÷ 6 = 2.5. Multiply rice by 2.5: 4 × 2.5 = 10 cups. Method 2 (unit rate): 4 ÷ 6 = 2/3 cup per person. For 15 people: 2/3 × 15 = 10 cups. Both methods give 10 cups of rice.</w:t>
-      </w:r>
-      <w:r>
-        <w:t xml:space="preserve"/>
-      </w:r>
-    </w:p>
-    <w:p>
-      <w:pPr>
-        <w:pStyle w:val="Heading2"/>
-        <w:spacing w:after="80" w:before="180"/>
-      </w:pPr>
-      <w:r>
-        <w:rPr>
-          <w:b/>
-          <w:bCs/>
-          <w:color w:val="12355B"/>
-          <w:sz w:val="24"/>
-          <w:szCs w:val="24"/>
-        </w:rPr>
-        <w:t xml:space="preserve">Exit Ticket</w:t>
-      </w:r>
-    </w:p>
-    <w:p>
-      <w:pPr>
-        <w:spacing w:after="80"/>
-      </w:pPr>
-      <w:r>
-        <w:rPr>
-          <w:sz w:val="21"/>
-          <w:szCs w:val="21"/>
-        </w:rPr>
-        <w:t xml:space="preserve">A)  18</w:t>
-      </w:r>
-      <w:r>
-        <w:rPr>
-          <w:i/>
-          <w:iCs/>
-          <w:color w:val="5F6F80"/>
-          <w:sz w:val="19"/>
-          <w:szCs w:val="19"/>
-        </w:rPr>
         <w:t xml:space="preserve">  — Scale factor: 45 ÷ 15 = 3. Multiply flour by 3: 6 × 3 = 18 cups of flour.</w:t>
-      </w:r>
-    </w:p>
-    <w:p>
-      <w:pPr>
-        <w:pStyle w:val="Heading2"/>
-        <w:spacing w:after="80" w:before="180"/>
-      </w:pPr>
-      <w:r>
-        <w:rPr>
-          <w:b/>
-          <w:bCs/>
-          <w:color w:val="12355B"/>
-          <w:sz w:val="24"/>
-          <w:szCs w:val="24"/>
-        </w:rPr>
-        <w:t xml:space="preserve">Writing (TWR) — what to look for</w:t>
-      </w:r>
-    </w:p>
-    <w:p>
-      <w:pPr>
-        <w:spacing w:after="80"/>
-      </w:pPr>
-      <w:r>
-        <w:rPr>
-          <w:sz w:val="20"/>
-          <w:szCs w:val="20"/>
-        </w:rPr>
-        <w:t xml:space="preserve">Kernel sentence: a complete sentence needs a subject and a verb. Example: Scale is to multiply or divide both parts of a ratio by the same number.</w:t>
-      </w:r>
-    </w:p>
-    <w:p>
-      <w:pPr>
-        <w:spacing w:after="80"/>
-      </w:pPr>
-      <w:r>
-        <w:rPr>
-          <w:sz w:val="20"/>
-          <w:szCs w:val="20"/>
-        </w:rPr>
-        <w:t xml:space="preserve">Expansion: because = reason, but = contrast/exception, so = result. Answers vary; each must keep the kernel idea.</w:t>
-      </w:r>
-    </w:p>
-    <w:p>
-      <w:pPr>
-        <w:pStyle w:val="Heading2"/>
-        <w:spacing w:after="80" w:before="180"/>
-      </w:pPr>
-      <w:r>
-        <w:rPr>
-          <w:b/>
-          <w:bCs/>
-          <w:color w:val="12355B"/>
-          <w:sz w:val="24"/>
-          <w:szCs w:val="24"/>
-        </w:rPr>
-        <w:t xml:space="preserve">Turn &amp; Talk — listen for</w:t>
-      </w:r>
-    </w:p>
-    <w:p>
-      <w:pPr>
-        <w:spacing w:after="80"/>
-      </w:pPr>
-      <w:r>
-        <w:rPr>
-          <w:b/>
-          <w:bCs/>
-          <w:sz w:val="19"/>
-          <w:szCs w:val="19"/>
-        </w:rPr>
-        <w:t xml:space="preserve">1.  </w:t>
-      </w:r>
-      <w:r>
-        <w:rPr>
-          <w:i/>
-          <w:iCs/>
-          <w:color w:val="5F6F80"/>
-          <w:sz w:val="19"/>
-          <w:szCs w:val="19"/>
-        </w:rPr>
-        <w:t xml:space="preserve">Students find the scale factor of 15 and explain that multiplying both ingredients by 15 keeps the recipe proportional (5 cups tomatoes becomes 75, 3 cups mozzarella becomes 45).</w:t>
-      </w:r>
-    </w:p>
-    <w:p>
-      <w:pPr>
-        <w:spacing w:after="80"/>
-      </w:pPr>
-      <w:r>
-        <w:rPr>
-          <w:b/>
-          <w:bCs/>
-          <w:sz w:val="19"/>
-          <w:szCs w:val="19"/>
-        </w:rPr>
-        <w:t xml:space="preserve">2.  </w:t>
-      </w:r>
-      <w:r>
-        <w:rPr>
-          <w:i/>
-          <w:iCs/>
-          <w:color w:val="5F6F80"/>
-          <w:sz w:val="19"/>
-          <w:szCs w:val="19"/>
-        </w:rPr>
-        <w:t xml:space="preserve">Students show 4 × 21 = 84 and 7 × 12 = 84 (or that 4:7 scales by 3 to 12:21), proving the ratios are equivalent.</w:t>
-      </w:r>
-    </w:p>
-    <w:p>
-      <w:pPr>
-        <w:spacing w:after="80"/>
-      </w:pPr>
-      <w:r>
-        <w:rPr>
-          <w:b/>
-          <w:bCs/>
-          <w:sz w:val="19"/>
-          <w:szCs w:val="19"/>
-        </w:rPr>
-        <w:t xml:space="preserve">3.  </w:t>
-      </w:r>
-      <w:r>
-        <w:rPr>
-          <w:i/>
-          <w:iCs/>
-          <w:color w:val="5F6F80"/>
-          <w:sz w:val="19"/>
-          <w:szCs w:val="19"/>
-        </w:rPr>
-        <w:t xml:space="preserve">Students name a real use (scaling a recipe, comparing deals, mixing paint or fuel) and explain how keeping the ratio equivalent guides the decision.</w:t>
       </w:r>
     </w:p>
     <w:sectPr>

--- a/lessons/3-6/downloads/3-6-notes.docx
+++ b/lessons/3-6/downloads/3-6-notes.docx
@@ -2936,391 +2936,6 @@
       </w:pPr>
       <w:r>
         <w:t xml:space="preserve"/>
-      </w:r>
-    </w:p>
-    <w:p>
-      <w:pPr>
-        <w:pStyle w:val="Heading1"/>
-        <w:pageBreakBefore/>
-        <w:pBdr>
-          <w:bottom w:val="single" w:color="1FA6A2" w:sz="14" w:space="6"/>
-        </w:pBdr>
-        <w:spacing w:after="140" w:before="0"/>
-      </w:pPr>
-      <w:r>
-        <w:rPr>
-          <w:b/>
-          <w:bCs/>
-          <w:color w:val="12355B"/>
-          <w:sz w:val="30"/>
-          <w:szCs w:val="30"/>
-        </w:rPr>
-        <w:t xml:space="preserve">Answer Key &amp; Teacher Guide</w:t>
-      </w:r>
-    </w:p>
-    <w:p>
-      <w:pPr>
-        <w:spacing w:after="100"/>
-      </w:pPr>
-      <w:r>
-        <w:rPr>
-          <w:i/>
-          <w:iCs/>
-          <w:color w:val="5F6F80"/>
-          <w:sz w:val="19"/>
-          <w:szCs w:val="19"/>
-        </w:rPr>
-        <w:t xml:space="preserve">Teacher reference — remove or fold back before distributing to students.</w:t>
-      </w:r>
-    </w:p>
-    <w:p>
-      <w:pPr>
-        <w:pStyle w:val="Heading2"/>
-        <w:spacing w:after="80" w:before="180"/>
-      </w:pPr>
-      <w:r>
-        <w:rPr>
-          <w:b/>
-          <w:bCs/>
-          <w:color w:val="12355B"/>
-          <w:sz w:val="24"/>
-          <w:szCs w:val="24"/>
-        </w:rPr>
-        <w:t xml:space="preserve">Guided Notes (Fill-in)</w:t>
-      </w:r>
-    </w:p>
-    <w:p>
-      <w:pPr>
-        <w:spacing w:after="80"/>
-      </w:pPr>
-      <w:r>
-        <w:rPr>
-          <w:b/>
-          <w:bCs/>
-          <w:sz w:val="21"/>
-          <w:szCs w:val="21"/>
-        </w:rPr>
-        <w:t xml:space="preserve">Notes 1:  </w:t>
-      </w:r>
-      <w:r>
-        <w:rPr>
-          <w:sz w:val="21"/>
-          <w:szCs w:val="21"/>
-        </w:rPr>
-        <w:t xml:space="preserve">Proportion</w:t>
-      </w:r>
-    </w:p>
-    <w:p>
-      <w:pPr>
-        <w:spacing w:after="80"/>
-      </w:pPr>
-      <w:r>
-        <w:rPr>
-          <w:b/>
-          <w:bCs/>
-          <w:sz w:val="21"/>
-          <w:szCs w:val="21"/>
-        </w:rPr>
-        <w:t xml:space="preserve">Notes 2:  </w:t>
-      </w:r>
-      <w:r>
-        <w:rPr>
-          <w:sz w:val="21"/>
-          <w:szCs w:val="21"/>
-        </w:rPr>
-        <w:t xml:space="preserve">Cross-multiply</w:t>
-      </w:r>
-    </w:p>
-    <w:p>
-      <w:pPr>
-        <w:spacing w:after="80"/>
-      </w:pPr>
-      <w:r>
-        <w:rPr>
-          <w:b/>
-          <w:bCs/>
-          <w:sz w:val="21"/>
-          <w:szCs w:val="21"/>
-        </w:rPr>
-        <w:t xml:space="preserve">Notes 3:  </w:t>
-      </w:r>
-      <w:r>
-        <w:rPr>
-          <w:sz w:val="21"/>
-          <w:szCs w:val="21"/>
-        </w:rPr>
-        <w:t xml:space="preserve">Scale</w:t>
-      </w:r>
-    </w:p>
-    <w:p>
-      <w:pPr>
-        <w:spacing w:after="80"/>
-      </w:pPr>
-      <w:r>
-        <w:rPr>
-          <w:b/>
-          <w:bCs/>
-          <w:sz w:val="21"/>
-          <w:szCs w:val="21"/>
-        </w:rPr>
-        <w:t xml:space="preserve">Notes 4:  </w:t>
-      </w:r>
-      <w:r>
-        <w:rPr>
-          <w:sz w:val="21"/>
-          <w:szCs w:val="21"/>
-        </w:rPr>
-        <w:t xml:space="preserve">Equivalent</w:t>
-      </w:r>
-    </w:p>
-    <w:p>
-      <w:pPr>
-        <w:spacing w:after="80"/>
-      </w:pPr>
-      <w:r>
-        <w:rPr>
-          <w:b/>
-          <w:bCs/>
-          <w:sz w:val="21"/>
-          <w:szCs w:val="21"/>
-        </w:rPr>
-        <w:t xml:space="preserve">Notes 5:  </w:t>
-      </w:r>
-      <w:r>
-        <w:rPr>
-          <w:sz w:val="21"/>
-          <w:szCs w:val="21"/>
-        </w:rPr>
-        <w:t xml:space="preserve">Unit rate</w:t>
-      </w:r>
-    </w:p>
-    <w:p>
-      <w:pPr>
-        <w:pStyle w:val="Heading2"/>
-        <w:spacing w:after="80" w:before="180"/>
-      </w:pPr>
-      <w:r>
-        <w:rPr>
-          <w:b/>
-          <w:bCs/>
-          <w:color w:val="12355B"/>
-          <w:sz w:val="24"/>
-          <w:szCs w:val="24"/>
-        </w:rPr>
-        <w:t xml:space="preserve">Worked Notes (I Do / We Do)</w:t>
-      </w:r>
-    </w:p>
-    <w:p>
-      <w:pPr>
-        <w:spacing w:after="80"/>
-      </w:pPr>
-      <w:r>
-        <w:rPr>
-          <w:b/>
-          <w:bCs/>
-          <w:sz w:val="21"/>
-          <w:szCs w:val="21"/>
-        </w:rPr>
-        <w:t xml:space="preserve">I Do:  </w:t>
-      </w:r>
-      <w:r>
-        <w:rPr>
-          <w:sz w:val="21"/>
-          <w:szCs w:val="21"/>
-        </w:rPr>
-        <w:t xml:space="preserve">A. 12</w:t>
-      </w:r>
-    </w:p>
-    <w:p>
-      <w:pPr>
-        <w:spacing w:after="80"/>
-      </w:pPr>
-      <w:r>
-        <w:rPr>
-          <w:b/>
-          <w:bCs/>
-          <w:sz w:val="21"/>
-          <w:szCs w:val="21"/>
-        </w:rPr>
-        <w:t xml:space="preserve">We Do:  </w:t>
-      </w:r>
-      <w:r>
-        <w:rPr>
-          <w:sz w:val="21"/>
-          <w:szCs w:val="21"/>
-        </w:rPr>
-        <w:t xml:space="preserve">A. Yes, both simplify to 2:3</w:t>
-      </w:r>
-    </w:p>
-    <w:p>
-      <w:pPr>
-        <w:pStyle w:val="Heading2"/>
-        <w:spacing w:after="80" w:before="180"/>
-      </w:pPr>
-      <w:r>
-        <w:rPr>
-          <w:b/>
-          <w:bCs/>
-          <w:color w:val="12355B"/>
-          <w:sz w:val="24"/>
-          <w:szCs w:val="24"/>
-        </w:rPr>
-        <w:t xml:space="preserve">Independent Practice</w:t>
-      </w:r>
-    </w:p>
-    <w:p>
-      <w:pPr>
-        <w:spacing w:after="80"/>
-      </w:pPr>
-      <w:r>
-        <w:rPr>
-          <w:b/>
-          <w:bCs/>
-          <w:sz w:val="21"/>
-          <w:szCs w:val="21"/>
-        </w:rPr>
-        <w:t xml:space="preserve">1.  </w:t>
-      </w:r>
-      <w:r>
-        <w:rPr>
-          <w:sz w:val="21"/>
-          <w:szCs w:val="21"/>
-        </w:rPr>
-        <w:t xml:space="preserve">A)  $14</w:t>
-      </w:r>
-      <w:r>
-        <w:rPr>
-          <w:i/>
-          <w:iCs/>
-          <w:color w:val="5F6F80"/>
-          <w:sz w:val="19"/>
-          <w:szCs w:val="19"/>
-        </w:rPr>
-        <w:t xml:space="preserve">  — Unit rate: $6 ÷ 3 = $2 per pound. For 7 pounds: $2 × 7 = $14.</w:t>
-      </w:r>
-    </w:p>
-    <w:p>
-      <w:pPr>
-        <w:spacing w:after="80"/>
-      </w:pPr>
-      <w:r>
-        <w:rPr>
-          <w:b/>
-          <w:bCs/>
-          <w:sz w:val="21"/>
-          <w:szCs w:val="21"/>
-        </w:rPr>
-        <w:t xml:space="preserve">2.  </w:t>
-      </w:r>
-      <w:r>
-        <w:rPr>
-          <w:sz w:val="21"/>
-          <w:szCs w:val="21"/>
-        </w:rPr>
-        <w:t xml:space="preserve">A)  8</w:t>
-      </w:r>
-      <w:r>
-        <w:rPr>
-          <w:i/>
-          <w:iCs/>
-          <w:color w:val="5F6F80"/>
-          <w:sz w:val="19"/>
-          <w:szCs w:val="19"/>
-        </w:rPr>
-        <w:t xml:space="preserve">  — Scale factor: 20 ÷ 5 = 4. Multiply: 2 × 4 = 8. So x = 8.</w:t>
-      </w:r>
-    </w:p>
-    <w:p>
-      <w:pPr>
-        <w:spacing w:after="80"/>
-      </w:pPr>
-      <w:r>
-        <w:rPr>
-          <w:b/>
-          <w:bCs/>
-          <w:sz w:val="21"/>
-          <w:szCs w:val="21"/>
-        </w:rPr>
-        <w:t xml:space="preserve">3.  </w:t>
-      </w:r>
-      <w:r>
-        <w:rPr>
-          <w:sz w:val="21"/>
-          <w:szCs w:val="21"/>
-        </w:rPr>
-        <w:t xml:space="preserve">A)  12</w:t>
-      </w:r>
-      <w:r>
-        <w:rPr>
-          <w:i/>
-          <w:iCs/>
-          <w:color w:val="5F6F80"/>
-          <w:sz w:val="19"/>
-          <w:szCs w:val="19"/>
-        </w:rPr>
-        <w:t xml:space="preserve">  — Scale factor: 28 ÷ 7 = 4. Multiply: 3 × 4 = 12. So x = 12.</w:t>
-      </w:r>
-    </w:p>
-    <w:p>
-      <w:pPr>
-        <w:spacing w:after="80"/>
-      </w:pPr>
-      <w:r>
-        <w:rPr>
-          <w:b/>
-          <w:bCs/>
-          <w:sz w:val="21"/>
-          <w:szCs w:val="21"/>
-        </w:rPr>
-        <w:t xml:space="preserve">4.  </w:t>
-      </w:r>
-      <w:r>
-        <w:rPr>
-          <w:sz w:val="21"/>
-          <w:szCs w:val="21"/>
-        </w:rPr>
-        <w:t xml:space="preserve">Method 1 (scale factor): 15 ÷ 6 = 2.5. Multiply rice by 2.5: 4 × 2.5 = 10 cups. Method 2 (unit rate): 4 ÷ 6 = 2/3 cup per person. For 15 people: 2/3 × 15 = 10 cups. Both methods give 10 cups of rice.</w:t>
-      </w:r>
-      <w:r>
-        <w:t xml:space="preserve"/>
-      </w:r>
-    </w:p>
-    <w:p>
-      <w:pPr>
-        <w:pStyle w:val="Heading2"/>
-        <w:spacing w:after="80" w:before="180"/>
-      </w:pPr>
-      <w:r>
-        <w:rPr>
-          <w:b/>
-          <w:bCs/>
-          <w:color w:val="12355B"/>
-          <w:sz w:val="24"/>
-          <w:szCs w:val="24"/>
-        </w:rPr>
-        <w:t xml:space="preserve">Exit Ticket</w:t>
-      </w:r>
-    </w:p>
-    <w:p>
-      <w:pPr>
-        <w:spacing w:after="80"/>
-      </w:pPr>
-      <w:r>
-        <w:rPr>
-          <w:sz w:val="21"/>
-          <w:szCs w:val="21"/>
-        </w:rPr>
-        <w:t xml:space="preserve">A)  18</w:t>
-      </w:r>
-      <w:r>
-        <w:rPr>
-          <w:i/>
-          <w:iCs/>
-          <w:color w:val="5F6F80"/>
-          <w:sz w:val="19"/>
-          <w:szCs w:val="19"/>
-        </w:rPr>
-        <w:t xml:space="preserve">  — Scale factor: 45 ÷ 15 = 3. Multiply flour by 3: 6 × 3 = 18 cups of flour.</w:t>
       </w:r>
     </w:p>
     <w:sectPr>

--- a/lessons/3-6/downloads/3-6-notes.docx
+++ b/lessons/3-6/downloads/3-6-notes.docx
@@ -14,7 +14,7 @@
           <w:sz w:val="18"/>
           <w:szCs w:val="18"/>
         </w:rPr>
-        <w:t xml:space="preserve">UNIT 3  ·  LESSON 6      STANDARD 6.RP.3</w:t>
+        <w:t xml:space="preserve">UNIT 3  ·  LESSON 6      STANDARD 6.AT.3</w:t>
       </w:r>
     </w:p>
     <w:p>
@@ -2247,7 +2247,7 @@
           <w:sz w:val="21"/>
           <w:szCs w:val="21"/>
         </w:rPr>
-        <w:t xml:space="preserve">Start with:  I reasoned that 4:7 and 12:21 are ___ because ___.</w:t>
+        <w:t xml:space="preserve">Start with:  When a problem felt tricky, I found the scale factor by ___ and then ___.</w:t>
       </w:r>
       <w:r>
         <w:rPr>
@@ -2258,7 +2258,7 @@
           <w:szCs w:val="19"/>
         </w:rPr>
         <w:br/>
-        <w:t xml:space="preserve">Razoné que 4:7 y 12:21 son ___ porque ___.</w:t>
+        <w:t xml:space="preserve">Cuando un problema parecía difícil, encontré el factor de escala al ___ y luego ___.</w:t>
       </w:r>
     </w:p>
     <w:p>
@@ -2343,6 +2343,32 @@
           <w:szCs w:val="19"/>
         </w:rPr>
         <w:t xml:space="preserve">Solve each problem. Show your thinking in the work box.</w:t>
+      </w:r>
+    </w:p>
+    <w:p>
+      <w:pPr>
+        <w:pStyle w:val="Heading2"/>
+        <w:spacing w:after="80" w:before="180"/>
+      </w:pPr>
+      <w:r>
+        <w:rPr>
+          <w:b/>
+          <w:bCs/>
+          <w:color w:val="12355B"/>
+          <w:sz w:val="24"/>
+          <w:szCs w:val="24"/>
+        </w:rPr>
+        <w:t xml:space="preserve">Level 1 Support</w:t>
+      </w:r>
+      <w:r>
+        <w:rPr>
+          <w:i/>
+          <w:iCs/>
+          <w:color w:val="1FA6A2"/>
+          <w:sz w:val="19"/>
+          <w:szCs w:val="19"/>
+        </w:rPr>
+        <w:t xml:space="preserve">   extra scaffolding</w:t>
       </w:r>
     </w:p>
     <w:p>
@@ -2607,6 +2633,32 @@
     </w:tbl>
     <w:p>
       <w:pPr>
+        <w:pStyle w:val="Heading2"/>
+        <w:spacing w:after="80" w:before="180"/>
+      </w:pPr>
+      <w:r>
+        <w:rPr>
+          <w:b/>
+          <w:bCs/>
+          <w:color w:val="12355B"/>
+          <w:sz w:val="24"/>
+          <w:szCs w:val="24"/>
+        </w:rPr>
+        <w:t xml:space="preserve">On Level</w:t>
+      </w:r>
+      <w:r>
+        <w:rPr>
+          <w:i/>
+          <w:iCs/>
+          <w:color w:val="12355B"/>
+          <w:sz w:val="19"/>
+          <w:szCs w:val="19"/>
+        </w:rPr>
+        <w:t xml:space="preserve">   grade-level practice</w:t>
+      </w:r>
+    </w:p>
+    <w:p>
+      <w:pPr>
         <w:keepNext/>
         <w:spacing w:after="60" w:before="160"/>
       </w:pPr>
@@ -2735,6 +2787,32 @@
         </w:tc>
       </w:tr>
     </w:tbl>
+    <w:p>
+      <w:pPr>
+        <w:pStyle w:val="Heading2"/>
+        <w:spacing w:after="80" w:before="180"/>
+      </w:pPr>
+      <w:r>
+        <w:rPr>
+          <w:b/>
+          <w:bCs/>
+          <w:color w:val="12355B"/>
+          <w:sz w:val="24"/>
+          <w:szCs w:val="24"/>
+        </w:rPr>
+        <w:t xml:space="preserve">Level 2 Enrichment</w:t>
+      </w:r>
+      <w:r>
+        <w:rPr>
+          <w:i/>
+          <w:iCs/>
+          <w:color w:val="6B4FA0"/>
+          <w:sz w:val="19"/>
+          <w:szCs w:val="19"/>
+        </w:rPr>
+        <w:t xml:space="preserve">   stretch your thinking</w:t>
+      </w:r>
+    </w:p>
     <w:p>
       <w:pPr>
         <w:keepNext/>

--- a/lessons/3-6/downloads/3-6-notes.docx
+++ b/lessons/3-6/downloads/3-6-notes.docx
@@ -1228,6 +1228,1302 @@
           <w:szCs w:val="22"/>
         </w:rPr>
         <w:t xml:space="preserve">The amount for exactly one unit is the ___.</w:t>
+      </w:r>
+    </w:p>
+    <w:p>
+      <w:pPr>
+        <w:pStyle w:val="Heading1"/>
+        <w:pageBreakBefore/>
+        <w:pBdr>
+          <w:bottom w:val="single" w:color="1FA6A2" w:sz="14" w:space="6"/>
+        </w:pBdr>
+        <w:spacing w:after="140" w:before="0"/>
+      </w:pPr>
+      <w:r>
+        <w:rPr>
+          <w:b/>
+          <w:bCs/>
+          <w:color w:val="12355B"/>
+          <w:sz w:val="30"/>
+          <w:szCs w:val="30"/>
+        </w:rPr>
+        <w:t xml:space="preserve">Write About the Math</w:t>
+      </w:r>
+    </w:p>
+    <w:p>
+      <w:pPr>
+        <w:spacing w:after="100"/>
+      </w:pPr>
+      <w:r>
+        <w:rPr>
+          <w:i/>
+          <w:iCs/>
+          <w:color w:val="5F6F80"/>
+          <w:sz w:val="19"/>
+          <w:szCs w:val="19"/>
+        </w:rPr>
+        <w:t xml:space="preserve">Use the support level you need. Every level answers the same math question.</w:t>
+      </w:r>
+    </w:p>
+    <w:p>
+      <w:pPr>
+        <w:pStyle w:val="Heading2"/>
+        <w:spacing w:after="80" w:before="180"/>
+      </w:pPr>
+      <w:r>
+        <w:rPr>
+          <w:b/>
+          <w:bCs/>
+          <w:color w:val="12355B"/>
+          <w:sz w:val="24"/>
+          <w:szCs w:val="24"/>
+        </w:rPr>
+        <w:t xml:space="preserve">1. Understand the Question</w:t>
+      </w:r>
+      <w:r>
+        <w:rPr>
+          <w:i/>
+          <w:iCs/>
+          <w:color w:val="B97A12"/>
+          <w:sz w:val="19"/>
+          <w:szCs w:val="19"/>
+        </w:rPr>
+        <w:t xml:space="preserve">   justify</w:t>
+      </w:r>
+    </w:p>
+    <w:tbl>
+      <w:tblPr>
+        <w:tblW w:type="pct" w:w="100%"/>
+        <w:tblBorders>
+          <w:top w:val="single" w:color="1FA6A2" w:sz="8"/>
+          <w:left w:val="single" w:color="1FA6A2" w:sz="8"/>
+          <w:bottom w:val="single" w:color="1FA6A2" w:sz="8"/>
+          <w:right w:val="single" w:color="1FA6A2" w:sz="8"/>
+          <w:insideH w:val="single" w:color="auto" w:sz="4"/>
+          <w:insideV w:val="single" w:color="auto" w:sz="4"/>
+        </w:tblBorders>
+      </w:tblPr>
+      <w:tblGrid>
+        <w:gridCol w:w="100"/>
+      </w:tblGrid>
+      <w:tr>
+        <w:tc>
+          <w:tcPr>
+            <w:shd w:fill="E6F4F3" w:color="auto" w:val="clear"/>
+            <w:tcMar>
+              <w:top w:type="dxa" w:w="120"/>
+              <w:left w:type="dxa" w:w="180"/>
+              <w:bottom w:type="dxa" w:w="120"/>
+              <w:right w:type="dxa" w:w="180"/>
+            </w:tcMar>
+          </w:tcPr>
+          <w:p>
+            <w:pPr>
+              <w:spacing w:after="60"/>
+            </w:pPr>
+            <w:r>
+              <w:rPr>
+                <w:color w:val="1A2733"/>
+                <w:sz w:val="21"/>
+                <w:szCs w:val="21"/>
+              </w:rPr>
+              <w:t xml:space="preserve">You sorted ratio pairs into equivalent and not equivalent. How does ratio reasoning, like cross-multiplying, prove that 4:7 and 12:21 are equivalent?</w:t>
+            </w:r>
+          </w:p>
+          <w:p>
+            <w:pPr>
+              <w:spacing w:after="0"/>
+            </w:pPr>
+            <w:r>
+              <w:rPr>
+                <w:b/>
+                <w:bCs/>
+                <w:color w:val="12355B"/>
+                <w:sz w:val="20"/>
+                <w:szCs w:val="20"/>
+              </w:rPr>
+              <w:t xml:space="preserve">Your job:  </w:t>
+            </w:r>
+            <w:r>
+              <w:rPr>
+                <w:sz w:val="20"/>
+                <w:szCs w:val="20"/>
+              </w:rPr>
+              <w:t xml:space="preserve">Answer the question. Use math evidence. Explain how the evidence proves your answer.</w:t>
+            </w:r>
+            <w:r>
+              <w:rPr>
+                <w:i/>
+                <w:iCs/>
+                <w:color w:val="5F6F80"/>
+                <w:sz w:val="18"/>
+                <w:szCs w:val="18"/>
+              </w:rPr>
+              <w:br/>
+              <w:t xml:space="preserve">Responde la pregunta. Usa evidencia matemática. Explica cómo la evidencia demuestra tu respuesta.</w:t>
+            </w:r>
+          </w:p>
+        </w:tc>
+      </w:tr>
+    </w:tbl>
+    <w:p>
+      <w:pPr>
+        <w:pStyle w:val="Heading2"/>
+        <w:spacing w:after="80" w:before="180"/>
+      </w:pPr>
+      <w:r>
+        <w:rPr>
+          <w:b/>
+          <w:bCs/>
+          <w:color w:val="12355B"/>
+          <w:sz w:val="24"/>
+          <w:szCs w:val="24"/>
+        </w:rPr>
+        <w:t xml:space="preserve">2. Plan Your Math Words</w:t>
+      </w:r>
+      <w:r>
+        <w:rPr>
+          <w:i/>
+          <w:iCs/>
+          <w:color w:val="1FA6A2"/>
+          <w:sz w:val="19"/>
+          <w:szCs w:val="19"/>
+        </w:rPr>
+        <w:t xml:space="preserve">   check at least two</w:t>
+      </w:r>
+    </w:p>
+    <w:p>
+      <w:pPr>
+        <w:spacing w:after="60"/>
+      </w:pPr>
+      <w:r>
+        <w:rPr>
+          <w:b/>
+          <w:bCs/>
+          <w:color w:val="1FA6A2"/>
+          <w:sz w:val="22"/>
+          <w:szCs w:val="22"/>
+        </w:rPr>
+        <w:t xml:space="preserve">☐  </w:t>
+      </w:r>
+      <w:r>
+        <w:rPr>
+          <w:b/>
+          <w:bCs/>
+          <w:color w:val="12355B"/>
+          <w:sz w:val="20"/>
+          <w:szCs w:val="20"/>
+        </w:rPr>
+        <w:t xml:space="preserve">Proportion — </w:t>
+      </w:r>
+      <w:r>
+        <w:rPr>
+          <w:sz w:val="20"/>
+          <w:szCs w:val="20"/>
+        </w:rPr>
+        <w:t xml:space="preserve">A math sentence saying two ratios are equal.</w:t>
+      </w:r>
+      <w:r>
+        <w:rPr>
+          <w:i/>
+          <w:iCs/>
+          <w:color w:val="5F6F80"/>
+          <w:sz w:val="18"/>
+          <w:szCs w:val="18"/>
+        </w:rPr>
+        <w:br/>
+        <w:t xml:space="preserve">Proporción — Una oración matemática que dice que dos razones son iguales.</w:t>
+      </w:r>
+    </w:p>
+    <w:p>
+      <w:pPr>
+        <w:spacing w:after="60"/>
+      </w:pPr>
+      <w:r>
+        <w:rPr>
+          <w:b/>
+          <w:bCs/>
+          <w:color w:val="1FA6A2"/>
+          <w:sz w:val="22"/>
+          <w:szCs w:val="22"/>
+        </w:rPr>
+        <w:t xml:space="preserve">☐  </w:t>
+      </w:r>
+      <w:r>
+        <w:rPr>
+          <w:b/>
+          <w:bCs/>
+          <w:color w:val="12355B"/>
+          <w:sz w:val="20"/>
+          <w:szCs w:val="20"/>
+        </w:rPr>
+        <w:t xml:space="preserve">Cross-multiply — </w:t>
+      </w:r>
+      <w:r>
+        <w:rPr>
+          <w:sz w:val="20"/>
+          <w:szCs w:val="20"/>
+        </w:rPr>
+        <w:t xml:space="preserve">Multiplying across two ratios to check if they are equal.</w:t>
+      </w:r>
+      <w:r>
+        <w:rPr>
+          <w:i/>
+          <w:iCs/>
+          <w:color w:val="5F6F80"/>
+          <w:sz w:val="18"/>
+          <w:szCs w:val="18"/>
+        </w:rPr>
+        <w:br/>
+        <w:t xml:space="preserve">Multiplicación cruzada — Multiplicar en cruz dos razones para ver si son iguales.</w:t>
+      </w:r>
+    </w:p>
+    <w:p>
+      <w:pPr>
+        <w:spacing w:after="60"/>
+      </w:pPr>
+      <w:r>
+        <w:rPr>
+          <w:b/>
+          <w:bCs/>
+          <w:color w:val="1FA6A2"/>
+          <w:sz w:val="22"/>
+          <w:szCs w:val="22"/>
+        </w:rPr>
+        <w:t xml:space="preserve">☐  </w:t>
+      </w:r>
+      <w:r>
+        <w:rPr>
+          <w:b/>
+          <w:bCs/>
+          <w:color w:val="12355B"/>
+          <w:sz w:val="20"/>
+          <w:szCs w:val="20"/>
+        </w:rPr>
+        <w:t xml:space="preserve">Scale — </w:t>
+      </w:r>
+      <w:r>
+        <w:rPr>
+          <w:sz w:val="20"/>
+          <w:szCs w:val="20"/>
+        </w:rPr>
+        <w:t xml:space="preserve">To multiply or divide both parts of a ratio by the same number.</w:t>
+      </w:r>
+      <w:r>
+        <w:rPr>
+          <w:i/>
+          <w:iCs/>
+          <w:color w:val="5F6F80"/>
+          <w:sz w:val="18"/>
+          <w:szCs w:val="18"/>
+        </w:rPr>
+        <w:br/>
+        <w:t xml:space="preserve">Escalar — Multiplicar o dividir ambas partes de una razón por el mismo número.</w:t>
+      </w:r>
+    </w:p>
+    <w:p>
+      <w:pPr>
+        <w:spacing w:after="60"/>
+      </w:pPr>
+      <w:r>
+        <w:rPr>
+          <w:b/>
+          <w:bCs/>
+          <w:color w:val="1FA6A2"/>
+          <w:sz w:val="22"/>
+          <w:szCs w:val="22"/>
+        </w:rPr>
+        <w:t xml:space="preserve">☐  </w:t>
+      </w:r>
+      <w:r>
+        <w:rPr>
+          <w:b/>
+          <w:bCs/>
+          <w:color w:val="12355B"/>
+          <w:sz w:val="20"/>
+          <w:szCs w:val="20"/>
+        </w:rPr>
+        <w:t xml:space="preserve">Equivalent — </w:t>
+      </w:r>
+      <w:r>
+        <w:rPr>
+          <w:sz w:val="20"/>
+          <w:szCs w:val="20"/>
+        </w:rPr>
+        <w:t xml:space="preserve">Having the same value.</w:t>
+      </w:r>
+      <w:r>
+        <w:rPr>
+          <w:i/>
+          <w:iCs/>
+          <w:color w:val="5F6F80"/>
+          <w:sz w:val="18"/>
+          <w:szCs w:val="18"/>
+        </w:rPr>
+        <w:br/>
+        <w:t xml:space="preserve">Equivalente — Tener el mismo valor.</w:t>
+      </w:r>
+    </w:p>
+    <w:p>
+      <w:pPr>
+        <w:spacing w:after="60"/>
+      </w:pPr>
+      <w:r>
+        <w:rPr>
+          <w:b/>
+          <w:bCs/>
+          <w:color w:val="1FA6A2"/>
+          <w:sz w:val="22"/>
+          <w:szCs w:val="22"/>
+        </w:rPr>
+        <w:t xml:space="preserve">☐  </w:t>
+      </w:r>
+      <w:r>
+        <w:rPr>
+          <w:b/>
+          <w:bCs/>
+          <w:color w:val="12355B"/>
+          <w:sz w:val="20"/>
+          <w:szCs w:val="20"/>
+        </w:rPr>
+        <w:t xml:space="preserve">Unit rate — </w:t>
+      </w:r>
+      <w:r>
+        <w:rPr>
+          <w:sz w:val="20"/>
+          <w:szCs w:val="20"/>
+        </w:rPr>
+        <w:t xml:space="preserve">A rate for just 1 of something. You find it by dividing.</w:t>
+      </w:r>
+      <w:r>
+        <w:rPr>
+          <w:i/>
+          <w:iCs/>
+          <w:color w:val="5F6F80"/>
+          <w:sz w:val="18"/>
+          <w:szCs w:val="18"/>
+        </w:rPr>
+        <w:br/>
+        <w:t xml:space="preserve">Tasa unitaria — Una tasa para solo 1 de algo. La encuentras al dividir.</w:t>
+      </w:r>
+    </w:p>
+    <w:tbl>
+      <w:tblPr>
+        <w:tblW w:type="pct" w:w="100%"/>
+        <w:tblBorders>
+          <w:top w:val="single" w:color="1FA6A2" w:sz="8"/>
+          <w:left w:val="single" w:color="1FA6A2" w:sz="8"/>
+          <w:bottom w:val="single" w:color="1FA6A2" w:sz="8"/>
+          <w:right w:val="single" w:color="1FA6A2" w:sz="8"/>
+          <w:insideH w:val="single" w:color="auto" w:sz="4"/>
+          <w:insideV w:val="single" w:color="auto" w:sz="4"/>
+        </w:tblBorders>
+      </w:tblPr>
+      <w:tblGrid>
+        <w:gridCol w:w="100"/>
+      </w:tblGrid>
+      <w:tr>
+        <w:tc>
+          <w:tcPr>
+            <w:shd w:fill="F7FFFD" w:color="auto" w:val="clear"/>
+            <w:tcMar>
+              <w:top w:type="dxa" w:w="120"/>
+              <w:left w:type="dxa" w:w="180"/>
+              <w:bottom w:type="dxa" w:w="120"/>
+              <w:right w:type="dxa" w:w="180"/>
+            </w:tcMar>
+          </w:tcPr>
+          <w:p>
+            <w:pPr>
+              <w:spacing w:after="50"/>
+            </w:pPr>
+            <w:r>
+              <w:rPr>
+                <w:b/>
+                <w:bCs/>
+                <w:color w:val="1FA6A2"/>
+                <w:sz w:val="20"/>
+                <w:szCs w:val="20"/>
+              </w:rPr>
+              <w:t xml:space="preserve">Say it first:  </w:t>
+            </w:r>
+            <w:r>
+              <w:rPr>
+                <w:sz w:val="20"/>
+                <w:szCs w:val="20"/>
+              </w:rPr>
+              <w:t xml:space="preserve">Say your idea to a partner or quietly to yourself before you write.</w:t>
+            </w:r>
+          </w:p>
+          <w:p>
+            <w:pPr>
+              <w:spacing w:after="60"/>
+            </w:pPr>
+            <w:r>
+              <w:rPr>
+                <w:color w:val="1A2733"/>
+                <w:sz w:val="21"/>
+                <w:szCs w:val="21"/>
+              </w:rPr>
+              <w:t xml:space="preserve">I reasoned that 4:7 and 12:21 are ___ because ___.</w:t>
+            </w:r>
+            <w:r>
+              <w:rPr>
+                <w:i/>
+                <w:iCs/>
+                <w:color w:val="5F6F80"/>
+                <w:sz w:val="19"/>
+                <w:szCs w:val="19"/>
+              </w:rPr>
+              <w:br/>
+              <w:t xml:space="preserve">Razoné que 4:7 y 12:21 son ___ porque ___.</w:t>
+            </w:r>
+          </w:p>
+        </w:tc>
+      </w:tr>
+    </w:tbl>
+    <w:p>
+      <w:pPr>
+        <w:pStyle w:val="Heading2"/>
+        <w:spacing w:after="80" w:before="180"/>
+      </w:pPr>
+      <w:r>
+        <w:rPr>
+          <w:b/>
+          <w:bCs/>
+          <w:color w:val="12355B"/>
+          <w:sz w:val="24"/>
+          <w:szCs w:val="24"/>
+        </w:rPr>
+        <w:t xml:space="preserve">3. Build Your Explanation</w:t>
+      </w:r>
+      <w:r>
+        <w:rPr>
+          <w:i/>
+          <w:iCs/>
+          <w:color w:val="B97A12"/>
+          <w:sz w:val="19"/>
+          <w:szCs w:val="19"/>
+        </w:rPr>
+        <w:t xml:space="preserve">   choose your support</w:t>
+      </w:r>
+    </w:p>
+    <w:tbl>
+      <w:tblPr>
+        <w:tblW w:type="pct" w:w="100%"/>
+        <w:tblBorders>
+          <w:top w:val="single" w:color="BBD0DE" w:sz="8"/>
+          <w:left w:val="single" w:color="BBD0DE" w:sz="8"/>
+          <w:bottom w:val="single" w:color="BBD0DE" w:sz="8"/>
+          <w:right w:val="single" w:color="BBD0DE" w:sz="8"/>
+          <w:insideH w:val="single" w:color="auto" w:sz="4"/>
+          <w:insideV w:val="single" w:color="auto" w:sz="4"/>
+        </w:tblBorders>
+      </w:tblPr>
+      <w:tblGrid>
+        <w:gridCol w:w="100"/>
+      </w:tblGrid>
+      <w:tr>
+        <w:tc>
+          <w:tcPr>
+            <w:shd w:fill="EEF4F8" w:color="auto" w:val="clear"/>
+            <w:tcMar>
+              <w:top w:type="dxa" w:w="120"/>
+              <w:left w:type="dxa" w:w="180"/>
+              <w:bottom w:type="dxa" w:w="120"/>
+              <w:right w:type="dxa" w:w="180"/>
+            </w:tcMar>
+          </w:tcPr>
+          <w:p>
+            <w:pPr>
+              <w:spacing w:after="50"/>
+            </w:pPr>
+            <w:r>
+              <w:rPr>
+                <w:i/>
+                <w:iCs/>
+                <w:color w:val="5F6F80"/>
+                <w:sz w:val="19"/>
+                <w:szCs w:val="19"/>
+              </w:rPr>
+              <w:t xml:space="preserve">This model shows the parts of an explanation. It does not answer your writing question.</w:t>
+            </w:r>
+          </w:p>
+          <w:p>
+            <w:pPr>
+              <w:spacing w:after="80"/>
+            </w:pPr>
+            <w:r>
+              <w:rPr>
+                <w:b/>
+                <w:bCs/>
+                <w:color w:val="12355B"/>
+                <w:sz w:val="19"/>
+                <w:szCs w:val="19"/>
+              </w:rPr>
+              <w:t xml:space="preserve">Claim:  </w:t>
+            </w:r>
+            <w:r>
+              <w:rPr>
+                <w:sz w:val="19"/>
+                <w:szCs w:val="19"/>
+              </w:rPr>
+              <w:t xml:space="preserve">Find the scale factor (120 divided by 8 = 15), then multiply each ingredient by it.</w:t>
+            </w:r>
+          </w:p>
+          <w:p>
+            <w:pPr>
+              <w:spacing w:after="80"/>
+            </w:pPr>
+            <w:r>
+              <w:rPr>
+                <w:b/>
+                <w:bCs/>
+                <w:color w:val="12355B"/>
+                <w:sz w:val="19"/>
+                <w:szCs w:val="19"/>
+              </w:rPr>
+              <w:t xml:space="preserve">Evidence:  </w:t>
+            </w:r>
+            <w:r>
+              <w:rPr>
+                <w:sz w:val="19"/>
+                <w:szCs w:val="19"/>
+              </w:rPr>
+              <w:t xml:space="preserve">Students find the scale factor of 15 and explain that multiplying both ingredients by 15 keeps the recipe proportional (5 cups tomatoes becomes 75, 3 cups mozzarella becomes 45).</w:t>
+            </w:r>
+          </w:p>
+          <w:p>
+            <w:pPr>
+              <w:spacing w:after="80"/>
+            </w:pPr>
+            <w:r>
+              <w:rPr>
+                <w:b/>
+                <w:bCs/>
+                <w:color w:val="12355B"/>
+                <w:sz w:val="19"/>
+                <w:szCs w:val="19"/>
+              </w:rPr>
+              <w:t xml:space="preserve">Reasoning:  </w:t>
+            </w:r>
+            <w:r>
+              <w:rPr>
+                <w:sz w:val="19"/>
+                <w:szCs w:val="19"/>
+              </w:rPr>
+              <w:t xml:space="preserve">This evidence connects the definition of proportion to the mathematical claim.</w:t>
+            </w:r>
+          </w:p>
+        </w:tc>
+      </w:tr>
+    </w:tbl>
+    <w:p>
+      <w:pPr>
+        <w:pStyle w:val="Heading2"/>
+        <w:spacing w:after="80" w:before="180"/>
+      </w:pPr>
+      <w:r>
+        <w:rPr>
+          <w:b/>
+          <w:bCs/>
+          <w:color w:val="12355B"/>
+          <w:sz w:val="24"/>
+          <w:szCs w:val="24"/>
+        </w:rPr>
+        <w:t xml:space="preserve">Start</w:t>
+      </w:r>
+      <w:r>
+        <w:rPr>
+          <w:i/>
+          <w:iCs/>
+          <w:color w:val="1FA6A2"/>
+          <w:sz w:val="19"/>
+          <w:szCs w:val="19"/>
+        </w:rPr>
+        <w:t xml:space="preserve">   Most language support</w:t>
+      </w:r>
+    </w:p>
+    <w:p>
+      <w:pPr>
+        <w:spacing w:after="60"/>
+      </w:pPr>
+      <w:r>
+        <w:rPr>
+          <w:color w:val="1A2733"/>
+          <w:sz w:val="21"/>
+          <w:szCs w:val="21"/>
+        </w:rPr>
+        <w:t xml:space="preserve">Complete the frames. Use the word bank.</w:t>
+      </w:r>
+      <w:r>
+        <w:rPr>
+          <w:i/>
+          <w:iCs/>
+          <w:color w:val="5F6F80"/>
+          <w:sz w:val="19"/>
+          <w:szCs w:val="19"/>
+        </w:rPr>
+        <w:br/>
+        <w:t xml:space="preserve">Completa las oraciones. Usa el banco de palabras.</w:t>
+      </w:r>
+    </w:p>
+    <w:p>
+      <w:pPr>
+        <w:spacing w:after="60"/>
+      </w:pPr>
+      <w:r>
+        <w:rPr>
+          <w:color w:val="1A2733"/>
+          <w:sz w:val="21"/>
+          <w:szCs w:val="21"/>
+        </w:rPr>
+        <w:t xml:space="preserve">I reasoned that 4:7 and 12:21 are ___ because ___.</w:t>
+      </w:r>
+      <w:r>
+        <w:rPr>
+          <w:i/>
+          <w:iCs/>
+          <w:color w:val="5F6F80"/>
+          <w:sz w:val="19"/>
+          <w:szCs w:val="19"/>
+        </w:rPr>
+        <w:br/>
+        <w:t xml:space="preserve">Razoné que 4:7 y 12:21 son ___ porque ___.</w:t>
+      </w:r>
+    </w:p>
+    <w:p>
+      <w:pPr>
+        <w:spacing w:after="60"/>
+      </w:pPr>
+      <w:r>
+        <w:rPr>
+          <w:color w:val="1A2733"/>
+          <w:sz w:val="21"/>
+          <w:szCs w:val="21"/>
+        </w:rPr>
+        <w:t xml:space="preserve">Cross-multiplying gives ___ and ___, which are ___.</w:t>
+      </w:r>
+      <w:r>
+        <w:rPr>
+          <w:i/>
+          <w:iCs/>
+          <w:color w:val="5F6F80"/>
+          <w:sz w:val="19"/>
+          <w:szCs w:val="19"/>
+        </w:rPr>
+        <w:br/>
+        <w:t xml:space="preserve">La multiplicación cruzada da ___ y ___, que son ___.</w:t>
+      </w:r>
+    </w:p>
+    <w:tbl>
+      <w:tblPr>
+        <w:tblW w:type="pct" w:w="100%"/>
+        <w:tblBorders>
+          <w:top w:val="single" w:color="C7D2DD" w:sz="6"/>
+          <w:left w:val="single" w:color="C7D2DD" w:sz="6"/>
+          <w:bottom w:val="single" w:color="C7D2DD" w:sz="6"/>
+          <w:right w:val="single" w:color="C7D2DD" w:sz="6"/>
+          <w:insideH w:val="single" w:color="auto" w:sz="4"/>
+          <w:insideV w:val="single" w:color="auto" w:sz="4"/>
+        </w:tblBorders>
+      </w:tblPr>
+      <w:tblGrid>
+        <w:gridCol w:w="100"/>
+      </w:tblGrid>
+      <w:tr>
+        <w:tc>
+          <w:tcPr>
+            <w:shd w:fill="FBF3E2" w:color="auto" w:val="clear"/>
+            <w:tcMar>
+              <w:top w:type="dxa" w:w="60"/>
+              <w:left w:type="dxa" w:w="120"/>
+              <w:bottom w:type="dxa" w:w="60"/>
+              <w:right w:type="dxa" w:w="120"/>
+            </w:tcMar>
+          </w:tcPr>
+          <w:p>
+            <w:pPr>
+              <w:spacing w:after="0" w:line="320"/>
+            </w:pPr>
+            <w:r>
+              <w:t xml:space="preserve"/>
+            </w:r>
+          </w:p>
+          <w:p>
+            <w:pPr>
+              <w:spacing w:after="0" w:line="320"/>
+            </w:pPr>
+            <w:r>
+              <w:t xml:space="preserve"/>
+            </w:r>
+          </w:p>
+          <w:p>
+            <w:pPr>
+              <w:spacing w:after="0" w:line="320"/>
+            </w:pPr>
+            <w:r>
+              <w:t xml:space="preserve"/>
+            </w:r>
+          </w:p>
+        </w:tc>
+      </w:tr>
+    </w:tbl>
+    <w:p>
+      <w:pPr>
+        <w:pStyle w:val="Heading2"/>
+        <w:spacing w:after="80" w:before="180"/>
+      </w:pPr>
+      <w:r>
+        <w:rPr>
+          <w:b/>
+          <w:bCs/>
+          <w:color w:val="12355B"/>
+          <w:sz w:val="24"/>
+          <w:szCs w:val="24"/>
+        </w:rPr>
+        <w:t xml:space="preserve">Build</w:t>
+      </w:r>
+      <w:r>
+        <w:rPr>
+          <w:i/>
+          <w:iCs/>
+          <w:color w:val="B97A12"/>
+          <w:sz w:val="19"/>
+          <w:szCs w:val="19"/>
+        </w:rPr>
+        <w:t xml:space="preserve">   Some language support</w:t>
+      </w:r>
+    </w:p>
+    <w:p>
+      <w:pPr>
+        <w:spacing w:after="60"/>
+      </w:pPr>
+      <w:r>
+        <w:rPr>
+          <w:color w:val="1A2733"/>
+          <w:sz w:val="21"/>
+          <w:szCs w:val="21"/>
+        </w:rPr>
+        <w:t xml:space="preserve">Write two connected sentences. Use because, so, or but.</w:t>
+      </w:r>
+      <w:r>
+        <w:rPr>
+          <w:i/>
+          <w:iCs/>
+          <w:color w:val="5F6F80"/>
+          <w:sz w:val="19"/>
+          <w:szCs w:val="19"/>
+        </w:rPr>
+        <w:br/>
+        <w:t xml:space="preserve">Escribe dos oraciones conectadas. Usa porque, entonces o pero.</w:t>
+      </w:r>
+    </w:p>
+    <w:p>
+      <w:pPr>
+        <w:spacing w:after="60"/>
+      </w:pPr>
+      <w:r>
+        <w:rPr>
+          <w:color w:val="1A2733"/>
+          <w:sz w:val="21"/>
+          <w:szCs w:val="21"/>
+        </w:rPr>
+        <w:t xml:space="preserve">My claim is ___.</w:t>
+      </w:r>
+      <w:r>
+        <w:rPr>
+          <w:i/>
+          <w:iCs/>
+          <w:color w:val="5F6F80"/>
+          <w:sz w:val="19"/>
+          <w:szCs w:val="19"/>
+        </w:rPr>
+        <w:br/>
+        <w:t xml:space="preserve">Mi afirmación es ___.</w:t>
+      </w:r>
+    </w:p>
+    <w:p>
+      <w:pPr>
+        <w:spacing w:after="60"/>
+      </w:pPr>
+      <w:r>
+        <w:rPr>
+          <w:color w:val="1A2733"/>
+          <w:sz w:val="21"/>
+          <w:szCs w:val="21"/>
+        </w:rPr>
+        <w:t xml:space="preserve">I know because ___.</w:t>
+      </w:r>
+      <w:r>
+        <w:rPr>
+          <w:i/>
+          <w:iCs/>
+          <w:color w:val="5F6F80"/>
+          <w:sz w:val="19"/>
+          <w:szCs w:val="19"/>
+        </w:rPr>
+        <w:br/>
+        <w:t xml:space="preserve">Lo sé porque ___.</w:t>
+      </w:r>
+    </w:p>
+    <w:p>
+      <w:pPr>
+        <w:spacing w:after="60"/>
+      </w:pPr>
+      <w:r>
+        <w:rPr>
+          <w:color w:val="1A2733"/>
+          <w:sz w:val="21"/>
+          <w:szCs w:val="21"/>
+        </w:rPr>
+        <w:t xml:space="preserve">So ___.</w:t>
+      </w:r>
+      <w:r>
+        <w:rPr>
+          <w:i/>
+          <w:iCs/>
+          <w:color w:val="5F6F80"/>
+          <w:sz w:val="19"/>
+          <w:szCs w:val="19"/>
+        </w:rPr>
+        <w:br/>
+        <w:t xml:space="preserve">Entonces ___.</w:t>
+      </w:r>
+    </w:p>
+    <w:tbl>
+      <w:tblPr>
+        <w:tblW w:type="pct" w:w="100%"/>
+        <w:tblBorders>
+          <w:top w:val="single" w:color="C7D2DD" w:sz="6"/>
+          <w:left w:val="single" w:color="C7D2DD" w:sz="6"/>
+          <w:bottom w:val="single" w:color="C7D2DD" w:sz="6"/>
+          <w:right w:val="single" w:color="C7D2DD" w:sz="6"/>
+          <w:insideH w:val="single" w:color="auto" w:sz="4"/>
+          <w:insideV w:val="single" w:color="auto" w:sz="4"/>
+        </w:tblBorders>
+      </w:tblPr>
+      <w:tblGrid>
+        <w:gridCol w:w="100"/>
+      </w:tblGrid>
+      <w:tr>
+        <w:tc>
+          <w:tcPr>
+            <w:shd w:fill="FBF3E2" w:color="auto" w:val="clear"/>
+            <w:tcMar>
+              <w:top w:type="dxa" w:w="60"/>
+              <w:left w:type="dxa" w:w="120"/>
+              <w:bottom w:type="dxa" w:w="60"/>
+              <w:right w:type="dxa" w:w="120"/>
+            </w:tcMar>
+          </w:tcPr>
+          <w:p>
+            <w:pPr>
+              <w:spacing w:after="0" w:line="320"/>
+            </w:pPr>
+            <w:r>
+              <w:t xml:space="preserve"/>
+            </w:r>
+          </w:p>
+          <w:p>
+            <w:pPr>
+              <w:spacing w:after="0" w:line="320"/>
+            </w:pPr>
+            <w:r>
+              <w:t xml:space="preserve"/>
+            </w:r>
+          </w:p>
+          <w:p>
+            <w:pPr>
+              <w:spacing w:after="0" w:line="320"/>
+            </w:pPr>
+            <w:r>
+              <w:t xml:space="preserve"/>
+            </w:r>
+          </w:p>
+        </w:tc>
+      </w:tr>
+    </w:tbl>
+    <w:p>
+      <w:pPr>
+        <w:pStyle w:val="Heading2"/>
+        <w:spacing w:after="80" w:before="180"/>
+      </w:pPr>
+      <w:r>
+        <w:rPr>
+          <w:b/>
+          <w:bCs/>
+          <w:color w:val="12355B"/>
+          <w:sz w:val="24"/>
+          <w:szCs w:val="24"/>
+        </w:rPr>
+        <w:t xml:space="preserve">Explain</w:t>
+      </w:r>
+      <w:r>
+        <w:rPr>
+          <w:i/>
+          <w:iCs/>
+          <w:color w:val="B97A12"/>
+          <w:sz w:val="19"/>
+          <w:szCs w:val="19"/>
+        </w:rPr>
+        <w:t xml:space="preserve">   Light language support</w:t>
+      </w:r>
+    </w:p>
+    <w:p>
+      <w:pPr>
+        <w:spacing w:after="60"/>
+      </w:pPr>
+      <w:r>
+        <w:rPr>
+          <w:color w:val="1A2733"/>
+          <w:sz w:val="21"/>
+          <w:szCs w:val="21"/>
+        </w:rPr>
+        <w:t xml:space="preserve">Write a claim, give math evidence, and explain your reasoning.</w:t>
+      </w:r>
+      <w:r>
+        <w:rPr>
+          <w:i/>
+          <w:iCs/>
+          <w:color w:val="5F6F80"/>
+          <w:sz w:val="19"/>
+          <w:szCs w:val="19"/>
+        </w:rPr>
+        <w:br/>
+        <w:t xml:space="preserve">Escribe una afirmación, da evidencia matemática y explica tu razonamiento.</w:t>
+      </w:r>
+    </w:p>
+    <w:p>
+      <w:pPr>
+        <w:spacing w:after="60"/>
+      </w:pPr>
+      <w:r>
+        <w:rPr>
+          <w:color w:val="1A2733"/>
+          <w:sz w:val="21"/>
+          <w:szCs w:val="21"/>
+        </w:rPr>
+        <w:t xml:space="preserve">My claim is ___.</w:t>
+      </w:r>
+      <w:r>
+        <w:rPr>
+          <w:i/>
+          <w:iCs/>
+          <w:color w:val="5F6F80"/>
+          <w:sz w:val="19"/>
+          <w:szCs w:val="19"/>
+        </w:rPr>
+        <w:br/>
+        <w:t xml:space="preserve">Mi afirmación es ___.</w:t>
+      </w:r>
+    </w:p>
+    <w:p>
+      <w:pPr>
+        <w:spacing w:after="60"/>
+      </w:pPr>
+      <w:r>
+        <w:rPr>
+          <w:color w:val="1A2733"/>
+          <w:sz w:val="21"/>
+          <w:szCs w:val="21"/>
+        </w:rPr>
+        <w:t xml:space="preserve">My math evidence is ___.</w:t>
+      </w:r>
+      <w:r>
+        <w:rPr>
+          <w:i/>
+          <w:iCs/>
+          <w:color w:val="5F6F80"/>
+          <w:sz w:val="19"/>
+          <w:szCs w:val="19"/>
+        </w:rPr>
+        <w:br/>
+        <w:t xml:space="preserve">Mi evidencia matemática es ___.</w:t>
+      </w:r>
+    </w:p>
+    <w:p>
+      <w:pPr>
+        <w:spacing w:after="60"/>
+      </w:pPr>
+      <w:r>
+        <w:rPr>
+          <w:color w:val="1A2733"/>
+          <w:sz w:val="21"/>
+          <w:szCs w:val="21"/>
+        </w:rPr>
+        <w:t xml:space="preserve">This proves ___ because ___.</w:t>
+      </w:r>
+      <w:r>
+        <w:rPr>
+          <w:i/>
+          <w:iCs/>
+          <w:color w:val="5F6F80"/>
+          <w:sz w:val="19"/>
+          <w:szCs w:val="19"/>
+        </w:rPr>
+        <w:br/>
+        <w:t xml:space="preserve">Esto demuestra ___ porque ___.</w:t>
+      </w:r>
+    </w:p>
+    <w:tbl>
+      <w:tblPr>
+        <w:tblW w:type="pct" w:w="100%"/>
+        <w:tblBorders>
+          <w:top w:val="single" w:color="C7D2DD" w:sz="6"/>
+          <w:left w:val="single" w:color="C7D2DD" w:sz="6"/>
+          <w:bottom w:val="single" w:color="C7D2DD" w:sz="6"/>
+          <w:right w:val="single" w:color="C7D2DD" w:sz="6"/>
+          <w:insideH w:val="single" w:color="auto" w:sz="4"/>
+          <w:insideV w:val="single" w:color="auto" w:sz="4"/>
+        </w:tblBorders>
+      </w:tblPr>
+      <w:tblGrid>
+        <w:gridCol w:w="100"/>
+      </w:tblGrid>
+      <w:tr>
+        <w:tc>
+          <w:tcPr>
+            <w:shd w:fill="FBF3E2" w:color="auto" w:val="clear"/>
+            <w:tcMar>
+              <w:top w:type="dxa" w:w="60"/>
+              <w:left w:type="dxa" w:w="120"/>
+              <w:bottom w:type="dxa" w:w="60"/>
+              <w:right w:type="dxa" w:w="120"/>
+            </w:tcMar>
+          </w:tcPr>
+          <w:p>
+            <w:pPr>
+              <w:spacing w:after="0" w:line="320"/>
+            </w:pPr>
+            <w:r>
+              <w:t xml:space="preserve"/>
+            </w:r>
+          </w:p>
+          <w:p>
+            <w:pPr>
+              <w:spacing w:after="0" w:line="320"/>
+            </w:pPr>
+            <w:r>
+              <w:t xml:space="preserve"/>
+            </w:r>
+          </w:p>
+          <w:p>
+            <w:pPr>
+              <w:spacing w:after="0" w:line="320"/>
+            </w:pPr>
+            <w:r>
+              <w:t xml:space="preserve"/>
+            </w:r>
+          </w:p>
+          <w:p>
+            <w:pPr>
+              <w:spacing w:after="0" w:line="320"/>
+            </w:pPr>
+            <w:r>
+              <w:t xml:space="preserve"/>
+            </w:r>
+          </w:p>
+          <w:p>
+            <w:pPr>
+              <w:spacing w:after="0" w:line="320"/>
+            </w:pPr>
+            <w:r>
+              <w:t xml:space="preserve"/>
+            </w:r>
+          </w:p>
+        </w:tc>
+      </w:tr>
+    </w:tbl>
+    <w:p>
+      <w:pPr>
+        <w:pStyle w:val="Heading2"/>
+        <w:spacing w:after="80" w:before="180"/>
+      </w:pPr>
+      <w:r>
+        <w:rPr>
+          <w:b/>
+          <w:bCs/>
+          <w:color w:val="12355B"/>
+          <w:sz w:val="24"/>
+          <w:szCs w:val="24"/>
+        </w:rPr>
+        <w:t xml:space="preserve">4. Check Your Explanation</w:t>
+      </w:r>
+      <w:r>
+        <w:rPr>
+          <w:i/>
+          <w:iCs/>
+          <w:color w:val="1FA6A2"/>
+          <w:sz w:val="19"/>
+          <w:szCs w:val="19"/>
+        </w:rPr>
+        <w:t xml:space="preserve">   five quick checks</w:t>
+      </w:r>
+    </w:p>
+    <w:p>
+      <w:pPr>
+        <w:spacing w:after="80"/>
+      </w:pPr>
+      <w:r>
+        <w:rPr>
+          <w:b/>
+          <w:bCs/>
+          <w:color w:val="1FA6A2"/>
+          <w:sz w:val="22"/>
+          <w:szCs w:val="22"/>
+        </w:rPr>
+        <w:t xml:space="preserve">☐  </w:t>
+      </w:r>
+      <w:r>
+        <w:rPr>
+          <w:sz w:val="20"/>
+          <w:szCs w:val="20"/>
+        </w:rPr>
+        <w:t xml:space="preserve">I answered the question.</w:t>
+      </w:r>
+      <w:r>
+        <w:rPr>
+          <w:i/>
+          <w:iCs/>
+          <w:color w:val="5F6F80"/>
+          <w:sz w:val="18"/>
+          <w:szCs w:val="18"/>
+        </w:rPr>
+        <w:br/>
+        <w:t xml:space="preserve">Respondí la pregunta.</w:t>
+      </w:r>
+    </w:p>
+    <w:p>
+      <w:pPr>
+        <w:spacing w:after="80"/>
+      </w:pPr>
+      <w:r>
+        <w:rPr>
+          <w:b/>
+          <w:bCs/>
+          <w:color w:val="1FA6A2"/>
+          <w:sz w:val="22"/>
+          <w:szCs w:val="22"/>
+        </w:rPr>
+        <w:t xml:space="preserve">☐  </w:t>
+      </w:r>
+      <w:r>
+        <w:rPr>
+          <w:sz w:val="20"/>
+          <w:szCs w:val="20"/>
+        </w:rPr>
+        <w:t xml:space="preserve">I used math evidence: numbers, an equation, a model, or a comparison.</w:t>
+      </w:r>
+      <w:r>
+        <w:rPr>
+          <w:i/>
+          <w:iCs/>
+          <w:color w:val="5F6F80"/>
+          <w:sz w:val="18"/>
+          <w:szCs w:val="18"/>
+        </w:rPr>
+        <w:br/>
+        <w:t xml:space="preserve">Usé evidencia matemática: números, una ecuación, un modelo o una comparación.</w:t>
+      </w:r>
+    </w:p>
+    <w:p>
+      <w:pPr>
+        <w:spacing w:after="80"/>
+      </w:pPr>
+      <w:r>
+        <w:rPr>
+          <w:b/>
+          <w:bCs/>
+          <w:color w:val="1FA6A2"/>
+          <w:sz w:val="22"/>
+          <w:szCs w:val="22"/>
+        </w:rPr>
+        <w:t xml:space="preserve">☐  </w:t>
+      </w:r>
+      <w:r>
+        <w:rPr>
+          <w:sz w:val="20"/>
+          <w:szCs w:val="20"/>
+        </w:rPr>
+        <w:t xml:space="preserve">I explained how the evidence proves my answer.</w:t>
+      </w:r>
+      <w:r>
+        <w:rPr>
+          <w:i/>
+          <w:iCs/>
+          <w:color w:val="5F6F80"/>
+          <w:sz w:val="18"/>
+          <w:szCs w:val="18"/>
+        </w:rPr>
+        <w:br/>
+        <w:t xml:space="preserve">Expliqué cómo la evidencia demuestra mi respuesta.</w:t>
+      </w:r>
+    </w:p>
+    <w:p>
+      <w:pPr>
+        <w:spacing w:after="80"/>
+      </w:pPr>
+      <w:r>
+        <w:rPr>
+          <w:b/>
+          <w:bCs/>
+          <w:color w:val="1FA6A2"/>
+          <w:sz w:val="22"/>
+          <w:szCs w:val="22"/>
+        </w:rPr>
+        <w:t xml:space="preserve">☐  </w:t>
+      </w:r>
+      <w:r>
+        <w:rPr>
+          <w:sz w:val="20"/>
+          <w:szCs w:val="20"/>
+        </w:rPr>
+        <w:t xml:space="preserve">I used at least two math words.</w:t>
+      </w:r>
+      <w:r>
+        <w:rPr>
+          <w:i/>
+          <w:iCs/>
+          <w:color w:val="5F6F80"/>
+          <w:sz w:val="18"/>
+          <w:szCs w:val="18"/>
+        </w:rPr>
+        <w:br/>
+        <w:t xml:space="preserve">Usé por lo menos dos palabras matemáticas.</w:t>
+      </w:r>
+    </w:p>
+    <w:p>
+      <w:pPr>
+        <w:spacing w:after="80"/>
+      </w:pPr>
+      <w:r>
+        <w:rPr>
+          <w:b/>
+          <w:bCs/>
+          <w:color w:val="1FA6A2"/>
+          <w:sz w:val="22"/>
+          <w:szCs w:val="22"/>
+        </w:rPr>
+        <w:t xml:space="preserve">☐  </w:t>
+      </w:r>
+      <w:r>
+        <w:rPr>
+          <w:sz w:val="20"/>
+          <w:szCs w:val="20"/>
+        </w:rPr>
+        <w:t xml:space="preserve">I reread complete sentences and punctuation.</w:t>
+      </w:r>
+      <w:r>
+        <w:rPr>
+          <w:i/>
+          <w:iCs/>
+          <w:color w:val="5F6F80"/>
+          <w:sz w:val="18"/>
+          <w:szCs w:val="18"/>
+        </w:rPr>
+        <w:br/>
+        <w:t xml:space="preserve">Volví a leer mis oraciones completas y la puntuación.</w:t>
       </w:r>
     </w:p>
     <w:p>

--- a/lessons/3-6/downloads/3-6-notes.docx
+++ b/lessons/3-6/downloads/3-6-notes.docx
@@ -30,7 +30,7 @@
           <w:sz w:val="44"/>
           <w:szCs w:val="44"/>
         </w:rPr>
-        <w:t xml:space="preserve">Use Ratio Reasoning</w:t>
+        <w:t xml:space="preserve">Ratio Reasoning: Convert Measurements within the Same System</w:t>
       </w:r>
     </w:p>
     <w:p>
@@ -351,7 +351,7 @@
                 <w:sz w:val="24"/>
                 <w:szCs w:val="24"/>
               </w:rPr>
-              <w:t xml:space="preserve">Proportion</w:t>
+              <w:t xml:space="preserve">Ratio Reasoning</w:t>
             </w:r>
             <w:r>
               <w:rPr>
@@ -361,7 +361,7 @@
                 <w:sz w:val="19"/>
                 <w:szCs w:val="19"/>
               </w:rPr>
-              <w:t xml:space="preserve">   Proporción</w:t>
+              <w:t xml:space="preserve">   Razonamiento con razones</w:t>
             </w:r>
           </w:p>
           <w:p>
@@ -373,7 +373,7 @@
                 <w:sz w:val="21"/>
                 <w:szCs w:val="21"/>
               </w:rPr>
-              <w:t xml:space="preserve">A math sentence saying two ratios are equal.</w:t>
+              <w:t xml:space="preserve">Use equivalent ratios, tables, graphs, or unit rates to solve a problem.</w:t>
             </w:r>
           </w:p>
           <w:p>
@@ -398,161 +398,7 @@
                 <w:sz w:val="18"/>
                 <w:szCs w:val="18"/>
               </w:rPr>
-              <w:t xml:space="preserve">2/3 = 8/12</w:t>
-            </w:r>
-          </w:p>
-        </w:tc>
-      </w:tr>
-    </w:tbl>
-    <w:tbl>
-      <w:tblPr>
-        <w:tblW w:type="pct" w:w="100%"/>
-        <w:tblBorders>
-          <w:top w:val="none" w:color="FFFFFF" w:sz="0"/>
-          <w:left w:val="none" w:color="FFFFFF" w:sz="0"/>
-          <w:bottom w:val="single" w:color="C7D2DD" w:sz="4"/>
-          <w:right w:val="none" w:color="FFFFFF" w:sz="0"/>
-          <w:insideH w:val="none" w:color="FFFFFF" w:sz="0"/>
-          <w:insideV w:val="none" w:color="FFFFFF" w:sz="0"/>
-        </w:tblBorders>
-      </w:tblPr>
-      <w:tblGrid>
-        <w:gridCol w:w="1800"/>
-        <w:gridCol w:w="7560"/>
-      </w:tblGrid>
-      <w:tr>
-        <w:trPr>
-          <w:cantSplit/>
-        </w:trPr>
-        <w:tc>
-          <w:tcPr>
-            <w:tcW w:type="dxa" w:w="1800"/>
-            <w:tcMar>
-              <w:top w:type="dxa" w:w="100"/>
-              <w:left w:type="dxa" w:w="40"/>
-              <w:bottom w:type="dxa" w:w="100"/>
-              <w:right w:type="dxa" w:w="120"/>
-            </w:tcMar>
-            <w:vAlign w:val="center"/>
-          </w:tcPr>
-          <w:p>
-            <w:pPr>
-              <w:spacing w:after="0"/>
-              <w:jc w:val="center"/>
-            </w:pPr>
-            <w:r>
-              <w:drawing>
-                <wp:inline distT="0" distB="0" distL="0" distR="0">
-                  <wp:extent cx="1047750" cy="790575"/>
-                  <wp:effectExtent t="0" r="0" b="0" l="0"/>
-                  <wp:docPr id="1" name="" descr="" title=""/>
-                  <wp:cNvGraphicFramePr>
-                    <a:graphicFrameLocks xmlns:a="http://schemas.openxmlformats.org/drawingml/2006/main" noChangeAspect="1"/>
-                  </wp:cNvGraphicFramePr>
-                  <a:graphic xmlns:a="http://schemas.openxmlformats.org/drawingml/2006/main">
-                    <a:graphicData uri="http://schemas.openxmlformats.org/drawingml/2006/picture">
-                      <pic:pic xmlns:pic="http://schemas.openxmlformats.org/drawingml/2006/picture">
-                        <pic:nvPicPr>
-                          <pic:cNvPr id="0" name="" descr=""/>
-                          <pic:cNvPicPr>
-                            <a:picLocks noChangeAspect="1" noChangeArrowheads="1"/>
-                          </pic:cNvPicPr>
-                        </pic:nvPicPr>
-                        <pic:blipFill>
-                          <a:blip r:embed="rId9" cstate="none"/>
-                          <a:srcRect/>
-                          <a:stretch>
-                            <a:fillRect/>
-                          </a:stretch>
-                        </pic:blipFill>
-                        <pic:spPr bwMode="auto">
-                          <a:xfrm>
-                            <a:off x="0" y="0"/>
-                            <a:ext cx="1047750" cy="790575"/>
-                          </a:xfrm>
-                          <a:prstGeom prst="rect">
-                            <a:avLst/>
-                          </a:prstGeom>
-                        </pic:spPr>
-                      </pic:pic>
-                    </a:graphicData>
-                  </a:graphic>
-                </wp:inline>
-              </w:drawing>
-            </w:r>
-          </w:p>
-        </w:tc>
-        <w:tc>
-          <w:tcPr>
-            <w:tcW w:type="dxa" w:w="7560"/>
-            <w:tcMar>
-              <w:top w:type="dxa" w:w="100"/>
-              <w:left w:type="dxa" w:w="40"/>
-              <w:bottom w:type="dxa" w:w="100"/>
-              <w:right w:type="dxa" w:w="40"/>
-            </w:tcMar>
-            <w:vAlign w:val="center"/>
-          </w:tcPr>
-          <w:p>
-            <w:pPr>
-              <w:spacing w:after="50"/>
-            </w:pPr>
-            <w:r>
-              <w:rPr>
-                <w:b/>
-                <w:bCs/>
-                <w:color w:val="12355B"/>
-                <w:sz w:val="24"/>
-                <w:szCs w:val="24"/>
-              </w:rPr>
-              <w:t xml:space="preserve">Cross-multiply</w:t>
-            </w:r>
-            <w:r>
-              <w:rPr>
-                <w:i/>
-                <w:iCs/>
-                <w:color w:val="5F6F80"/>
-                <w:sz w:val="19"/>
-                <w:szCs w:val="19"/>
-              </w:rPr>
-              <w:t xml:space="preserve">   Multiplicación cruzada</w:t>
-            </w:r>
-          </w:p>
-          <w:p>
-            <w:pPr>
-              <w:spacing w:after="40"/>
-            </w:pPr>
-            <w:r>
-              <w:rPr>
-                <w:sz w:val="21"/>
-                <w:szCs w:val="21"/>
-              </w:rPr>
-              <w:t xml:space="preserve">Multiplying across two ratios to check if they are equal.</w:t>
-            </w:r>
-          </w:p>
-          <w:p>
-            <w:pPr>
-              <w:spacing w:after="0"/>
-            </w:pPr>
-            <w:r>
-              <w:rPr>
-                <w:b/>
-                <w:bCs/>
-                <w:color w:val="1FA6A2"/>
-                <w:sz w:val="18"/>
-                <w:szCs w:val="18"/>
-              </w:rPr>
-              <w:t xml:space="preserve">Example:  </w:t>
-            </w:r>
-            <w:r>
-              <w:rPr>
-                <w:i/>
-                <w:iCs/>
-                <w:color w:val="5F6F80"/>
-                <w:sz w:val="18"/>
-                <w:szCs w:val="18"/>
-              </w:rPr>
-              <w:t xml:space="preserve">2/3 = 8/12 → 2×12 = 24 and 3×8 = 24 ✓</w:t>
+              <w:t xml:space="preserve">If 3 notebooks cost $6, then 5 notebooks cost $10.</w:t>
             </w:r>
           </w:p>
         </w:tc>
@@ -659,7 +505,7 @@
                 <w:sz w:val="24"/>
                 <w:szCs w:val="24"/>
               </w:rPr>
-              <w:t xml:space="preserve">Scale</w:t>
+              <w:t xml:space="preserve">Proportion</w:t>
             </w:r>
             <w:r>
               <w:rPr>
@@ -669,7 +515,7 @@
                 <w:sz w:val="19"/>
                 <w:szCs w:val="19"/>
               </w:rPr>
-              <w:t xml:space="preserve">   Escalar</w:t>
+              <w:t xml:space="preserve">   Proporción</w:t>
             </w:r>
           </w:p>
           <w:p>
@@ -681,7 +527,7 @@
                 <w:sz w:val="21"/>
                 <w:szCs w:val="21"/>
               </w:rPr>
-              <w:t xml:space="preserve">To multiply or divide both parts of a ratio by the same number.</w:t>
+              <w:t xml:space="preserve">A math sentence saying two ratios are equal.</w:t>
             </w:r>
           </w:p>
           <w:p>
@@ -706,7 +552,161 @@
                 <w:sz w:val="18"/>
                 <w:szCs w:val="18"/>
               </w:rPr>
-              <w:t xml:space="preserve">5:8 × 3 → 15:24</w:t>
+              <w:t xml:space="preserve">2/3 = 8/12</w:t>
+            </w:r>
+          </w:p>
+        </w:tc>
+      </w:tr>
+    </w:tbl>
+    <w:tbl>
+      <w:tblPr>
+        <w:tblW w:type="pct" w:w="100%"/>
+        <w:tblBorders>
+          <w:top w:val="none" w:color="FFFFFF" w:sz="0"/>
+          <w:left w:val="none" w:color="FFFFFF" w:sz="0"/>
+          <w:bottom w:val="single" w:color="C7D2DD" w:sz="4"/>
+          <w:right w:val="none" w:color="FFFFFF" w:sz="0"/>
+          <w:insideH w:val="none" w:color="FFFFFF" w:sz="0"/>
+          <w:insideV w:val="none" w:color="FFFFFF" w:sz="0"/>
+        </w:tblBorders>
+      </w:tblPr>
+      <w:tblGrid>
+        <w:gridCol w:w="1800"/>
+        <w:gridCol w:w="7560"/>
+      </w:tblGrid>
+      <w:tr>
+        <w:trPr>
+          <w:cantSplit/>
+        </w:trPr>
+        <w:tc>
+          <w:tcPr>
+            <w:tcW w:type="dxa" w:w="1800"/>
+            <w:tcMar>
+              <w:top w:type="dxa" w:w="100"/>
+              <w:left w:type="dxa" w:w="40"/>
+              <w:bottom w:type="dxa" w:w="100"/>
+              <w:right w:type="dxa" w:w="120"/>
+            </w:tcMar>
+            <w:vAlign w:val="center"/>
+          </w:tcPr>
+          <w:p>
+            <w:pPr>
+              <w:spacing w:after="0"/>
+              <w:jc w:val="center"/>
+            </w:pPr>
+            <w:r>
+              <w:drawing>
+                <wp:inline distT="0" distB="0" distL="0" distR="0">
+                  <wp:extent cx="1047750" cy="790575"/>
+                  <wp:effectExtent t="0" r="0" b="0" l="0"/>
+                  <wp:docPr id="1" name="" descr="" title=""/>
+                  <wp:cNvGraphicFramePr>
+                    <a:graphicFrameLocks xmlns:a="http://schemas.openxmlformats.org/drawingml/2006/main" noChangeAspect="1"/>
+                  </wp:cNvGraphicFramePr>
+                  <a:graphic xmlns:a="http://schemas.openxmlformats.org/drawingml/2006/main">
+                    <a:graphicData uri="http://schemas.openxmlformats.org/drawingml/2006/picture">
+                      <pic:pic xmlns:pic="http://schemas.openxmlformats.org/drawingml/2006/picture">
+                        <pic:nvPicPr>
+                          <pic:cNvPr id="0" name="" descr=""/>
+                          <pic:cNvPicPr>
+                            <a:picLocks noChangeAspect="1" noChangeArrowheads="1"/>
+                          </pic:cNvPicPr>
+                        </pic:nvPicPr>
+                        <pic:blipFill>
+                          <a:blip r:embed="rId10" cstate="none"/>
+                          <a:srcRect/>
+                          <a:stretch>
+                            <a:fillRect/>
+                          </a:stretch>
+                        </pic:blipFill>
+                        <pic:spPr bwMode="auto">
+                          <a:xfrm>
+                            <a:off x="0" y="0"/>
+                            <a:ext cx="1047750" cy="790575"/>
+                          </a:xfrm>
+                          <a:prstGeom prst="rect">
+                            <a:avLst/>
+                          </a:prstGeom>
+                        </pic:spPr>
+                      </pic:pic>
+                    </a:graphicData>
+                  </a:graphic>
+                </wp:inline>
+              </w:drawing>
+            </w:r>
+          </w:p>
+        </w:tc>
+        <w:tc>
+          <w:tcPr>
+            <w:tcW w:type="dxa" w:w="7560"/>
+            <w:tcMar>
+              <w:top w:type="dxa" w:w="100"/>
+              <w:left w:type="dxa" w:w="40"/>
+              <w:bottom w:type="dxa" w:w="100"/>
+              <w:right w:type="dxa" w:w="40"/>
+            </w:tcMar>
+            <w:vAlign w:val="center"/>
+          </w:tcPr>
+          <w:p>
+            <w:pPr>
+              <w:spacing w:after="50"/>
+            </w:pPr>
+            <w:r>
+              <w:rPr>
+                <w:b/>
+                <w:bCs/>
+                <w:color w:val="12355B"/>
+                <w:sz w:val="24"/>
+                <w:szCs w:val="24"/>
+              </w:rPr>
+              <w:t xml:space="preserve">Cross-multiply</w:t>
+            </w:r>
+            <w:r>
+              <w:rPr>
+                <w:i/>
+                <w:iCs/>
+                <w:color w:val="5F6F80"/>
+                <w:sz w:val="19"/>
+                <w:szCs w:val="19"/>
+              </w:rPr>
+              <w:t xml:space="preserve">   Multiplicación cruzada</w:t>
+            </w:r>
+          </w:p>
+          <w:p>
+            <w:pPr>
+              <w:spacing w:after="40"/>
+            </w:pPr>
+            <w:r>
+              <w:rPr>
+                <w:sz w:val="21"/>
+                <w:szCs w:val="21"/>
+              </w:rPr>
+              <w:t xml:space="preserve">Multiplying across two ratios to check if they are equal.</w:t>
+            </w:r>
+          </w:p>
+          <w:p>
+            <w:pPr>
+              <w:spacing w:after="0"/>
+            </w:pPr>
+            <w:r>
+              <w:rPr>
+                <w:b/>
+                <w:bCs/>
+                <w:color w:val="1FA6A2"/>
+                <w:sz w:val="18"/>
+                <w:szCs w:val="18"/>
+              </w:rPr>
+              <w:t xml:space="preserve">Example:  </w:t>
+            </w:r>
+            <w:r>
+              <w:rPr>
+                <w:i/>
+                <w:iCs/>
+                <w:color w:val="5F6F80"/>
+                <w:sz w:val="18"/>
+                <w:szCs w:val="18"/>
+              </w:rPr>
+              <w:t xml:space="preserve">2/3 = 8/12 → 2×12 = 24 and 3×8 = 24 ✓</w:t>
             </w:r>
           </w:p>
         </w:tc>
@@ -813,7 +813,7 @@
                 <w:sz w:val="24"/>
                 <w:szCs w:val="24"/>
               </w:rPr>
-              <w:t xml:space="preserve">Equivalent</w:t>
+              <w:t xml:space="preserve">Scale</w:t>
             </w:r>
             <w:r>
               <w:rPr>
@@ -823,7 +823,7 @@
                 <w:sz w:val="19"/>
                 <w:szCs w:val="19"/>
               </w:rPr>
-              <w:t xml:space="preserve">   Equivalente</w:t>
+              <w:t xml:space="preserve">   Escalar</w:t>
             </w:r>
           </w:p>
           <w:p>
@@ -835,7 +835,7 @@
                 <w:sz w:val="21"/>
                 <w:szCs w:val="21"/>
               </w:rPr>
-              <w:t xml:space="preserve">Having the same value.</w:t>
+              <w:t xml:space="preserve">To multiply or divide both parts of a ratio by the same number.</w:t>
             </w:r>
           </w:p>
           <w:p>
@@ -860,7 +860,7 @@
                 <w:sz w:val="18"/>
                 <w:szCs w:val="18"/>
               </w:rPr>
-              <w:t xml:space="preserve">1/2 and 3/6 and 5/10 all equal the same amount — half</w:t>
+              <w:t xml:space="preserve">5:8 × 3 → 15:24</w:t>
             </w:r>
           </w:p>
         </w:tc>
@@ -967,7 +967,7 @@
                 <w:sz w:val="24"/>
                 <w:szCs w:val="24"/>
               </w:rPr>
-              <w:t xml:space="preserve">Unit rate</w:t>
+              <w:t xml:space="preserve">Equivalent</w:t>
             </w:r>
             <w:r>
               <w:rPr>
@@ -977,7 +977,7 @@
                 <w:sz w:val="19"/>
                 <w:szCs w:val="19"/>
               </w:rPr>
-              <w:t xml:space="preserve">   Tasa unitaria</w:t>
+              <w:t xml:space="preserve">   Equivalente</w:t>
             </w:r>
           </w:p>
           <w:p>
@@ -989,7 +989,7 @@
                 <w:sz w:val="21"/>
                 <w:szCs w:val="21"/>
               </w:rPr>
-              <w:t xml:space="preserve">A rate for just 1 of something. You find it by dividing.</w:t>
+              <w:t xml:space="preserve">Having the same value.</w:t>
             </w:r>
           </w:p>
           <w:p>
@@ -1014,7 +1014,315 @@
                 <w:sz w:val="18"/>
                 <w:szCs w:val="18"/>
               </w:rPr>
+              <w:t xml:space="preserve">1/2 and 3/6 and 5/10 all equal the same amount — half</w:t>
+            </w:r>
+          </w:p>
+        </w:tc>
+      </w:tr>
+    </w:tbl>
+    <w:tbl>
+      <w:tblPr>
+        <w:tblW w:type="pct" w:w="100%"/>
+        <w:tblBorders>
+          <w:top w:val="none" w:color="FFFFFF" w:sz="0"/>
+          <w:left w:val="none" w:color="FFFFFF" w:sz="0"/>
+          <w:bottom w:val="single" w:color="C7D2DD" w:sz="4"/>
+          <w:right w:val="none" w:color="FFFFFF" w:sz="0"/>
+          <w:insideH w:val="none" w:color="FFFFFF" w:sz="0"/>
+          <w:insideV w:val="none" w:color="FFFFFF" w:sz="0"/>
+        </w:tblBorders>
+      </w:tblPr>
+      <w:tblGrid>
+        <w:gridCol w:w="1800"/>
+        <w:gridCol w:w="7560"/>
+      </w:tblGrid>
+      <w:tr>
+        <w:trPr>
+          <w:cantSplit/>
+        </w:trPr>
+        <w:tc>
+          <w:tcPr>
+            <w:tcW w:type="dxa" w:w="1800"/>
+            <w:tcMar>
+              <w:top w:type="dxa" w:w="100"/>
+              <w:left w:type="dxa" w:w="40"/>
+              <w:bottom w:type="dxa" w:w="100"/>
+              <w:right w:type="dxa" w:w="120"/>
+            </w:tcMar>
+            <w:vAlign w:val="center"/>
+          </w:tcPr>
+          <w:p>
+            <w:pPr>
+              <w:spacing w:after="0"/>
+              <w:jc w:val="center"/>
+            </w:pPr>
+            <w:r>
+              <w:drawing>
+                <wp:inline distT="0" distB="0" distL="0" distR="0">
+                  <wp:extent cx="1047750" cy="790575"/>
+                  <wp:effectExtent t="0" r="0" b="0" l="0"/>
+                  <wp:docPr id="1" name="" descr="" title=""/>
+                  <wp:cNvGraphicFramePr>
+                    <a:graphicFrameLocks xmlns:a="http://schemas.openxmlformats.org/drawingml/2006/main" noChangeAspect="1"/>
+                  </wp:cNvGraphicFramePr>
+                  <a:graphic xmlns:a="http://schemas.openxmlformats.org/drawingml/2006/main">
+                    <a:graphicData uri="http://schemas.openxmlformats.org/drawingml/2006/picture">
+                      <pic:pic xmlns:pic="http://schemas.openxmlformats.org/drawingml/2006/picture">
+                        <pic:nvPicPr>
+                          <pic:cNvPr id="0" name="" descr=""/>
+                          <pic:cNvPicPr>
+                            <a:picLocks noChangeAspect="1" noChangeArrowheads="1"/>
+                          </pic:cNvPicPr>
+                        </pic:nvPicPr>
+                        <pic:blipFill>
+                          <a:blip r:embed="rId13" cstate="none"/>
+                          <a:srcRect/>
+                          <a:stretch>
+                            <a:fillRect/>
+                          </a:stretch>
+                        </pic:blipFill>
+                        <pic:spPr bwMode="auto">
+                          <a:xfrm>
+                            <a:off x="0" y="0"/>
+                            <a:ext cx="1047750" cy="790575"/>
+                          </a:xfrm>
+                          <a:prstGeom prst="rect">
+                            <a:avLst/>
+                          </a:prstGeom>
+                        </pic:spPr>
+                      </pic:pic>
+                    </a:graphicData>
+                  </a:graphic>
+                </wp:inline>
+              </w:drawing>
+            </w:r>
+          </w:p>
+        </w:tc>
+        <w:tc>
+          <w:tcPr>
+            <w:tcW w:type="dxa" w:w="7560"/>
+            <w:tcMar>
+              <w:top w:type="dxa" w:w="100"/>
+              <w:left w:type="dxa" w:w="40"/>
+              <w:bottom w:type="dxa" w:w="100"/>
+              <w:right w:type="dxa" w:w="40"/>
+            </w:tcMar>
+            <w:vAlign w:val="center"/>
+          </w:tcPr>
+          <w:p>
+            <w:pPr>
+              <w:spacing w:after="50"/>
+            </w:pPr>
+            <w:r>
+              <w:rPr>
+                <w:b/>
+                <w:bCs/>
+                <w:color w:val="12355B"/>
+                <w:sz w:val="24"/>
+                <w:szCs w:val="24"/>
+              </w:rPr>
+              <w:t xml:space="preserve">Unit rate</w:t>
+            </w:r>
+            <w:r>
+              <w:rPr>
+                <w:i/>
+                <w:iCs/>
+                <w:color w:val="5F6F80"/>
+                <w:sz w:val="19"/>
+                <w:szCs w:val="19"/>
+              </w:rPr>
+              <w:t xml:space="preserve">   Tasa unitaria</w:t>
+            </w:r>
+          </w:p>
+          <w:p>
+            <w:pPr>
+              <w:spacing w:after="40"/>
+            </w:pPr>
+            <w:r>
+              <w:rPr>
+                <w:sz w:val="21"/>
+                <w:szCs w:val="21"/>
+              </w:rPr>
+              <w:t xml:space="preserve">A rate for just 1 of something. You find it by dividing.</w:t>
+            </w:r>
+          </w:p>
+          <w:p>
+            <w:pPr>
+              <w:spacing w:after="0"/>
+            </w:pPr>
+            <w:r>
+              <w:rPr>
+                <w:b/>
+                <w:bCs/>
+                <w:color w:val="1FA6A2"/>
+                <w:sz w:val="18"/>
+                <w:szCs w:val="18"/>
+              </w:rPr>
+              <w:t xml:space="preserve">Example:  </w:t>
+            </w:r>
+            <w:r>
+              <w:rPr>
+                <w:i/>
+                <w:iCs/>
+                <w:color w:val="5F6F80"/>
+                <w:sz w:val="18"/>
+                <w:szCs w:val="18"/>
+              </w:rPr>
               <w:t xml:space="preserve">60 miles in 3 hours → 20 miles per 1 hour</w:t>
+            </w:r>
+          </w:p>
+        </w:tc>
+      </w:tr>
+    </w:tbl>
+    <w:tbl>
+      <w:tblPr>
+        <w:tblW w:type="pct" w:w="100%"/>
+        <w:tblBorders>
+          <w:top w:val="none" w:color="FFFFFF" w:sz="0"/>
+          <w:left w:val="none" w:color="FFFFFF" w:sz="0"/>
+          <w:bottom w:val="single" w:color="C7D2DD" w:sz="4"/>
+          <w:right w:val="none" w:color="FFFFFF" w:sz="0"/>
+          <w:insideH w:val="none" w:color="FFFFFF" w:sz="0"/>
+          <w:insideV w:val="none" w:color="FFFFFF" w:sz="0"/>
+        </w:tblBorders>
+      </w:tblPr>
+      <w:tblGrid>
+        <w:gridCol w:w="1800"/>
+        <w:gridCol w:w="7560"/>
+      </w:tblGrid>
+      <w:tr>
+        <w:trPr>
+          <w:cantSplit/>
+        </w:trPr>
+        <w:tc>
+          <w:tcPr>
+            <w:tcW w:type="dxa" w:w="1800"/>
+            <w:tcMar>
+              <w:top w:type="dxa" w:w="100"/>
+              <w:left w:type="dxa" w:w="40"/>
+              <w:bottom w:type="dxa" w:w="100"/>
+              <w:right w:type="dxa" w:w="120"/>
+            </w:tcMar>
+            <w:vAlign w:val="center"/>
+          </w:tcPr>
+          <w:p>
+            <w:pPr>
+              <w:spacing w:after="0"/>
+              <w:jc w:val="center"/>
+            </w:pPr>
+            <w:r>
+              <w:drawing>
+                <wp:inline distT="0" distB="0" distL="0" distR="0">
+                  <wp:extent cx="1047750" cy="790575"/>
+                  <wp:effectExtent t="0" r="0" b="0" l="0"/>
+                  <wp:docPr id="1" name="" descr="" title=""/>
+                  <wp:cNvGraphicFramePr>
+                    <a:graphicFrameLocks xmlns:a="http://schemas.openxmlformats.org/drawingml/2006/main" noChangeAspect="1"/>
+                  </wp:cNvGraphicFramePr>
+                  <a:graphic xmlns:a="http://schemas.openxmlformats.org/drawingml/2006/main">
+                    <a:graphicData uri="http://schemas.openxmlformats.org/drawingml/2006/picture">
+                      <pic:pic xmlns:pic="http://schemas.openxmlformats.org/drawingml/2006/picture">
+                        <pic:nvPicPr>
+                          <pic:cNvPr id="0" name="" descr=""/>
+                          <pic:cNvPicPr>
+                            <a:picLocks noChangeAspect="1" noChangeArrowheads="1"/>
+                          </pic:cNvPicPr>
+                        </pic:nvPicPr>
+                        <pic:blipFill>
+                          <a:blip r:embed="rId14" cstate="none"/>
+                          <a:srcRect/>
+                          <a:stretch>
+                            <a:fillRect/>
+                          </a:stretch>
+                        </pic:blipFill>
+                        <pic:spPr bwMode="auto">
+                          <a:xfrm>
+                            <a:off x="0" y="0"/>
+                            <a:ext cx="1047750" cy="790575"/>
+                          </a:xfrm>
+                          <a:prstGeom prst="rect">
+                            <a:avLst/>
+                          </a:prstGeom>
+                        </pic:spPr>
+                      </pic:pic>
+                    </a:graphicData>
+                  </a:graphic>
+                </wp:inline>
+              </w:drawing>
+            </w:r>
+          </w:p>
+        </w:tc>
+        <w:tc>
+          <w:tcPr>
+            <w:tcW w:type="dxa" w:w="7560"/>
+            <w:tcMar>
+              <w:top w:type="dxa" w:w="100"/>
+              <w:left w:type="dxa" w:w="40"/>
+              <w:bottom w:type="dxa" w:w="100"/>
+              <w:right w:type="dxa" w:w="40"/>
+            </w:tcMar>
+            <w:vAlign w:val="center"/>
+          </w:tcPr>
+          <w:p>
+            <w:pPr>
+              <w:spacing w:after="50"/>
+            </w:pPr>
+            <w:r>
+              <w:rPr>
+                <w:b/>
+                <w:bCs/>
+                <w:color w:val="12355B"/>
+                <w:sz w:val="24"/>
+                <w:szCs w:val="24"/>
+              </w:rPr>
+              <w:t xml:space="preserve">Ratio table</w:t>
+            </w:r>
+            <w:r>
+              <w:rPr>
+                <w:i/>
+                <w:iCs/>
+                <w:color w:val="5F6F80"/>
+                <w:sz w:val="19"/>
+                <w:szCs w:val="19"/>
+              </w:rPr>
+              <w:t xml:space="preserve">   Tabla de razones</w:t>
+            </w:r>
+          </w:p>
+          <w:p>
+            <w:pPr>
+              <w:spacing w:after="40"/>
+            </w:pPr>
+            <w:r>
+              <w:rPr>
+                <w:sz w:val="21"/>
+                <w:szCs w:val="21"/>
+              </w:rPr>
+              <w:t xml:space="preserve">A table of equal ratios that shows a pattern.</w:t>
+            </w:r>
+          </w:p>
+          <w:p>
+            <w:pPr>
+              <w:spacing w:after="0"/>
+            </w:pPr>
+            <w:r>
+              <w:rPr>
+                <w:b/>
+                <w:bCs/>
+                <w:color w:val="1FA6A2"/>
+                <w:sz w:val="18"/>
+                <w:szCs w:val="18"/>
+              </w:rPr>
+              <w:t xml:space="preserve">Example:  </w:t>
+            </w:r>
+            <w:r>
+              <w:rPr>
+                <w:i/>
+                <w:iCs/>
+                <w:color w:val="5F6F80"/>
+                <w:sz w:val="18"/>
+                <w:szCs w:val="18"/>
+              </w:rPr>
+              <w:t xml:space="preserve">Cups of juice: 2, 4, 6 | Cups of water: 3, 6, 9</w:t>
             </w:r>
           </w:p>
         </w:tc>
@@ -1106,7 +1414,7 @@
                 <w:sz w:val="21"/>
                 <w:szCs w:val="21"/>
               </w:rPr>
-              <w:t xml:space="preserve">Proportion      •      Cross-multiply      •      Scale      •      Equivalent      •      Unit rate</w:t>
+              <w:t xml:space="preserve">Ratio Reasoning      •      Proportion      •      Cross-multiply      •      Scale      •      Equivalent      •      Unit rate      •      Ratio table</w:t>
             </w:r>
           </w:p>
         </w:tc>
@@ -1139,7 +1447,7 @@
           <w:sz w:val="22"/>
           <w:szCs w:val="22"/>
         </w:rPr>
-        <w:t xml:space="preserve">An equation that states two ratios are equal is a ___.</w:t>
+        <w:t xml:space="preserve">__________  —  Use equivalent ratios, tables, graphs, or unit rates to solve a problem.</w:t>
       </w:r>
     </w:p>
     <w:p>
@@ -1161,7 +1469,7 @@
           <w:sz w:val="22"/>
           <w:szCs w:val="22"/>
         </w:rPr>
-        <w:t xml:space="preserve">Multiplying the numerator of one ratio by the denominator of the other to check a proportion is to ___.</w:t>
+        <w:t xml:space="preserve">An equation that states two ratios are equal is a ___.</w:t>
       </w:r>
     </w:p>
     <w:p>
@@ -1183,7 +1491,7 @@
           <w:sz w:val="22"/>
           <w:szCs w:val="22"/>
         </w:rPr>
-        <w:t xml:space="preserve">To multiply a ratio up or down by the same factor is to ___ it.</w:t>
+        <w:t xml:space="preserve">Multiplying the numerator of one ratio by the denominator of the other to check a proportion is to ___.</w:t>
       </w:r>
     </w:p>
     <w:p>
@@ -1205,7 +1513,7 @@
           <w:sz w:val="22"/>
           <w:szCs w:val="22"/>
         </w:rPr>
-        <w:t xml:space="preserve">Two ratios that show the same comparison are ___.</w:t>
+        <w:t xml:space="preserve">To multiply a ratio up or down by the same factor is to ___ it.</w:t>
       </w:r>
     </w:p>
     <w:p>
@@ -1227,7 +1535,51 @@
           <w:sz w:val="22"/>
           <w:szCs w:val="22"/>
         </w:rPr>
+        <w:t xml:space="preserve">Two ratios that show the same comparison are ___.</w:t>
+      </w:r>
+    </w:p>
+    <w:p>
+      <w:pPr>
+        <w:spacing w:after="120" w:before="80"/>
+      </w:pPr>
+      <w:r>
+        <w:rPr>
+          <w:b/>
+          <w:bCs/>
+          <w:color w:val="12355B"/>
+          <w:sz w:val="22"/>
+          <w:szCs w:val="22"/>
+        </w:rPr>
+        <w:t xml:space="preserve">6.  </w:t>
+      </w:r>
+      <w:r>
+        <w:rPr>
+          <w:sz w:val="22"/>
+          <w:szCs w:val="22"/>
+        </w:rPr>
         <w:t xml:space="preserve">The amount for exactly one unit is the ___.</w:t>
+      </w:r>
+    </w:p>
+    <w:p>
+      <w:pPr>
+        <w:spacing w:after="120" w:before="80"/>
+      </w:pPr>
+      <w:r>
+        <w:rPr>
+          <w:b/>
+          <w:bCs/>
+          <w:color w:val="12355B"/>
+          <w:sz w:val="22"/>
+          <w:szCs w:val="22"/>
+        </w:rPr>
+        <w:t xml:space="preserve">7.  </w:t>
+      </w:r>
+      <w:r>
+        <w:rPr>
+          <w:sz w:val="22"/>
+          <w:szCs w:val="22"/>
+        </w:rPr>
+        <w:t xml:space="preserve">A table that lists equivalent ratios in rows or columns is a ___.</w:t>
       </w:r>
     </w:p>
     <w:p>
@@ -1288,7 +1640,7 @@
           <w:sz w:val="19"/>
           <w:szCs w:val="19"/>
         </w:rPr>
-        <w:t xml:space="preserve">   justify</w:t>
+        <w:t xml:space="preserve">   explain</w:t>
       </w:r>
     </w:p>
     <w:tbl>
@@ -1327,7 +1679,7 @@
                 <w:sz w:val="21"/>
                 <w:szCs w:val="21"/>
               </w:rPr>
-              <w:t xml:space="preserve">You sorted ratio pairs into equivalent and not equivalent. How does ratio reasoning, like cross-multiplying, prove that 4:7 and 12:21 are equivalent?</w:t>
+              <w:t xml:space="preserve">A school garden grows tomatoes. The gardeners know that 4 tomato plants produce about 20 tomatoes. The school wants to grow 100 tomatoes for a salsa-making event. They need to use ratio reasoning to determine how many plants to grow?</w:t>
             </w:r>
           </w:p>
           <w:p>
@@ -1414,14 +1766,14 @@
           <w:sz w:val="20"/>
           <w:szCs w:val="20"/>
         </w:rPr>
-        <w:t xml:space="preserve">Proportion — </w:t>
+        <w:t xml:space="preserve">Ratio Reasoning — </w:t>
       </w:r>
       <w:r>
         <w:rPr>
           <w:sz w:val="20"/>
           <w:szCs w:val="20"/>
         </w:rPr>
-        <w:t xml:space="preserve">A math sentence saying two ratios are equal.</w:t>
+        <w:t xml:space="preserve">Use equivalent ratios, tables, graphs, or unit rates to solve a problem.</w:t>
       </w:r>
       <w:r>
         <w:rPr>
@@ -1432,7 +1784,7 @@
           <w:szCs w:val="18"/>
         </w:rPr>
         <w:br/>
-        <w:t xml:space="preserve">Proporción — Una oración matemática que dice que dos razones son iguales.</w:t>
+        <w:t xml:space="preserve">Razonamiento con razones — Usar razones equivalentes, tablas, gráficas o tasas unitarias para resolver un problema.</w:t>
       </w:r>
     </w:p>
     <w:p>
@@ -1457,14 +1809,14 @@
           <w:sz w:val="20"/>
           <w:szCs w:val="20"/>
         </w:rPr>
-        <w:t xml:space="preserve">Cross-multiply — </w:t>
+        <w:t xml:space="preserve">Proportion — </w:t>
       </w:r>
       <w:r>
         <w:rPr>
           <w:sz w:val="20"/>
           <w:szCs w:val="20"/>
         </w:rPr>
-        <w:t xml:space="preserve">Multiplying across two ratios to check if they are equal.</w:t>
+        <w:t xml:space="preserve">A math sentence saying two ratios are equal.</w:t>
       </w:r>
       <w:r>
         <w:rPr>
@@ -1475,7 +1827,7 @@
           <w:szCs w:val="18"/>
         </w:rPr>
         <w:br/>
-        <w:t xml:space="preserve">Multiplicación cruzada — Multiplicar en cruz dos razones para ver si son iguales.</w:t>
+        <w:t xml:space="preserve">Proporción — Una oración matemática que dice que dos razones son iguales.</w:t>
       </w:r>
     </w:p>
     <w:p>
@@ -1500,14 +1852,14 @@
           <w:sz w:val="20"/>
           <w:szCs w:val="20"/>
         </w:rPr>
-        <w:t xml:space="preserve">Scale — </w:t>
+        <w:t xml:space="preserve">Cross-multiply — </w:t>
       </w:r>
       <w:r>
         <w:rPr>
           <w:sz w:val="20"/>
           <w:szCs w:val="20"/>
         </w:rPr>
-        <w:t xml:space="preserve">To multiply or divide both parts of a ratio by the same number.</w:t>
+        <w:t xml:space="preserve">Multiplying across two ratios to check if they are equal.</w:t>
       </w:r>
       <w:r>
         <w:rPr>
@@ -1518,7 +1870,7 @@
           <w:szCs w:val="18"/>
         </w:rPr>
         <w:br/>
-        <w:t xml:space="preserve">Escalar — Multiplicar o dividir ambas partes de una razón por el mismo número.</w:t>
+        <w:t xml:space="preserve">Multiplicación cruzada — Multiplicar en cruz dos razones para ver si son iguales.</w:t>
       </w:r>
     </w:p>
     <w:p>
@@ -1543,14 +1895,14 @@
           <w:sz w:val="20"/>
           <w:szCs w:val="20"/>
         </w:rPr>
-        <w:t xml:space="preserve">Equivalent — </w:t>
+        <w:t xml:space="preserve">Scale — </w:t>
       </w:r>
       <w:r>
         <w:rPr>
           <w:sz w:val="20"/>
           <w:szCs w:val="20"/>
         </w:rPr>
-        <w:t xml:space="preserve">Having the same value.</w:t>
+        <w:t xml:space="preserve">To multiply or divide both parts of a ratio by the same number.</w:t>
       </w:r>
       <w:r>
         <w:rPr>
@@ -1561,7 +1913,7 @@
           <w:szCs w:val="18"/>
         </w:rPr>
         <w:br/>
-        <w:t xml:space="preserve">Equivalente — Tener el mismo valor.</w:t>
+        <w:t xml:space="preserve">Escalar — Multiplicar o dividir ambas partes de una razón por el mismo número.</w:t>
       </w:r>
     </w:p>
     <w:p>
@@ -1586,14 +1938,14 @@
           <w:sz w:val="20"/>
           <w:szCs w:val="20"/>
         </w:rPr>
-        <w:t xml:space="preserve">Unit rate — </w:t>
+        <w:t xml:space="preserve">Equivalent — </w:t>
       </w:r>
       <w:r>
         <w:rPr>
           <w:sz w:val="20"/>
           <w:szCs w:val="20"/>
         </w:rPr>
-        <w:t xml:space="preserve">A rate for just 1 of something. You find it by dividing.</w:t>
+        <w:t xml:space="preserve">Having the same value.</w:t>
       </w:r>
       <w:r>
         <w:rPr>
@@ -1604,7 +1956,7 @@
           <w:szCs w:val="18"/>
         </w:rPr>
         <w:br/>
-        <w:t xml:space="preserve">Tasa unitaria — Una tasa para solo 1 de algo. La encuentras al dividir.</w:t>
+        <w:t xml:space="preserve">Equivalente — Tener el mismo valor.</w:t>
       </w:r>
     </w:p>
     <w:tbl>
@@ -1665,7 +2017,7 @@
                 <w:sz w:val="21"/>
                 <w:szCs w:val="21"/>
               </w:rPr>
-              <w:t xml:space="preserve">I reasoned that 4:7 and 12:21 are ___ because ___.</w:t>
+              <w:t xml:space="preserve">Each plant produces about ___ tomatoes, so to grow 100 tomatoes the school needs ___ plants — the ratio 4:20 scaled up by ___.</w:t>
             </w:r>
             <w:r>
               <w:rPr>
@@ -1676,7 +2028,7 @@
                 <w:szCs w:val="19"/>
               </w:rPr>
               <w:br/>
-              <w:t xml:space="preserve">Razoné que 4:7 y 12:21 son ___ porque ___.</w:t>
+              <w:t xml:space="preserve">Di tu respuesta primero: Mi respuesta es ___ porque ___.</w:t>
             </w:r>
           </w:p>
         </w:tc>
@@ -1812,7 +2164,7 @@
                 <w:sz w:val="19"/>
                 <w:szCs w:val="19"/>
               </w:rPr>
-              <w:t xml:space="preserve">This evidence connects the definition of proportion to the mathematical claim.</w:t>
+              <w:t xml:space="preserve">This evidence connects the definition of ratio reasoning to the mathematical claim.</w:t>
             </w:r>
           </w:p>
         </w:tc>
@@ -1878,7 +2230,20 @@
           <w:sz w:val="21"/>
           <w:szCs w:val="21"/>
         </w:rPr>
-        <w:t xml:space="preserve">I reasoned that 4:7 and 12:21 are ___ because ___.</w:t>
+        <w:t xml:space="preserve">Each plant produces about ___ tomatoes, so to grow 100 tomatoes the school needs ___ plants — the ratio 4:20 scaled up by ___.</w:t>
+      </w:r>
+    </w:p>
+    <w:p>
+      <w:pPr>
+        <w:spacing w:after="60"/>
+      </w:pPr>
+      <w:r>
+        <w:rPr>
+          <w:color w:val="1A2733"/>
+          <w:sz w:val="21"/>
+          <w:szCs w:val="21"/>
+        </w:rPr>
+        <w:t xml:space="preserve">My answer is ___.</w:t>
       </w:r>
       <w:r>
         <w:rPr>
@@ -1889,31 +2254,7 @@
           <w:szCs w:val="19"/>
         </w:rPr>
         <w:br/>
-        <w:t xml:space="preserve">Razoné que 4:7 y 12:21 son ___ porque ___.</w:t>
-      </w:r>
-    </w:p>
-    <w:p>
-      <w:pPr>
-        <w:spacing w:after="60"/>
-      </w:pPr>
-      <w:r>
-        <w:rPr>
-          <w:color w:val="1A2733"/>
-          <w:sz w:val="21"/>
-          <w:szCs w:val="21"/>
-        </w:rPr>
-        <w:t xml:space="preserve">Cross-multiplying gives ___ and ___, which are ___.</w:t>
-      </w:r>
-      <w:r>
-        <w:rPr>
-          <w:i/>
-          <w:iCs/>
-          <w:color w:val="5F6F80"/>
-          <w:sz w:val="19"/>
-          <w:szCs w:val="19"/>
-        </w:rPr>
-        <w:br/>
-        <w:t xml:space="preserve">La multiplicación cruzada da ___ y ___, que son ___.</w:t>
+        <w:t xml:space="preserve">Mi respuesta es ___.</w:t>
       </w:r>
     </w:p>
     <w:tbl>
@@ -3150,7 +3491,7 @@
           <w:sz w:val="20"/>
           <w:szCs w:val="20"/>
         </w:rPr>
-        <w:t xml:space="preserve">This is like our ratio reasoning work because ___ and ___ are related by ___.</w:t>
+        <w:t xml:space="preserve">Each plant produces about ___ tomatoes, so to grow 100 tomatoes the school needs ___ plants — the ratio 4:20 scaled up by ___.</w:t>
       </w:r>
     </w:p>
     <w:p>
@@ -4489,7 +4830,7 @@
         <w:sz w:val="16"/>
         <w:szCs w:val="16"/>
       </w:rPr>
-      <w:t xml:space="preserve">Unit 3  ·  Lesson 6  ·  Use Ratio Reasoning</w:t>
+      <w:t xml:space="preserve">Unit 3  ·  Lesson 6  ·  Ratio Reasoning: Convert Measurements within the Same System</w:t>
     </w:r>
   </w:p>
 </w:hdr>

--- a/lessons/3-6/downloads/3-6-notes.docx
+++ b/lessons/3-6/downloads/3-6-notes.docx
@@ -180,7 +180,7 @@
                 <w:sz w:val="20"/>
                 <w:szCs w:val="20"/>
               </w:rPr>
-              <w:t xml:space="preserve">I can use ratio reasoning to solve problems with proportions and scaling.</w:t>
+              <w:t xml:space="preserve">I can use ratio reasoning to convert between units within the same measurement system.</w:t>
             </w:r>
           </w:p>
           <w:p>
@@ -202,7 +202,7 @@
                 <w:sz w:val="20"/>
                 <w:szCs w:val="20"/>
               </w:rPr>
-              <w:t xml:space="preserve">I can explain my reasoning using the words proportion, scale, equivalent, and unit rate.</w:t>
+              <w:t xml:space="preserve">I can explain a conversion using the words unit ratio, convert, measurement system, and per.</w:t>
             </w:r>
           </w:p>
         </w:tc>
@@ -351,7 +351,7 @@
                 <w:sz w:val="24"/>
                 <w:szCs w:val="24"/>
               </w:rPr>
-              <w:t xml:space="preserve">Ratio Reasoning</w:t>
+              <w:t xml:space="preserve">Convert Measurements within the Same System</w:t>
             </w:r>
             <w:r>
               <w:rPr>
@@ -361,7 +361,7 @@
                 <w:sz w:val="19"/>
                 <w:szCs w:val="19"/>
               </w:rPr>
-              <w:t xml:space="preserve">   Razonamiento con razones</w:t>
+              <w:t xml:space="preserve">   Convertir medidas dentro del mismo sistema</w:t>
             </w:r>
           </w:p>
           <w:p>
@@ -373,7 +373,7 @@
                 <w:sz w:val="21"/>
                 <w:szCs w:val="21"/>
               </w:rPr>
-              <w:t xml:space="preserve">Use equivalent ratios, tables, graphs, or unit rates to solve a problem.</w:t>
+              <w:t xml:space="preserve">Rewriting a measurement in a different unit of the SAME system, such as feet into inches or liters into milliliters.</w:t>
             </w:r>
           </w:p>
           <w:p>
@@ -398,7 +398,7 @@
                 <w:sz w:val="18"/>
                 <w:szCs w:val="18"/>
               </w:rPr>
-              <w:t xml:space="preserve">If 3 notebooks cost $6, then 5 notebooks cost $10.</w:t>
+              <w:t xml:space="preserve">4 feet = 48 inches; 4 liters = 4,000 milliliters</w:t>
             </w:r>
           </w:p>
         </w:tc>
@@ -505,7 +505,7 @@
                 <w:sz w:val="24"/>
                 <w:szCs w:val="24"/>
               </w:rPr>
-              <w:t xml:space="preserve">Proportion</w:t>
+              <w:t xml:space="preserve">Conversion factor</w:t>
             </w:r>
             <w:r>
               <w:rPr>
@@ -515,7 +515,7 @@
                 <w:sz w:val="19"/>
                 <w:szCs w:val="19"/>
               </w:rPr>
-              <w:t xml:space="preserve">   Proporción</w:t>
+              <w:t xml:space="preserve">   Factor de conversión</w:t>
             </w:r>
           </w:p>
           <w:p>
@@ -527,7 +527,7 @@
                 <w:sz w:val="21"/>
                 <w:szCs w:val="21"/>
               </w:rPr>
-              <w:t xml:space="preserve">A math sentence saying two ratios are equal.</w:t>
+              <w:t xml:space="preserve">The ratio that links two units in the same measurement system, such as 12 inches to 1 foot. Within one system it is exact.</w:t>
             </w:r>
           </w:p>
           <w:p>
@@ -552,7 +552,161 @@
                 <w:sz w:val="18"/>
                 <w:szCs w:val="18"/>
               </w:rPr>
-              <w:t xml:space="preserve">2/3 = 8/12</w:t>
+              <w:t xml:space="preserve">1 ft = 12 in. · 1 L = 1,000 mL · 1 lb = 16 oz</w:t>
+            </w:r>
+          </w:p>
+        </w:tc>
+      </w:tr>
+    </w:tbl>
+    <w:tbl>
+      <w:tblPr>
+        <w:tblW w:type="pct" w:w="100%"/>
+        <w:tblBorders>
+          <w:top w:val="none" w:color="FFFFFF" w:sz="0"/>
+          <w:left w:val="none" w:color="FFFFFF" w:sz="0"/>
+          <w:bottom w:val="single" w:color="C7D2DD" w:sz="4"/>
+          <w:right w:val="none" w:color="FFFFFF" w:sz="0"/>
+          <w:insideH w:val="none" w:color="FFFFFF" w:sz="0"/>
+          <w:insideV w:val="none" w:color="FFFFFF" w:sz="0"/>
+        </w:tblBorders>
+      </w:tblPr>
+      <w:tblGrid>
+        <w:gridCol w:w="1800"/>
+        <w:gridCol w:w="7560"/>
+      </w:tblGrid>
+      <w:tr>
+        <w:trPr>
+          <w:cantSplit/>
+        </w:trPr>
+        <w:tc>
+          <w:tcPr>
+            <w:tcW w:type="dxa" w:w="1800"/>
+            <w:tcMar>
+              <w:top w:type="dxa" w:w="100"/>
+              <w:left w:type="dxa" w:w="40"/>
+              <w:bottom w:type="dxa" w:w="100"/>
+              <w:right w:type="dxa" w:w="120"/>
+            </w:tcMar>
+            <w:vAlign w:val="center"/>
+          </w:tcPr>
+          <w:p>
+            <w:pPr>
+              <w:spacing w:after="0"/>
+              <w:jc w:val="center"/>
+            </w:pPr>
+            <w:r>
+              <w:drawing>
+                <wp:inline distT="0" distB="0" distL="0" distR="0">
+                  <wp:extent cx="1047750" cy="790575"/>
+                  <wp:effectExtent t="0" r="0" b="0" l="0"/>
+                  <wp:docPr id="1" name="" descr="" title=""/>
+                  <wp:cNvGraphicFramePr>
+                    <a:graphicFrameLocks xmlns:a="http://schemas.openxmlformats.org/drawingml/2006/main" noChangeAspect="1"/>
+                  </wp:cNvGraphicFramePr>
+                  <a:graphic xmlns:a="http://schemas.openxmlformats.org/drawingml/2006/main">
+                    <a:graphicData uri="http://schemas.openxmlformats.org/drawingml/2006/picture">
+                      <pic:pic xmlns:pic="http://schemas.openxmlformats.org/drawingml/2006/picture">
+                        <pic:nvPicPr>
+                          <pic:cNvPr id="0" name="" descr=""/>
+                          <pic:cNvPicPr>
+                            <a:picLocks noChangeAspect="1" noChangeArrowheads="1"/>
+                          </pic:cNvPicPr>
+                        </pic:nvPicPr>
+                        <pic:blipFill>
+                          <a:blip r:embed="rId9" cstate="none"/>
+                          <a:srcRect/>
+                          <a:stretch>
+                            <a:fillRect/>
+                          </a:stretch>
+                        </pic:blipFill>
+                        <pic:spPr bwMode="auto">
+                          <a:xfrm>
+                            <a:off x="0" y="0"/>
+                            <a:ext cx="1047750" cy="790575"/>
+                          </a:xfrm>
+                          <a:prstGeom prst="rect">
+                            <a:avLst/>
+                          </a:prstGeom>
+                        </pic:spPr>
+                      </pic:pic>
+                    </a:graphicData>
+                  </a:graphic>
+                </wp:inline>
+              </w:drawing>
+            </w:r>
+          </w:p>
+        </w:tc>
+        <w:tc>
+          <w:tcPr>
+            <w:tcW w:type="dxa" w:w="7560"/>
+            <w:tcMar>
+              <w:top w:type="dxa" w:w="100"/>
+              <w:left w:type="dxa" w:w="40"/>
+              <w:bottom w:type="dxa" w:w="100"/>
+              <w:right w:type="dxa" w:w="40"/>
+            </w:tcMar>
+            <w:vAlign w:val="center"/>
+          </w:tcPr>
+          <w:p>
+            <w:pPr>
+              <w:spacing w:after="50"/>
+            </w:pPr>
+            <w:r>
+              <w:rPr>
+                <w:b/>
+                <w:bCs/>
+                <w:color w:val="12355B"/>
+                <w:sz w:val="24"/>
+                <w:szCs w:val="24"/>
+              </w:rPr>
+              <w:t xml:space="preserve">Unit ratio</w:t>
+            </w:r>
+            <w:r>
+              <w:rPr>
+                <w:i/>
+                <w:iCs/>
+                <w:color w:val="5F6F80"/>
+                <w:sz w:val="19"/>
+                <w:szCs w:val="19"/>
+              </w:rPr>
+              <w:t xml:space="preserve">   Razón unitaria</w:t>
+            </w:r>
+          </w:p>
+          <w:p>
+            <w:pPr>
+              <w:spacing w:after="40"/>
+            </w:pPr>
+            <w:r>
+              <w:rPr>
+                <w:sz w:val="21"/>
+                <w:szCs w:val="21"/>
+              </w:rPr>
+              <w:t xml:space="preserve">A ratio that compares an amount to exactly 1 unit of another quantity, like 12 inches to 1 foot.</w:t>
+            </w:r>
+          </w:p>
+          <w:p>
+            <w:pPr>
+              <w:spacing w:after="0"/>
+            </w:pPr>
+            <w:r>
+              <w:rPr>
+                <w:b/>
+                <w:bCs/>
+                <w:color w:val="1FA6A2"/>
+                <w:sz w:val="18"/>
+                <w:szCs w:val="18"/>
+              </w:rPr>
+              <w:t xml:space="preserve">Example:  </w:t>
+            </w:r>
+            <w:r>
+              <w:rPr>
+                <w:i/>
+                <w:iCs/>
+                <w:color w:val="5F6F80"/>
+                <w:sz w:val="18"/>
+                <w:szCs w:val="18"/>
+              </w:rPr>
+              <w:t xml:space="preserve">12 : 1 — twelve inches for every one foot</w:t>
             </w:r>
           </w:p>
         </w:tc>
@@ -659,7 +813,7 @@
                 <w:sz w:val="24"/>
                 <w:szCs w:val="24"/>
               </w:rPr>
-              <w:t xml:space="preserve">Cross-multiply</w:t>
+              <w:t xml:space="preserve">Convert</w:t>
             </w:r>
             <w:r>
               <w:rPr>
@@ -669,7 +823,7 @@
                 <w:sz w:val="19"/>
                 <w:szCs w:val="19"/>
               </w:rPr>
-              <w:t xml:space="preserve">   Multiplicación cruzada</w:t>
+              <w:t xml:space="preserve">   Convertir</w:t>
             </w:r>
           </w:p>
           <w:p>
@@ -681,7 +835,7 @@
                 <w:sz w:val="21"/>
                 <w:szCs w:val="21"/>
               </w:rPr>
-              <w:t xml:space="preserve">Multiplying across two ratios to check if they are equal.</w:t>
+              <w:t xml:space="preserve">To change a measurement from one unit to another without changing how much it is.</w:t>
             </w:r>
           </w:p>
           <w:p>
@@ -706,7 +860,161 @@
                 <w:sz w:val="18"/>
                 <w:szCs w:val="18"/>
               </w:rPr>
-              <w:t xml:space="preserve">2/3 = 8/12 → 2×12 = 24 and 3×8 = 24 ✓</w:t>
+              <w:t xml:space="preserve">4 ft and 48 in are the same height, written two ways</w:t>
+            </w:r>
+          </w:p>
+        </w:tc>
+      </w:tr>
+    </w:tbl>
+    <w:tbl>
+      <w:tblPr>
+        <w:tblW w:type="pct" w:w="100%"/>
+        <w:tblBorders>
+          <w:top w:val="none" w:color="FFFFFF" w:sz="0"/>
+          <w:left w:val="none" w:color="FFFFFF" w:sz="0"/>
+          <w:bottom w:val="single" w:color="C7D2DD" w:sz="4"/>
+          <w:right w:val="none" w:color="FFFFFF" w:sz="0"/>
+          <w:insideH w:val="none" w:color="FFFFFF" w:sz="0"/>
+          <w:insideV w:val="none" w:color="FFFFFF" w:sz="0"/>
+        </w:tblBorders>
+      </w:tblPr>
+      <w:tblGrid>
+        <w:gridCol w:w="1800"/>
+        <w:gridCol w:w="7560"/>
+      </w:tblGrid>
+      <w:tr>
+        <w:trPr>
+          <w:cantSplit/>
+        </w:trPr>
+        <w:tc>
+          <w:tcPr>
+            <w:tcW w:type="dxa" w:w="1800"/>
+            <w:tcMar>
+              <w:top w:type="dxa" w:w="100"/>
+              <w:left w:type="dxa" w:w="40"/>
+              <w:bottom w:type="dxa" w:w="100"/>
+              <w:right w:type="dxa" w:w="120"/>
+            </w:tcMar>
+            <w:vAlign w:val="center"/>
+          </w:tcPr>
+          <w:p>
+            <w:pPr>
+              <w:spacing w:after="0"/>
+              <w:jc w:val="center"/>
+            </w:pPr>
+            <w:r>
+              <w:drawing>
+                <wp:inline distT="0" distB="0" distL="0" distR="0">
+                  <wp:extent cx="1047750" cy="790575"/>
+                  <wp:effectExtent t="0" r="0" b="0" l="0"/>
+                  <wp:docPr id="1" name="" descr="" title=""/>
+                  <wp:cNvGraphicFramePr>
+                    <a:graphicFrameLocks xmlns:a="http://schemas.openxmlformats.org/drawingml/2006/main" noChangeAspect="1"/>
+                  </wp:cNvGraphicFramePr>
+                  <a:graphic xmlns:a="http://schemas.openxmlformats.org/drawingml/2006/main">
+                    <a:graphicData uri="http://schemas.openxmlformats.org/drawingml/2006/picture">
+                      <pic:pic xmlns:pic="http://schemas.openxmlformats.org/drawingml/2006/picture">
+                        <pic:nvPicPr>
+                          <pic:cNvPr id="0" name="" descr=""/>
+                          <pic:cNvPicPr>
+                            <a:picLocks noChangeAspect="1" noChangeArrowheads="1"/>
+                          </pic:cNvPicPr>
+                        </pic:nvPicPr>
+                        <pic:blipFill>
+                          <a:blip r:embed="rId9" cstate="none"/>
+                          <a:srcRect/>
+                          <a:stretch>
+                            <a:fillRect/>
+                          </a:stretch>
+                        </pic:blipFill>
+                        <pic:spPr bwMode="auto">
+                          <a:xfrm>
+                            <a:off x="0" y="0"/>
+                            <a:ext cx="1047750" cy="790575"/>
+                          </a:xfrm>
+                          <a:prstGeom prst="rect">
+                            <a:avLst/>
+                          </a:prstGeom>
+                        </pic:spPr>
+                      </pic:pic>
+                    </a:graphicData>
+                  </a:graphic>
+                </wp:inline>
+              </w:drawing>
+            </w:r>
+          </w:p>
+        </w:tc>
+        <w:tc>
+          <w:tcPr>
+            <w:tcW w:type="dxa" w:w="7560"/>
+            <w:tcMar>
+              <w:top w:type="dxa" w:w="100"/>
+              <w:left w:type="dxa" w:w="40"/>
+              <w:bottom w:type="dxa" w:w="100"/>
+              <w:right w:type="dxa" w:w="40"/>
+            </w:tcMar>
+            <w:vAlign w:val="center"/>
+          </w:tcPr>
+          <w:p>
+            <w:pPr>
+              <w:spacing w:after="50"/>
+            </w:pPr>
+            <w:r>
+              <w:rPr>
+                <w:b/>
+                <w:bCs/>
+                <w:color w:val="12355B"/>
+                <w:sz w:val="24"/>
+                <w:szCs w:val="24"/>
+              </w:rPr>
+              <w:t xml:space="preserve">Measurement system</w:t>
+            </w:r>
+            <w:r>
+              <w:rPr>
+                <w:i/>
+                <w:iCs/>
+                <w:color w:val="5F6F80"/>
+                <w:sz w:val="19"/>
+                <w:szCs w:val="19"/>
+              </w:rPr>
+              <w:t xml:space="preserve">   Sistema de medidas</w:t>
+            </w:r>
+          </w:p>
+          <w:p>
+            <w:pPr>
+              <w:spacing w:after="40"/>
+            </w:pPr>
+            <w:r>
+              <w:rPr>
+                <w:sz w:val="21"/>
+                <w:szCs w:val="21"/>
+              </w:rPr>
+              <w:t xml:space="preserve">A family of units that go together — customary units like inches and feet, or metric units like milliliters and liters.</w:t>
+            </w:r>
+          </w:p>
+          <w:p>
+            <w:pPr>
+              <w:spacing w:after="0"/>
+            </w:pPr>
+            <w:r>
+              <w:rPr>
+                <w:b/>
+                <w:bCs/>
+                <w:color w:val="1FA6A2"/>
+                <w:sz w:val="18"/>
+                <w:szCs w:val="18"/>
+              </w:rPr>
+              <w:t xml:space="preserve">Example:  </w:t>
+            </w:r>
+            <w:r>
+              <w:rPr>
+                <w:i/>
+                <w:iCs/>
+                <w:color w:val="5F6F80"/>
+                <w:sz w:val="18"/>
+                <w:szCs w:val="18"/>
+              </w:rPr>
+              <w:t xml:space="preserve">Customary: 12 in = 1 ft · Metric: 1,000 mL = 1 L</w:t>
             </w:r>
           </w:p>
         </w:tc>
@@ -813,7 +1121,7 @@
                 <w:sz w:val="24"/>
                 <w:szCs w:val="24"/>
               </w:rPr>
-              <w:t xml:space="preserve">Scale</w:t>
+              <w:t xml:space="preserve">Double number line</w:t>
             </w:r>
             <w:r>
               <w:rPr>
@@ -823,7 +1131,7 @@
                 <w:sz w:val="19"/>
                 <w:szCs w:val="19"/>
               </w:rPr>
-              <w:t xml:space="preserve">   Escalar</w:t>
+              <w:t xml:space="preserve">   Recta numérica doble</w:t>
             </w:r>
           </w:p>
           <w:p>
@@ -835,7 +1143,7 @@
                 <w:sz w:val="21"/>
                 <w:szCs w:val="21"/>
               </w:rPr>
-              <w:t xml:space="preserve">To multiply or divide both parts of a ratio by the same number.</w:t>
+              <w:t xml:space="preserve">Two number lines lined up so matching tick marks show two units for the same amount.</w:t>
             </w:r>
           </w:p>
           <w:p>
@@ -860,7 +1168,7 @@
                 <w:sz w:val="18"/>
                 <w:szCs w:val="18"/>
               </w:rPr>
-              <w:t xml:space="preserve">5:8 × 3 → 15:24</w:t>
+              <w:t xml:space="preserve">Liters 0, 1, 2, 3, 4 above milliliters 0, 1,000, 2,000, 3,000, 4,000</w:t>
             </w:r>
           </w:p>
         </w:tc>
@@ -967,7 +1275,7 @@
                 <w:sz w:val="24"/>
                 <w:szCs w:val="24"/>
               </w:rPr>
-              <w:t xml:space="preserve">Equivalent</w:t>
+              <w:t xml:space="preserve">Ratio table</w:t>
             </w:r>
             <w:r>
               <w:rPr>
@@ -977,7 +1285,7 @@
                 <w:sz w:val="19"/>
                 <w:szCs w:val="19"/>
               </w:rPr>
-              <w:t xml:space="preserve">   Equivalente</w:t>
+              <w:t xml:space="preserve">   Tabla de razones</w:t>
             </w:r>
           </w:p>
           <w:p>
@@ -989,7 +1297,7 @@
                 <w:sz w:val="21"/>
                 <w:szCs w:val="21"/>
               </w:rPr>
-              <w:t xml:space="preserve">Having the same value.</w:t>
+              <w:t xml:space="preserve">A table of equal ratios that lets you scale a conversion up or down one row at a time.</w:t>
             </w:r>
           </w:p>
           <w:p>
@@ -1014,315 +1322,7 @@
                 <w:sz w:val="18"/>
                 <w:szCs w:val="18"/>
               </w:rPr>
-              <w:t xml:space="preserve">1/2 and 3/6 and 5/10 all equal the same amount — half</w:t>
-            </w:r>
-          </w:p>
-        </w:tc>
-      </w:tr>
-    </w:tbl>
-    <w:tbl>
-      <w:tblPr>
-        <w:tblW w:type="pct" w:w="100%"/>
-        <w:tblBorders>
-          <w:top w:val="none" w:color="FFFFFF" w:sz="0"/>
-          <w:left w:val="none" w:color="FFFFFF" w:sz="0"/>
-          <w:bottom w:val="single" w:color="C7D2DD" w:sz="4"/>
-          <w:right w:val="none" w:color="FFFFFF" w:sz="0"/>
-          <w:insideH w:val="none" w:color="FFFFFF" w:sz="0"/>
-          <w:insideV w:val="none" w:color="FFFFFF" w:sz="0"/>
-        </w:tblBorders>
-      </w:tblPr>
-      <w:tblGrid>
-        <w:gridCol w:w="1800"/>
-        <w:gridCol w:w="7560"/>
-      </w:tblGrid>
-      <w:tr>
-        <w:trPr>
-          <w:cantSplit/>
-        </w:trPr>
-        <w:tc>
-          <w:tcPr>
-            <w:tcW w:type="dxa" w:w="1800"/>
-            <w:tcMar>
-              <w:top w:type="dxa" w:w="100"/>
-              <w:left w:type="dxa" w:w="40"/>
-              <w:bottom w:type="dxa" w:w="100"/>
-              <w:right w:type="dxa" w:w="120"/>
-            </w:tcMar>
-            <w:vAlign w:val="center"/>
-          </w:tcPr>
-          <w:p>
-            <w:pPr>
-              <w:spacing w:after="0"/>
-              <w:jc w:val="center"/>
-            </w:pPr>
-            <w:r>
-              <w:drawing>
-                <wp:inline distT="0" distB="0" distL="0" distR="0">
-                  <wp:extent cx="1047750" cy="790575"/>
-                  <wp:effectExtent t="0" r="0" b="0" l="0"/>
-                  <wp:docPr id="1" name="" descr="" title=""/>
-                  <wp:cNvGraphicFramePr>
-                    <a:graphicFrameLocks xmlns:a="http://schemas.openxmlformats.org/drawingml/2006/main" noChangeAspect="1"/>
-                  </wp:cNvGraphicFramePr>
-                  <a:graphic xmlns:a="http://schemas.openxmlformats.org/drawingml/2006/main">
-                    <a:graphicData uri="http://schemas.openxmlformats.org/drawingml/2006/picture">
-                      <pic:pic xmlns:pic="http://schemas.openxmlformats.org/drawingml/2006/picture">
-                        <pic:nvPicPr>
-                          <pic:cNvPr id="0" name="" descr=""/>
-                          <pic:cNvPicPr>
-                            <a:picLocks noChangeAspect="1" noChangeArrowheads="1"/>
-                          </pic:cNvPicPr>
-                        </pic:nvPicPr>
-                        <pic:blipFill>
-                          <a:blip r:embed="rId13" cstate="none"/>
-                          <a:srcRect/>
-                          <a:stretch>
-                            <a:fillRect/>
-                          </a:stretch>
-                        </pic:blipFill>
-                        <pic:spPr bwMode="auto">
-                          <a:xfrm>
-                            <a:off x="0" y="0"/>
-                            <a:ext cx="1047750" cy="790575"/>
-                          </a:xfrm>
-                          <a:prstGeom prst="rect">
-                            <a:avLst/>
-                          </a:prstGeom>
-                        </pic:spPr>
-                      </pic:pic>
-                    </a:graphicData>
-                  </a:graphic>
-                </wp:inline>
-              </w:drawing>
-            </w:r>
-          </w:p>
-        </w:tc>
-        <w:tc>
-          <w:tcPr>
-            <w:tcW w:type="dxa" w:w="7560"/>
-            <w:tcMar>
-              <w:top w:type="dxa" w:w="100"/>
-              <w:left w:type="dxa" w:w="40"/>
-              <w:bottom w:type="dxa" w:w="100"/>
-              <w:right w:type="dxa" w:w="40"/>
-            </w:tcMar>
-            <w:vAlign w:val="center"/>
-          </w:tcPr>
-          <w:p>
-            <w:pPr>
-              <w:spacing w:after="50"/>
-            </w:pPr>
-            <w:r>
-              <w:rPr>
-                <w:b/>
-                <w:bCs/>
-                <w:color w:val="12355B"/>
-                <w:sz w:val="24"/>
-                <w:szCs w:val="24"/>
-              </w:rPr>
-              <w:t xml:space="preserve">Unit rate</w:t>
-            </w:r>
-            <w:r>
-              <w:rPr>
-                <w:i/>
-                <w:iCs/>
-                <w:color w:val="5F6F80"/>
-                <w:sz w:val="19"/>
-                <w:szCs w:val="19"/>
-              </w:rPr>
-              <w:t xml:space="preserve">   Tasa unitaria</w:t>
-            </w:r>
-          </w:p>
-          <w:p>
-            <w:pPr>
-              <w:spacing w:after="40"/>
-            </w:pPr>
-            <w:r>
-              <w:rPr>
-                <w:sz w:val="21"/>
-                <w:szCs w:val="21"/>
-              </w:rPr>
-              <w:t xml:space="preserve">A rate for just 1 of something. You find it by dividing.</w:t>
-            </w:r>
-          </w:p>
-          <w:p>
-            <w:pPr>
-              <w:spacing w:after="0"/>
-            </w:pPr>
-            <w:r>
-              <w:rPr>
-                <w:b/>
-                <w:bCs/>
-                <w:color w:val="1FA6A2"/>
-                <w:sz w:val="18"/>
-                <w:szCs w:val="18"/>
-              </w:rPr>
-              <w:t xml:space="preserve">Example:  </w:t>
-            </w:r>
-            <w:r>
-              <w:rPr>
-                <w:i/>
-                <w:iCs/>
-                <w:color w:val="5F6F80"/>
-                <w:sz w:val="18"/>
-                <w:szCs w:val="18"/>
-              </w:rPr>
-              <w:t xml:space="preserve">60 miles in 3 hours → 20 miles per 1 hour</w:t>
-            </w:r>
-          </w:p>
-        </w:tc>
-      </w:tr>
-    </w:tbl>
-    <w:tbl>
-      <w:tblPr>
-        <w:tblW w:type="pct" w:w="100%"/>
-        <w:tblBorders>
-          <w:top w:val="none" w:color="FFFFFF" w:sz="0"/>
-          <w:left w:val="none" w:color="FFFFFF" w:sz="0"/>
-          <w:bottom w:val="single" w:color="C7D2DD" w:sz="4"/>
-          <w:right w:val="none" w:color="FFFFFF" w:sz="0"/>
-          <w:insideH w:val="none" w:color="FFFFFF" w:sz="0"/>
-          <w:insideV w:val="none" w:color="FFFFFF" w:sz="0"/>
-        </w:tblBorders>
-      </w:tblPr>
-      <w:tblGrid>
-        <w:gridCol w:w="1800"/>
-        <w:gridCol w:w="7560"/>
-      </w:tblGrid>
-      <w:tr>
-        <w:trPr>
-          <w:cantSplit/>
-        </w:trPr>
-        <w:tc>
-          <w:tcPr>
-            <w:tcW w:type="dxa" w:w="1800"/>
-            <w:tcMar>
-              <w:top w:type="dxa" w:w="100"/>
-              <w:left w:type="dxa" w:w="40"/>
-              <w:bottom w:type="dxa" w:w="100"/>
-              <w:right w:type="dxa" w:w="120"/>
-            </w:tcMar>
-            <w:vAlign w:val="center"/>
-          </w:tcPr>
-          <w:p>
-            <w:pPr>
-              <w:spacing w:after="0"/>
-              <w:jc w:val="center"/>
-            </w:pPr>
-            <w:r>
-              <w:drawing>
-                <wp:inline distT="0" distB="0" distL="0" distR="0">
-                  <wp:extent cx="1047750" cy="790575"/>
-                  <wp:effectExtent t="0" r="0" b="0" l="0"/>
-                  <wp:docPr id="1" name="" descr="" title=""/>
-                  <wp:cNvGraphicFramePr>
-                    <a:graphicFrameLocks xmlns:a="http://schemas.openxmlformats.org/drawingml/2006/main" noChangeAspect="1"/>
-                  </wp:cNvGraphicFramePr>
-                  <a:graphic xmlns:a="http://schemas.openxmlformats.org/drawingml/2006/main">
-                    <a:graphicData uri="http://schemas.openxmlformats.org/drawingml/2006/picture">
-                      <pic:pic xmlns:pic="http://schemas.openxmlformats.org/drawingml/2006/picture">
-                        <pic:nvPicPr>
-                          <pic:cNvPr id="0" name="" descr=""/>
-                          <pic:cNvPicPr>
-                            <a:picLocks noChangeAspect="1" noChangeArrowheads="1"/>
-                          </pic:cNvPicPr>
-                        </pic:nvPicPr>
-                        <pic:blipFill>
-                          <a:blip r:embed="rId14" cstate="none"/>
-                          <a:srcRect/>
-                          <a:stretch>
-                            <a:fillRect/>
-                          </a:stretch>
-                        </pic:blipFill>
-                        <pic:spPr bwMode="auto">
-                          <a:xfrm>
-                            <a:off x="0" y="0"/>
-                            <a:ext cx="1047750" cy="790575"/>
-                          </a:xfrm>
-                          <a:prstGeom prst="rect">
-                            <a:avLst/>
-                          </a:prstGeom>
-                        </pic:spPr>
-                      </pic:pic>
-                    </a:graphicData>
-                  </a:graphic>
-                </wp:inline>
-              </w:drawing>
-            </w:r>
-          </w:p>
-        </w:tc>
-        <w:tc>
-          <w:tcPr>
-            <w:tcW w:type="dxa" w:w="7560"/>
-            <w:tcMar>
-              <w:top w:type="dxa" w:w="100"/>
-              <w:left w:type="dxa" w:w="40"/>
-              <w:bottom w:type="dxa" w:w="100"/>
-              <w:right w:type="dxa" w:w="40"/>
-            </w:tcMar>
-            <w:vAlign w:val="center"/>
-          </w:tcPr>
-          <w:p>
-            <w:pPr>
-              <w:spacing w:after="50"/>
-            </w:pPr>
-            <w:r>
-              <w:rPr>
-                <w:b/>
-                <w:bCs/>
-                <w:color w:val="12355B"/>
-                <w:sz w:val="24"/>
-                <w:szCs w:val="24"/>
-              </w:rPr>
-              <w:t xml:space="preserve">Ratio table</w:t>
-            </w:r>
-            <w:r>
-              <w:rPr>
-                <w:i/>
-                <w:iCs/>
-                <w:color w:val="5F6F80"/>
-                <w:sz w:val="19"/>
-                <w:szCs w:val="19"/>
-              </w:rPr>
-              <w:t xml:space="preserve">   Tabla de razones</w:t>
-            </w:r>
-          </w:p>
-          <w:p>
-            <w:pPr>
-              <w:spacing w:after="40"/>
-            </w:pPr>
-            <w:r>
-              <w:rPr>
-                <w:sz w:val="21"/>
-                <w:szCs w:val="21"/>
-              </w:rPr>
-              <w:t xml:space="preserve">A table of equal ratios that shows a pattern.</w:t>
-            </w:r>
-          </w:p>
-          <w:p>
-            <w:pPr>
-              <w:spacing w:after="0"/>
-            </w:pPr>
-            <w:r>
-              <w:rPr>
-                <w:b/>
-                <w:bCs/>
-                <w:color w:val="1FA6A2"/>
-                <w:sz w:val="18"/>
-                <w:szCs w:val="18"/>
-              </w:rPr>
-              <w:t xml:space="preserve">Example:  </w:t>
-            </w:r>
-            <w:r>
-              <w:rPr>
-                <w:i/>
-                <w:iCs/>
-                <w:color w:val="5F6F80"/>
-                <w:sz w:val="18"/>
-                <w:szCs w:val="18"/>
-              </w:rPr>
-              <w:t xml:space="preserve">Cups of juice: 2, 4, 6 | Cups of water: 3, 6, 9</w:t>
+              <w:t xml:space="preserve">1 ft : 12 in, 2 ft : 24 in, 4 ft : 48 in</w:t>
             </w:r>
           </w:p>
         </w:tc>
@@ -1414,7 +1414,7 @@
                 <w:sz w:val="21"/>
                 <w:szCs w:val="21"/>
               </w:rPr>
-              <w:t xml:space="preserve">Ratio Reasoning      •      Proportion      •      Cross-multiply      •      Scale      •      Equivalent      •      Unit rate      •      Ratio table</w:t>
+              <w:t xml:space="preserve">Convert Measurements within the Same System      •      Conversion factor      •      Unit ratio      •      Convert      •      Measurement system      •      Double number line      •      Ratio table</w:t>
             </w:r>
           </w:p>
         </w:tc>
@@ -1447,7 +1447,7 @@
           <w:sz w:val="22"/>
           <w:szCs w:val="22"/>
         </w:rPr>
-        <w:t xml:space="preserve">__________  —  Use equivalent ratios, tables, graphs, or unit rates to solve a problem.</w:t>
+        <w:t xml:space="preserve">Feet into inches stays inside the ___ measurement system.</w:t>
       </w:r>
     </w:p>
     <w:p>
@@ -1469,7 +1469,7 @@
           <w:sz w:val="22"/>
           <w:szCs w:val="22"/>
         </w:rPr>
-        <w:t xml:space="preserve">An equation that states two ratios are equal is a ___.</w:t>
+        <w:t xml:space="preserve">The ratio that trades one unit for another is a ___ ___.</w:t>
       </w:r>
     </w:p>
     <w:p>
@@ -1491,7 +1491,7 @@
           <w:sz w:val="22"/>
           <w:szCs w:val="22"/>
         </w:rPr>
-        <w:t xml:space="preserve">Multiplying the numerator of one ratio by the denominator of the other to check a proportion is to ___.</w:t>
+        <w:t xml:space="preserve">A ratio comparing an amount to exactly ___ unit is a unit ratio.</w:t>
       </w:r>
     </w:p>
     <w:p>
@@ -1513,7 +1513,7 @@
           <w:sz w:val="22"/>
           <w:szCs w:val="22"/>
         </w:rPr>
-        <w:t xml:space="preserve">To multiply a ratio up or down by the same factor is to ___ it.</w:t>
+        <w:t xml:space="preserve">To change a measurement to another unit without changing the amount is to ___.</w:t>
       </w:r>
     </w:p>
     <w:p>
@@ -1535,7 +1535,7 @@
           <w:sz w:val="22"/>
           <w:szCs w:val="22"/>
         </w:rPr>
-        <w:t xml:space="preserve">Two ratios that show the same comparison are ___.</w:t>
+        <w:t xml:space="preserve">Inches and feet belong to the customary ___ ___; centimeters and meters to the metric one.</w:t>
       </w:r>
     </w:p>
     <w:p>
@@ -1557,7 +1557,7 @@
           <w:sz w:val="22"/>
           <w:szCs w:val="22"/>
         </w:rPr>
-        <w:t xml:space="preserve">The amount for exactly one unit is the ___.</w:t>
+        <w:t xml:space="preserve">Two lines whose matching ticks show the same amount in two units form a ___ ___ ___.</w:t>
       </w:r>
     </w:p>
     <w:p>
@@ -1579,7 +1579,7 @@
           <w:sz w:val="22"/>
           <w:szCs w:val="22"/>
         </w:rPr>
-        <w:t xml:space="preserve">A table that lists equivalent ratios in rows or columns is a ___.</w:t>
+        <w:t xml:space="preserve">A table whose every column holds the same comparison is a ___ ___.</w:t>
       </w:r>
     </w:p>
     <w:p>
@@ -1679,7 +1679,7 @@
                 <w:sz w:val="21"/>
                 <w:szCs w:val="21"/>
               </w:rPr>
-              <w:t xml:space="preserve">A school garden grows tomatoes. The gardeners know that 4 tomato plants produce about 20 tomatoes. The school wants to grow 100 tomatoes for a salsa-making event. They need to use ratio reasoning to determine how many plants to grow?</w:t>
+              <w:t xml:space="preserve">How many cup-scoops of broth does the recipe need, and how do you know?</w:t>
             </w:r>
           </w:p>
           <w:p>
@@ -1766,14 +1766,14 @@
           <w:sz w:val="20"/>
           <w:szCs w:val="20"/>
         </w:rPr>
-        <w:t xml:space="preserve">Ratio Reasoning — </w:t>
+        <w:t xml:space="preserve">Convert Measurements within the Same System — </w:t>
       </w:r>
       <w:r>
         <w:rPr>
           <w:sz w:val="20"/>
           <w:szCs w:val="20"/>
         </w:rPr>
-        <w:t xml:space="preserve">Use equivalent ratios, tables, graphs, or unit rates to solve a problem.</w:t>
+        <w:t xml:space="preserve">Rewriting a measurement in a different unit of the SAME system, such as feet into inches or liters into milliliters.</w:t>
       </w:r>
       <w:r>
         <w:rPr>
@@ -1784,7 +1784,7 @@
           <w:szCs w:val="18"/>
         </w:rPr>
         <w:br/>
-        <w:t xml:space="preserve">Razonamiento con razones — Usar razones equivalentes, tablas, gráficas o tasas unitarias para resolver un problema.</w:t>
+        <w:t xml:space="preserve">Convertir medidas dentro del mismo sistema — Reescribir una medida en otra unidad del MISMO sistema, como pies a pulgadas o litros a mililitros.</w:t>
       </w:r>
     </w:p>
     <w:p>
@@ -1809,14 +1809,14 @@
           <w:sz w:val="20"/>
           <w:szCs w:val="20"/>
         </w:rPr>
-        <w:t xml:space="preserve">Proportion — </w:t>
+        <w:t xml:space="preserve">Conversion factor — </w:t>
       </w:r>
       <w:r>
         <w:rPr>
           <w:sz w:val="20"/>
           <w:szCs w:val="20"/>
         </w:rPr>
-        <w:t xml:space="preserve">A math sentence saying two ratios are equal.</w:t>
+        <w:t xml:space="preserve">The ratio that links two units in the same measurement system, such as 12 inches to 1 foot. Within one system it is exact.</w:t>
       </w:r>
       <w:r>
         <w:rPr>
@@ -1827,7 +1827,7 @@
           <w:szCs w:val="18"/>
         </w:rPr>
         <w:br/>
-        <w:t xml:space="preserve">Proporción — Una oración matemática que dice que dos razones son iguales.</w:t>
+        <w:t xml:space="preserve">Factor de conversión — La razón que relaciona dos unidades del mismo sistema de medición, como 12 pulgadas a 1 pie. Dentro de un mismo sistema es exacta.</w:t>
       </w:r>
     </w:p>
     <w:p>
@@ -1852,14 +1852,14 @@
           <w:sz w:val="20"/>
           <w:szCs w:val="20"/>
         </w:rPr>
-        <w:t xml:space="preserve">Cross-multiply — </w:t>
+        <w:t xml:space="preserve">Unit ratio — </w:t>
       </w:r>
       <w:r>
         <w:rPr>
           <w:sz w:val="20"/>
           <w:szCs w:val="20"/>
         </w:rPr>
-        <w:t xml:space="preserve">Multiplying across two ratios to check if they are equal.</w:t>
+        <w:t xml:space="preserve">A ratio that compares an amount to exactly 1 unit of another quantity, like 12 inches to 1 foot.</w:t>
       </w:r>
       <w:r>
         <w:rPr>
@@ -1870,7 +1870,7 @@
           <w:szCs w:val="18"/>
         </w:rPr>
         <w:br/>
-        <w:t xml:space="preserve">Multiplicación cruzada — Multiplicar en cruz dos razones para ver si son iguales.</w:t>
+        <w:t xml:space="preserve">Razón unitaria — Una razón que compara una cantidad con exactamente 1 unidad de otra cantidad, como 12 pulgadas por 1 pie.</w:t>
       </w:r>
     </w:p>
     <w:p>
@@ -1895,14 +1895,14 @@
           <w:sz w:val="20"/>
           <w:szCs w:val="20"/>
         </w:rPr>
-        <w:t xml:space="preserve">Scale — </w:t>
+        <w:t xml:space="preserve">Convert — </w:t>
       </w:r>
       <w:r>
         <w:rPr>
           <w:sz w:val="20"/>
           <w:szCs w:val="20"/>
         </w:rPr>
-        <w:t xml:space="preserve">To multiply or divide both parts of a ratio by the same number.</w:t>
+        <w:t xml:space="preserve">To change a measurement from one unit to another without changing how much it is.</w:t>
       </w:r>
       <w:r>
         <w:rPr>
@@ -1913,7 +1913,7 @@
           <w:szCs w:val="18"/>
         </w:rPr>
         <w:br/>
-        <w:t xml:space="preserve">Escalar — Multiplicar o dividir ambas partes de una razón por el mismo número.</w:t>
+        <w:t xml:space="preserve">Convertir — Cambiar una medida de una unidad a otra sin cambiar la cantidad que representa.</w:t>
       </w:r>
     </w:p>
     <w:p>
@@ -1938,14 +1938,14 @@
           <w:sz w:val="20"/>
           <w:szCs w:val="20"/>
         </w:rPr>
-        <w:t xml:space="preserve">Equivalent — </w:t>
+        <w:t xml:space="preserve">Measurement system — </w:t>
       </w:r>
       <w:r>
         <w:rPr>
           <w:sz w:val="20"/>
           <w:szCs w:val="20"/>
         </w:rPr>
-        <w:t xml:space="preserve">Having the same value.</w:t>
+        <w:t xml:space="preserve">A family of units that go together — customary units like inches and feet, or metric units like milliliters and liters.</w:t>
       </w:r>
       <w:r>
         <w:rPr>
@@ -1956,7 +1956,7 @@
           <w:szCs w:val="18"/>
         </w:rPr>
         <w:br/>
-        <w:t xml:space="preserve">Equivalente — Tener el mismo valor.</w:t>
+        <w:t xml:space="preserve">Sistema de medidas — Una familia de unidades que van juntas: unidades usuales como pulgadas y pies, o métricas como mililitros y litros.</w:t>
       </w:r>
     </w:p>
     <w:tbl>
@@ -2017,7 +2017,7 @@
                 <w:sz w:val="21"/>
                 <w:szCs w:val="21"/>
               </w:rPr>
-              <w:t xml:space="preserve">Each plant produces about ___ tomatoes, so to grow 100 tomatoes the school needs ___ plants — the ratio 4:20 scaled up by ___.</w:t>
+              <w:t xml:space="preserve">The unit ratio is ___ cups to 1 quart. Cups are ___ than quarts, so I ___ to convert. 3 × 4 = ___ cups. The amount of broth did not change — only the ___ did.</w:t>
             </w:r>
             <w:r>
               <w:rPr>
@@ -2164,7 +2164,7 @@
                 <w:sz w:val="19"/>
                 <w:szCs w:val="19"/>
               </w:rPr>
-              <w:t xml:space="preserve">This evidence connects the definition of ratio reasoning to the mathematical claim.</w:t>
+              <w:t xml:space="preserve">This evidence connects the definition of convert measurements within the same system to the mathematical claim.</w:t>
             </w:r>
           </w:p>
         </w:tc>
@@ -2230,7 +2230,7 @@
           <w:sz w:val="21"/>
           <w:szCs w:val="21"/>
         </w:rPr>
-        <w:t xml:space="preserve">Each plant produces about ___ tomatoes, so to grow 100 tomatoes the school needs ___ plants — the ratio 4:20 scaled up by ___.</w:t>
+        <w:t xml:space="preserve">The unit ratio is ___ cups to 1 quart. Cups are ___ than quarts, so I ___ to convert. 3 × 4 = ___ cups. The amount of broth did not change — only the ___ did.</w:t>
       </w:r>
     </w:p>
     <w:p>
@@ -2941,6 +2941,21 @@
           </w:tcPr>
           <w:p>
             <w:pPr>
+              <w:spacing w:after="60"/>
+            </w:pPr>
+            <w:r>
+              <w:rPr>
+                <w:b/>
+                <w:bCs/>
+                <w:color w:val="12355B"/>
+                <w:sz w:val="22"/>
+                <w:szCs w:val="22"/>
+              </w:rPr>
+              <w:t xml:space="preserve">Conversion Chef</w:t>
+            </w:r>
+          </w:p>
+          <w:p>
+            <w:pPr>
               <w:spacing w:after="0"/>
             </w:pPr>
             <w:r>
@@ -2948,7 +2963,7 @@
                 <w:sz w:val="21"/>
                 <w:szCs w:val="21"/>
               </w:rPr>
-              <w:t xml:space="preserve">Chef Academy received a huge catering order — a banquet for 120 guests! Chef Reyes's original appetizer recipe serves 8 people and calls for 5 cups of diced tomatoes and 3 cups of mozzarella. The students need to use ratio reasoning to scale the recipe so every guest gets the same delicious flavor.</w:t>
+              <w:t xml:space="preserve">Chef Reyes writes every recipe in the units the supplier uses, but the kitchen's measuring tools are marked in different units of the same system. A stock order lists quarts; the pot is marked in cups. A height rule at the county fair ride is posted in inches; the sign-up sheet lists feet. Your job is to convert between units without changing the amount.</w:t>
             </w:r>
           </w:p>
         </w:tc>
@@ -2987,7 +3002,7 @@
           <w:sz w:val="20"/>
           <w:szCs w:val="20"/>
         </w:rPr>
-        <w:t xml:space="preserve">•  How many times bigger is 120 compared to 8?</w:t>
+        <w:t xml:space="preserve">•  I notice the two measurements use different ___.</w:t>
       </w:r>
     </w:p>
     <w:p>
@@ -3000,7 +3015,7 @@
           <w:sz w:val="20"/>
           <w:szCs w:val="20"/>
         </w:rPr>
-        <w:t xml:space="preserve">•  What operation would help you scale both ingredients?</w:t>
+        <w:t xml:space="preserve">•  I notice both units belong to the same measurement ___.</w:t>
       </w:r>
     </w:p>
     <w:p>
@@ -3013,7 +3028,7 @@
           <w:sz w:val="20"/>
           <w:szCs w:val="20"/>
         </w:rPr>
-        <w:t xml:space="preserve">•  What stays the same about the recipe even when the amounts change?</w:t>
+        <w:t xml:space="preserve">•  I notice one unit is smaller, so it will take ___ of them.</w:t>
       </w:r>
     </w:p>
     <w:p>
@@ -3026,7 +3041,7 @@
           <w:sz w:val="20"/>
           <w:szCs w:val="20"/>
         </w:rPr>
-        <w:t xml:space="preserve">•  What if we had a different number of guests — like 60 or 200?</w:t>
+        <w:t xml:space="preserve">•  I wonder how many of the smaller unit fit in ___ of the bigger one.</w:t>
       </w:r>
     </w:p>
     <w:p>
@@ -3039,7 +3054,7 @@
           <w:sz w:val="20"/>
           <w:szCs w:val="20"/>
         </w:rPr>
-        <w:t xml:space="preserve">•  Could cross-multiplying help us check if our scaled recipe is correct?</w:t>
+        <w:t xml:space="preserve">•  I wonder whether I should multiply or ___ to convert.</w:t>
       </w:r>
     </w:p>
     <w:p>
@@ -3088,7 +3103,7 @@
           <w:sz w:val="21"/>
           <w:szCs w:val="21"/>
         </w:rPr>
-        <w:t xml:space="preserve">A recipe uses 4 cups of broth for every 10 servings. How many cups of broth are needed for 30 servings?</w:t>
+        <w:t xml:space="preserve">There are 12 inches in 1 foot. How many inches are in 5 feet?</w:t>
       </w:r>
     </w:p>
     <w:p>
@@ -3101,7 +3116,7 @@
           <w:sz w:val="20"/>
           <w:szCs w:val="20"/>
         </w:rPr>
-        <w:t xml:space="preserve">A)  12</w:t>
+        <w:t xml:space="preserve">A)  60 inches</w:t>
       </w:r>
     </w:p>
     <w:p>
@@ -3114,7 +3129,7 @@
           <w:sz w:val="20"/>
           <w:szCs w:val="20"/>
         </w:rPr>
-        <w:t xml:space="preserve">B)  8</w:t>
+        <w:t xml:space="preserve">B)  17 inches</w:t>
       </w:r>
     </w:p>
     <w:p>
@@ -3127,7 +3142,7 @@
           <w:sz w:val="20"/>
           <w:szCs w:val="20"/>
         </w:rPr>
-        <w:t xml:space="preserve">C)  14</w:t>
+        <w:t xml:space="preserve">C)  7 inches</w:t>
       </w:r>
     </w:p>
     <w:p>
@@ -3140,7 +3155,7 @@
           <w:sz w:val="20"/>
           <w:szCs w:val="20"/>
         </w:rPr>
-        <w:t xml:space="preserve">D)  40</w:t>
+        <w:t xml:space="preserve">D)  50 inches</w:t>
       </w:r>
     </w:p>
     <w:p>
@@ -3162,53 +3177,31 @@
           <w:sz w:val="21"/>
           <w:szCs w:val="21"/>
         </w:rPr>
-        <w:t xml:space="preserve">Scale factor: 30 ÷ 10 = 3.</w:t>
-      </w:r>
-    </w:p>
-    <w:p>
-      <w:pPr>
-        <w:spacing w:after="20" w:before="50"/>
-      </w:pPr>
-      <w:r>
-        <w:rPr>
-          <w:b/>
-          <w:bCs/>
-          <w:color w:val="1FA6A2"/>
+        <w:t xml:space="preserve">Inches are smaller than feet, so multiply by the unit ratio: 5 × 12 = 60 inches.</w:t>
+      </w:r>
+    </w:p>
+    <w:p>
+      <w:pPr>
+        <w:spacing w:after="40" w:before="60"/>
+      </w:pPr>
+      <w:r>
+        <w:rPr>
+          <w:b/>
+          <w:bCs/>
+          <w:color w:val="12355B"/>
           <w:sz w:val="21"/>
           <w:szCs w:val="21"/>
         </w:rPr>
-        <w:t xml:space="preserve">Step 2:  </w:t>
-      </w:r>
-      <w:r>
-        <w:rPr>
+        <w:t xml:space="preserve">Answer:  </w:t>
+      </w:r>
+      <w:r>
+        <w:rPr>
+          <w:b/>
+          <w:bCs/>
           <w:sz w:val="21"/>
           <w:szCs w:val="21"/>
         </w:rPr>
-        <w:t xml:space="preserve">Multiply broth by 3: 4 × 3 = 12 cups.</w:t>
-      </w:r>
-    </w:p>
-    <w:p>
-      <w:pPr>
-        <w:spacing w:after="40" w:before="60"/>
-      </w:pPr>
-      <w:r>
-        <w:rPr>
-          <w:b/>
-          <w:bCs/>
-          <w:color w:val="12355B"/>
-          <w:sz w:val="21"/>
-          <w:szCs w:val="21"/>
-        </w:rPr>
-        <w:t xml:space="preserve">Answer:  </w:t>
-      </w:r>
-      <w:r>
-        <w:rPr>
-          <w:b/>
-          <w:bCs/>
-          <w:sz w:val="21"/>
-          <w:szCs w:val="21"/>
-        </w:rPr>
-        <w:t xml:space="preserve">A. 12</w:t>
+        <w:t xml:space="preserve">A. 60 inches</w:t>
       </w:r>
     </w:p>
     <w:p>
@@ -3277,7 +3270,7 @@
           <w:sz w:val="21"/>
           <w:szCs w:val="21"/>
         </w:rPr>
-        <w:t xml:space="preserve">Are the ratios 6:9 and 2:3 equivalent?</w:t>
+        <w:t xml:space="preserve">There are 1,000 milliliters in 1 liter. How many milliliters are in 3 liters?</w:t>
       </w:r>
     </w:p>
     <w:p>
@@ -3290,7 +3283,7 @@
           <w:sz w:val="20"/>
           <w:szCs w:val="20"/>
         </w:rPr>
-        <w:t xml:space="preserve">A)  Yes, both simplify to 2:3</w:t>
+        <w:t xml:space="preserve">A)  3,000 mL</w:t>
       </w:r>
     </w:p>
     <w:p>
@@ -3303,7 +3296,7 @@
           <w:sz w:val="20"/>
           <w:szCs w:val="20"/>
         </w:rPr>
-        <w:t xml:space="preserve">B)  No, 6 ≠ 2</w:t>
+        <w:t xml:space="preserve">B)  1,003 mL</w:t>
       </w:r>
     </w:p>
     <w:p>
@@ -3316,7 +3309,7 @@
           <w:sz w:val="20"/>
           <w:szCs w:val="20"/>
         </w:rPr>
-        <w:t xml:space="preserve">C)  Yes, because 6 + 9 = 15</w:t>
+        <w:t xml:space="preserve">C)  300 mL</w:t>
       </w:r>
     </w:p>
     <w:p>
@@ -3329,7 +3322,7 @@
           <w:sz w:val="20"/>
           <w:szCs w:val="20"/>
         </w:rPr>
-        <w:t xml:space="preserve">D)  No, because 9 - 6 ≠ 3 - 2</w:t>
+        <w:t xml:space="preserve">D)  30 mL</w:t>
       </w:r>
     </w:p>
     <w:p>
@@ -3449,14 +3442,29 @@
           </w:tcPr>
           <w:p>
             <w:pPr>
-              <w:spacing w:after="0"/>
+              <w:spacing w:after="60"/>
             </w:pPr>
             <w:r>
               <w:rPr>
                 <w:sz w:val="21"/>
                 <w:szCs w:val="21"/>
               </w:rPr>
-              <w:t xml:space="preserve">A school garden grows tomatoes. The gardeners know that 4 tomato plants produce about 20 tomatoes. The school wants to grow 100 tomatoes for a salsa-making event. They need to use ratio reasoning to determine how many plants to grow.</w:t>
+              <w:t xml:space="preserve">Chef Reyes is making stock. The recipe calls for 3 quarts of broth, but the only measuring tool on the line is a 1-cup scoop. There are 4 cups in 1 quart.</w:t>
+            </w:r>
+          </w:p>
+          <w:p>
+            <w:pPr>
+              <w:spacing w:after="0"/>
+            </w:pPr>
+            <w:r>
+              <w:rPr>
+                <w:b/>
+                <w:bCs/>
+                <w:color w:val="12355B"/>
+                <w:sz w:val="21"/>
+                <w:szCs w:val="21"/>
+              </w:rPr>
+              <w:t xml:space="preserve">How many cup-scoops of broth does the recipe need, and how do you know?</w:t>
             </w:r>
           </w:p>
         </w:tc>
@@ -3491,7 +3499,7 @@
           <w:sz w:val="20"/>
           <w:szCs w:val="20"/>
         </w:rPr>
-        <w:t xml:space="preserve">Each plant produces about ___ tomatoes, so to grow 100 tomatoes the school needs ___ plants — the ratio 4:20 scaled up by ___.</w:t>
+        <w:t xml:space="preserve">The unit ratio is ___ cups to 1 quart. Cups are ___ than quarts, so I ___ to convert. 3 × 4 = ___ cups. The amount of broth did not change — only the ___ did.</w:t>
       </w:r>
     </w:p>
     <w:p>
@@ -4030,7 +4038,7 @@
           <w:sz w:val="21"/>
           <w:szCs w:val="21"/>
         </w:rPr>
-        <w:t xml:space="preserve">If 3 pounds of apples cost $6, how much do 7 pounds cost?</w:t>
+        <w:t xml:space="preserve">There are 16 ounces in 1 pound. How many pounds is 48 ounces?</w:t>
       </w:r>
     </w:p>
     <w:p>
@@ -4043,7 +4051,7 @@
           <w:sz w:val="20"/>
           <w:szCs w:val="20"/>
         </w:rPr>
-        <w:t xml:space="preserve">A)  $14</w:t>
+        <w:t xml:space="preserve">A)  3 pounds</w:t>
       </w:r>
     </w:p>
     <w:p>
@@ -4056,7 +4064,7 @@
           <w:sz w:val="20"/>
           <w:szCs w:val="20"/>
         </w:rPr>
-        <w:t xml:space="preserve">B)  $13</w:t>
+        <w:t xml:space="preserve">B)  64 pounds</w:t>
       </w:r>
     </w:p>
     <w:p>
@@ -4069,7 +4077,7 @@
           <w:sz w:val="20"/>
           <w:szCs w:val="20"/>
         </w:rPr>
-        <w:t xml:space="preserve">C)  $10</w:t>
+        <w:t xml:space="preserve">C)  768 pounds</w:t>
       </w:r>
     </w:p>
     <w:p>
@@ -4082,7 +4090,7 @@
           <w:sz w:val="20"/>
           <w:szCs w:val="20"/>
         </w:rPr>
-        <w:t xml:space="preserve">D)  $21</w:t>
+        <w:t xml:space="preserve">D)  32 pounds</w:t>
       </w:r>
     </w:p>
     <w:p>
@@ -4160,7 +4168,7 @@
           <w:sz w:val="21"/>
           <w:szCs w:val="21"/>
         </w:rPr>
-        <w:t xml:space="preserve">Solve the proportion: 2/5 = x/20. What is x?</w:t>
+        <w:t xml:space="preserve">A child is 4 feet tall. A ride requires 44 inches. Can the child ride?</w:t>
       </w:r>
     </w:p>
     <w:p>
@@ -4173,7 +4181,7 @@
           <w:sz w:val="20"/>
           <w:szCs w:val="20"/>
         </w:rPr>
-        <w:t xml:space="preserve">A)  8</w:t>
+        <w:t xml:space="preserve">A)  Yes, because 4 feet = 48 inches, which is more than 44</w:t>
       </w:r>
     </w:p>
     <w:p>
@@ -4186,7 +4194,7 @@
           <w:sz w:val="20"/>
           <w:szCs w:val="20"/>
         </w:rPr>
-        <w:t xml:space="preserve">B)  10</w:t>
+        <w:t xml:space="preserve">B)  No, because 4 is less than 44</w:t>
       </w:r>
     </w:p>
     <w:p>
@@ -4199,7 +4207,7 @@
           <w:sz w:val="20"/>
           <w:szCs w:val="20"/>
         </w:rPr>
-        <w:t xml:space="preserve">C)  4</w:t>
+        <w:t xml:space="preserve">C)  Yes, because 4 feet = 44 inches exactly</w:t>
       </w:r>
     </w:p>
     <w:p>
@@ -4212,7 +4220,7 @@
           <w:sz w:val="20"/>
           <w:szCs w:val="20"/>
         </w:rPr>
-        <w:t xml:space="preserve">D)  12</w:t>
+        <w:t xml:space="preserve">D)  You cannot compare feet and inches</w:t>
       </w:r>
     </w:p>
     <w:p>
@@ -4316,7 +4324,7 @@
           <w:sz w:val="21"/>
           <w:szCs w:val="21"/>
         </w:rPr>
-        <w:t xml:space="preserve">A chef uses the proportion 3/7 = x/28 to scale a recipe. What is x?</w:t>
+        <w:t xml:space="preserve">Diamond needs 4 liters of water. Her bottle holds 500 milliliters. How many times must she fill it?</w:t>
       </w:r>
     </w:p>
     <w:p>
@@ -4329,7 +4337,7 @@
           <w:sz w:val="20"/>
           <w:szCs w:val="20"/>
         </w:rPr>
-        <w:t xml:space="preserve">A)  12</w:t>
+        <w:t xml:space="preserve">A)  8 times</w:t>
       </w:r>
     </w:p>
     <w:p>
@@ -4342,7 +4350,7 @@
           <w:sz w:val="20"/>
           <w:szCs w:val="20"/>
         </w:rPr>
-        <w:t xml:space="preserve">B)  14</w:t>
+        <w:t xml:space="preserve">B)  4 times</w:t>
       </w:r>
     </w:p>
     <w:p>
@@ -4355,7 +4363,7 @@
           <w:sz w:val="20"/>
           <w:szCs w:val="20"/>
         </w:rPr>
-        <w:t xml:space="preserve">C)  9</w:t>
+        <w:t xml:space="preserve">C)  2 times</w:t>
       </w:r>
     </w:p>
     <w:p>
@@ -4368,7 +4376,7 @@
           <w:sz w:val="20"/>
           <w:szCs w:val="20"/>
         </w:rPr>
-        <w:t xml:space="preserve">D)  21</w:t>
+        <w:t xml:space="preserve">D)  40 times</w:t>
       </w:r>
     </w:p>
     <w:p>
@@ -4426,32 +4434,6 @@
     </w:tbl>
     <w:p>
       <w:pPr>
-        <w:pStyle w:val="Heading2"/>
-        <w:spacing w:after="80" w:before="180"/>
-      </w:pPr>
-      <w:r>
-        <w:rPr>
-          <w:b/>
-          <w:bCs/>
-          <w:color w:val="12355B"/>
-          <w:sz w:val="24"/>
-          <w:szCs w:val="24"/>
-        </w:rPr>
-        <w:t xml:space="preserve">Level 2 Enrichment</w:t>
-      </w:r>
-      <w:r>
-        <w:rPr>
-          <w:i/>
-          <w:iCs/>
-          <w:color w:val="6B4FA0"/>
-          <w:sz w:val="19"/>
-          <w:szCs w:val="19"/>
-        </w:rPr>
-        <w:t xml:space="preserve">   stretch your thinking</w:t>
-      </w:r>
-    </w:p>
-    <w:p>
-      <w:pPr>
         <w:keepNext/>
         <w:spacing w:after="60" w:before="160"/>
       </w:pPr>
@@ -4472,7 +4454,7 @@
           <w:sz w:val="21"/>
           <w:szCs w:val="21"/>
         </w:rPr>
-        <w:t xml:space="preserve">A recipe serves 6 people and uses 4 cups of rice. You need to serve 15 people. Show two different methods to find how much rice you need: (1) using a scale factor and (2) using a unit rate.</w:t>
+        <w:t xml:space="preserve">Sort each conversion by what happens to the NUMBER.</w:t>
       </w:r>
     </w:p>
     <w:tbl>
@@ -4538,6 +4520,118 @@
     </w:tbl>
     <w:p>
       <w:pPr>
+        <w:pStyle w:val="Heading2"/>
+        <w:spacing w:after="80" w:before="180"/>
+      </w:pPr>
+      <w:r>
+        <w:rPr>
+          <w:b/>
+          <w:bCs/>
+          <w:color w:val="12355B"/>
+          <w:sz w:val="24"/>
+          <w:szCs w:val="24"/>
+        </w:rPr>
+        <w:t xml:space="preserve">Level 2 Enrichment</w:t>
+      </w:r>
+      <w:r>
+        <w:rPr>
+          <w:i/>
+          <w:iCs/>
+          <w:color w:val="6B4FA0"/>
+          <w:sz w:val="19"/>
+          <w:szCs w:val="19"/>
+        </w:rPr>
+        <w:t xml:space="preserve">   stretch your thinking</w:t>
+      </w:r>
+    </w:p>
+    <w:p>
+      <w:pPr>
+        <w:keepNext/>
+        <w:spacing w:after="60" w:before="160"/>
+      </w:pPr>
+      <w:r>
+        <w:rPr>
+          <w:b/>
+          <w:bCs/>
+          <w:color w:val="12355B"/>
+          <w:sz w:val="22"/>
+          <w:szCs w:val="22"/>
+        </w:rPr>
+        <w:t xml:space="preserve">5.  </w:t>
+      </w:r>
+      <w:r>
+        <w:rPr>
+          <w:b/>
+          <w:bCs/>
+          <w:sz w:val="21"/>
+          <w:szCs w:val="21"/>
+        </w:rPr>
+        <w:t xml:space="preserve">Michael's mother is setting four fence posts. Each post needs 250 ounces of concrete mix, one bag holds 80 ounces, and each bag needs 1 quart of water. How many bags and how many cups of water does she need? Show your conversions.</w:t>
+      </w:r>
+    </w:p>
+    <w:tbl>
+      <w:tblPr>
+        <w:tblW w:type="pct" w:w="100%"/>
+        <w:tblBorders>
+          <w:top w:val="single" w:color="C7D2DD" w:sz="6"/>
+          <w:left w:val="single" w:color="C7D2DD" w:sz="6"/>
+          <w:bottom w:val="single" w:color="C7D2DD" w:sz="6"/>
+          <w:right w:val="single" w:color="C7D2DD" w:sz="6"/>
+          <w:insideH w:val="single" w:color="auto" w:sz="4"/>
+          <w:insideV w:val="single" w:color="auto" w:sz="4"/>
+        </w:tblBorders>
+      </w:tblPr>
+      <w:tblGrid>
+        <w:gridCol w:w="100"/>
+      </w:tblGrid>
+      <w:tr>
+        <w:tc>
+          <w:tcPr>
+            <w:shd w:fill="FBF3E2" w:color="auto" w:val="clear"/>
+            <w:tcMar>
+              <w:top w:type="dxa" w:w="60"/>
+              <w:left w:type="dxa" w:w="120"/>
+              <w:bottom w:type="dxa" w:w="60"/>
+              <w:right w:type="dxa" w:w="120"/>
+            </w:tcMar>
+          </w:tcPr>
+          <w:p>
+            <w:pPr>
+              <w:spacing w:after="0" w:line="320"/>
+            </w:pPr>
+            <w:r>
+              <w:t xml:space="preserve"/>
+            </w:r>
+          </w:p>
+          <w:p>
+            <w:pPr>
+              <w:spacing w:after="0" w:line="320"/>
+            </w:pPr>
+            <w:r>
+              <w:t xml:space="preserve"/>
+            </w:r>
+          </w:p>
+          <w:p>
+            <w:pPr>
+              <w:spacing w:after="0" w:line="320"/>
+            </w:pPr>
+            <w:r>
+              <w:t xml:space="preserve"/>
+            </w:r>
+          </w:p>
+          <w:p>
+            <w:pPr>
+              <w:spacing w:after="0" w:line="320"/>
+            </w:pPr>
+            <w:r>
+              <w:t xml:space="preserve"/>
+            </w:r>
+          </w:p>
+        </w:tc>
+      </w:tr>
+    </w:tbl>
+    <w:p>
+      <w:pPr>
         <w:pStyle w:val="Heading1"/>
         <w:pageBreakBefore/>
         <w:pBdr>
@@ -4590,7 +4684,7 @@
           <w:sz w:val="22"/>
           <w:szCs w:val="22"/>
         </w:rPr>
-        <w:t xml:space="preserve">A recipe calls for 6 cups of flour for every 15 cookies. How many cups of flour are needed to make 45 cookies?</w:t>
+        <w:t xml:space="preserve">There are 4 cups in 1 quart. A soup recipe calls for 5 quarts of broth. How many cups is that, and why?</w:t>
       </w:r>
     </w:p>
     <w:p>
@@ -4603,7 +4697,7 @@
           <w:sz w:val="21"/>
           <w:szCs w:val="21"/>
         </w:rPr>
-        <w:t xml:space="preserve">A)  18</w:t>
+        <w:t xml:space="preserve">A)  20 cups, because cups are smaller so I multiply: 5 × 4</w:t>
       </w:r>
     </w:p>
     <w:p>
@@ -4616,7 +4710,7 @@
           <w:sz w:val="21"/>
           <w:szCs w:val="21"/>
         </w:rPr>
-        <w:t xml:space="preserve">B)  12</w:t>
+        <w:t xml:space="preserve">B)  1.25 cups, because I divide 5 by 4</w:t>
       </w:r>
     </w:p>
     <w:p>
@@ -4629,7 +4723,7 @@
           <w:sz w:val="21"/>
           <w:szCs w:val="21"/>
         </w:rPr>
-        <w:t xml:space="preserve">C)  24</w:t>
+        <w:t xml:space="preserve">C)  9 cups, because I add 5 + 4</w:t>
       </w:r>
     </w:p>
     <w:p>
@@ -4642,7 +4736,7 @@
           <w:sz w:val="21"/>
           <w:szCs w:val="21"/>
         </w:rPr>
-        <w:t xml:space="preserve">D)  21</w:t>
+        <w:t xml:space="preserve">D)  5 cups, because the amount does not change</w:t>
       </w:r>
     </w:p>
     <w:p>

--- a/lessons/3-6/downloads/3-6-notes.docx
+++ b/lessons/3-6/downloads/3-6-notes.docx
@@ -219,10 +219,12 @@
     <w:p>
       <w:pPr>
         <w:pStyle w:val="Heading1"/>
+        <w:keepNext/>
+        <w:keepLines/>
         <w:pBdr>
           <w:bottom w:val="single" w:color="1FA6A2" w:sz="14" w:space="6"/>
         </w:pBdr>
-        <w:spacing w:after="140" w:before="260"/>
+        <w:spacing w:after="140" w:before="300"/>
       </w:pPr>
       <w:r>
         <w:rPr>
@@ -1331,10 +1333,12 @@
     <w:p>
       <w:pPr>
         <w:pStyle w:val="Heading1"/>
+        <w:keepNext/>
+        <w:keepLines/>
         <w:pBdr>
           <w:bottom w:val="single" w:color="1FA6A2" w:sz="14" w:space="6"/>
         </w:pBdr>
-        <w:spacing w:after="140" w:before="260"/>
+        <w:spacing w:after="140" w:before="300"/>
       </w:pPr>
       <w:r>
         <w:rPr>
@@ -1430,7 +1434,8 @@
     </w:p>
     <w:p>
       <w:pPr>
-        <w:spacing w:after="120" w:before="80"/>
+        <w:keepLines/>
+        <w:spacing w:after="260" w:before="200"/>
       </w:pPr>
       <w:r>
         <w:rPr>
@@ -1447,12 +1452,27 @@
           <w:sz w:val="22"/>
           <w:szCs w:val="22"/>
         </w:rPr>
-        <w:t xml:space="preserve">Feet into inches stays inside the ___ measurement system.</w:t>
-      </w:r>
-    </w:p>
-    <w:p>
-      <w:pPr>
-        <w:spacing w:after="120" w:before="80"/>
+        <w:t xml:space="preserve">Feet into inches stays inside the </w:t>
+      </w:r>
+      <w:r>
+        <w:rPr>
+          <w:sz w:val="22"/>
+          <w:szCs w:val="22"/>
+        </w:rPr>
+        <w:t xml:space="preserve">________________</w:t>
+      </w:r>
+      <w:r>
+        <w:rPr>
+          <w:sz w:val="22"/>
+          <w:szCs w:val="22"/>
+        </w:rPr>
+        <w:t xml:space="preserve"> measurement system.</w:t>
+      </w:r>
+    </w:p>
+    <w:p>
+      <w:pPr>
+        <w:keepLines/>
+        <w:spacing w:after="260" w:before="200"/>
       </w:pPr>
       <w:r>
         <w:rPr>
@@ -1469,12 +1489,41 @@
           <w:sz w:val="22"/>
           <w:szCs w:val="22"/>
         </w:rPr>
-        <w:t xml:space="preserve">The ratio that trades one unit for another is a ___ ___.</w:t>
-      </w:r>
-    </w:p>
-    <w:p>
-      <w:pPr>
-        <w:spacing w:after="120" w:before="80"/>
+        <w:t xml:space="preserve">The ratio that trades one unit for another is a </w:t>
+      </w:r>
+      <w:r>
+        <w:rPr>
+          <w:sz w:val="22"/>
+          <w:szCs w:val="22"/>
+        </w:rPr>
+        <w:t xml:space="preserve">________________</w:t>
+      </w:r>
+      <w:r>
+        <w:rPr>
+          <w:sz w:val="22"/>
+          <w:szCs w:val="22"/>
+        </w:rPr>
+        <w:t xml:space="preserve"> </w:t>
+      </w:r>
+      <w:r>
+        <w:rPr>
+          <w:sz w:val="22"/>
+          <w:szCs w:val="22"/>
+        </w:rPr>
+        <w:t xml:space="preserve">________________</w:t>
+      </w:r>
+      <w:r>
+        <w:rPr>
+          <w:sz w:val="22"/>
+          <w:szCs w:val="22"/>
+        </w:rPr>
+        <w:t xml:space="preserve">.</w:t>
+      </w:r>
+    </w:p>
+    <w:p>
+      <w:pPr>
+        <w:keepLines/>
+        <w:spacing w:after="260" w:before="200"/>
       </w:pPr>
       <w:r>
         <w:rPr>
@@ -1491,12 +1540,27 @@
           <w:sz w:val="22"/>
           <w:szCs w:val="22"/>
         </w:rPr>
-        <w:t xml:space="preserve">A ratio comparing an amount to exactly ___ unit is a unit ratio.</w:t>
-      </w:r>
-    </w:p>
-    <w:p>
-      <w:pPr>
-        <w:spacing w:after="120" w:before="80"/>
+        <w:t xml:space="preserve">A ratio comparing an amount to exactly </w:t>
+      </w:r>
+      <w:r>
+        <w:rPr>
+          <w:sz w:val="22"/>
+          <w:szCs w:val="22"/>
+        </w:rPr>
+        <w:t xml:space="preserve">________________</w:t>
+      </w:r>
+      <w:r>
+        <w:rPr>
+          <w:sz w:val="22"/>
+          <w:szCs w:val="22"/>
+        </w:rPr>
+        <w:t xml:space="preserve"> unit is a unit ratio.</w:t>
+      </w:r>
+    </w:p>
+    <w:p>
+      <w:pPr>
+        <w:keepLines/>
+        <w:spacing w:after="260" w:before="200"/>
       </w:pPr>
       <w:r>
         <w:rPr>
@@ -1513,12 +1577,27 @@
           <w:sz w:val="22"/>
           <w:szCs w:val="22"/>
         </w:rPr>
-        <w:t xml:space="preserve">To change a measurement to another unit without changing the amount is to ___.</w:t>
-      </w:r>
-    </w:p>
-    <w:p>
-      <w:pPr>
-        <w:spacing w:after="120" w:before="80"/>
+        <w:t xml:space="preserve">To change a measurement to another unit without changing the amount is to </w:t>
+      </w:r>
+      <w:r>
+        <w:rPr>
+          <w:sz w:val="22"/>
+          <w:szCs w:val="22"/>
+        </w:rPr>
+        <w:t xml:space="preserve">________________</w:t>
+      </w:r>
+      <w:r>
+        <w:rPr>
+          <w:sz w:val="22"/>
+          <w:szCs w:val="22"/>
+        </w:rPr>
+        <w:t xml:space="preserve">.</w:t>
+      </w:r>
+    </w:p>
+    <w:p>
+      <w:pPr>
+        <w:keepLines/>
+        <w:spacing w:after="260" w:before="200"/>
       </w:pPr>
       <w:r>
         <w:rPr>
@@ -1535,12 +1614,41 @@
           <w:sz w:val="22"/>
           <w:szCs w:val="22"/>
         </w:rPr>
-        <w:t xml:space="preserve">Inches and feet belong to the customary ___ ___; centimeters and meters to the metric one.</w:t>
-      </w:r>
-    </w:p>
-    <w:p>
-      <w:pPr>
-        <w:spacing w:after="120" w:before="80"/>
+        <w:t xml:space="preserve">Inches and feet belong to the customary </w:t>
+      </w:r>
+      <w:r>
+        <w:rPr>
+          <w:sz w:val="22"/>
+          <w:szCs w:val="22"/>
+        </w:rPr>
+        <w:t xml:space="preserve">________________</w:t>
+      </w:r>
+      <w:r>
+        <w:rPr>
+          <w:sz w:val="22"/>
+          <w:szCs w:val="22"/>
+        </w:rPr>
+        <w:t xml:space="preserve"> </w:t>
+      </w:r>
+      <w:r>
+        <w:rPr>
+          <w:sz w:val="22"/>
+          <w:szCs w:val="22"/>
+        </w:rPr>
+        <w:t xml:space="preserve">________________</w:t>
+      </w:r>
+      <w:r>
+        <w:rPr>
+          <w:sz w:val="22"/>
+          <w:szCs w:val="22"/>
+        </w:rPr>
+        <w:t xml:space="preserve">; centimeters and meters to the metric one.</w:t>
+      </w:r>
+    </w:p>
+    <w:p>
+      <w:pPr>
+        <w:keepLines/>
+        <w:spacing w:after="260" w:before="200"/>
       </w:pPr>
       <w:r>
         <w:rPr>
@@ -1557,12 +1665,55 @@
           <w:sz w:val="22"/>
           <w:szCs w:val="22"/>
         </w:rPr>
-        <w:t xml:space="preserve">Two lines whose matching ticks show the same amount in two units form a ___ ___ ___.</w:t>
-      </w:r>
-    </w:p>
-    <w:p>
-      <w:pPr>
-        <w:spacing w:after="120" w:before="80"/>
+        <w:t xml:space="preserve">Two lines whose matching ticks show the same amount in two units form a </w:t>
+      </w:r>
+      <w:r>
+        <w:rPr>
+          <w:sz w:val="22"/>
+          <w:szCs w:val="22"/>
+        </w:rPr>
+        <w:t xml:space="preserve">________________</w:t>
+      </w:r>
+      <w:r>
+        <w:rPr>
+          <w:sz w:val="22"/>
+          <w:szCs w:val="22"/>
+        </w:rPr>
+        <w:t xml:space="preserve"> </w:t>
+      </w:r>
+      <w:r>
+        <w:rPr>
+          <w:sz w:val="22"/>
+          <w:szCs w:val="22"/>
+        </w:rPr>
+        <w:t xml:space="preserve">________________</w:t>
+      </w:r>
+      <w:r>
+        <w:rPr>
+          <w:sz w:val="22"/>
+          <w:szCs w:val="22"/>
+        </w:rPr>
+        <w:t xml:space="preserve"> </w:t>
+      </w:r>
+      <w:r>
+        <w:rPr>
+          <w:sz w:val="22"/>
+          <w:szCs w:val="22"/>
+        </w:rPr>
+        <w:t xml:space="preserve">________________</w:t>
+      </w:r>
+      <w:r>
+        <w:rPr>
+          <w:sz w:val="22"/>
+          <w:szCs w:val="22"/>
+        </w:rPr>
+        <w:t xml:space="preserve">.</w:t>
+      </w:r>
+    </w:p>
+    <w:p>
+      <w:pPr>
+        <w:keepLines/>
+        <w:spacing w:after="260" w:before="200"/>
       </w:pPr>
       <w:r>
         <w:rPr>
@@ -1579,17 +1730,46 @@
           <w:sz w:val="22"/>
           <w:szCs w:val="22"/>
         </w:rPr>
-        <w:t xml:space="preserve">A table whose every column holds the same comparison is a ___ ___.</w:t>
+        <w:t xml:space="preserve">A table whose every column holds the same comparison is a </w:t>
+      </w:r>
+      <w:r>
+        <w:rPr>
+          <w:sz w:val="22"/>
+          <w:szCs w:val="22"/>
+        </w:rPr>
+        <w:t xml:space="preserve">________________</w:t>
+      </w:r>
+      <w:r>
+        <w:rPr>
+          <w:sz w:val="22"/>
+          <w:szCs w:val="22"/>
+        </w:rPr>
+        <w:t xml:space="preserve"> </w:t>
+      </w:r>
+      <w:r>
+        <w:rPr>
+          <w:sz w:val="22"/>
+          <w:szCs w:val="22"/>
+        </w:rPr>
+        <w:t xml:space="preserve">________________</w:t>
+      </w:r>
+      <w:r>
+        <w:rPr>
+          <w:sz w:val="22"/>
+          <w:szCs w:val="22"/>
+        </w:rPr>
+        <w:t xml:space="preserve">.</w:t>
       </w:r>
     </w:p>
     <w:p>
       <w:pPr>
         <w:pStyle w:val="Heading1"/>
-        <w:pageBreakBefore/>
+        <w:keepNext/>
+        <w:keepLines/>
         <w:pBdr>
           <w:bottom w:val="single" w:color="1FA6A2" w:sz="14" w:space="6"/>
         </w:pBdr>
-        <w:spacing w:after="140" w:before="0"/>
+        <w:spacing w:after="140" w:before="300"/>
       </w:pPr>
       <w:r>
         <w:rPr>
@@ -2870,11 +3050,12 @@
     <w:p>
       <w:pPr>
         <w:pStyle w:val="Heading1"/>
-        <w:pageBreakBefore/>
+        <w:keepNext/>
+        <w:keepLines/>
         <w:pBdr>
           <w:bottom w:val="single" w:color="1FA6A2" w:sz="14" w:space="6"/>
         </w:pBdr>
-        <w:spacing w:after="140" w:before="0"/>
+        <w:spacing w:after="140" w:before="300"/>
       </w:pPr>
       <w:r>
         <w:rPr>
@@ -3207,11 +3388,12 @@
     <w:p>
       <w:pPr>
         <w:pStyle w:val="Heading1"/>
-        <w:pageBreakBefore/>
+        <w:keepNext/>
+        <w:keepLines/>
         <w:pBdr>
           <w:bottom w:val="single" w:color="1FA6A2" w:sz="14" w:space="6"/>
         </w:pBdr>
-        <w:spacing w:after="140" w:before="0"/>
+        <w:spacing w:after="140" w:before="300"/>
       </w:pPr>
       <w:r>
         <w:rPr>
@@ -3932,11 +4114,12 @@
     <w:p>
       <w:pPr>
         <w:pStyle w:val="Heading1"/>
-        <w:pageBreakBefore/>
+        <w:keepNext/>
+        <w:keepLines/>
         <w:pBdr>
           <w:bottom w:val="single" w:color="1FA6A2" w:sz="14" w:space="6"/>
         </w:pBdr>
-        <w:spacing w:after="140" w:before="0"/>
+        <w:spacing w:after="140" w:before="300"/>
       </w:pPr>
       <w:r>
         <w:rPr>
@@ -4633,11 +4816,12 @@
     <w:p>
       <w:pPr>
         <w:pStyle w:val="Heading1"/>
-        <w:pageBreakBefore/>
+        <w:keepNext/>
+        <w:keepLines/>
         <w:pBdr>
           <w:bottom w:val="single" w:color="1FA6A2" w:sz="14" w:space="6"/>
         </w:pBdr>
-        <w:spacing w:after="140" w:before="0"/>
+        <w:spacing w:after="140" w:before="300"/>
       </w:pPr>
       <w:r>
         <w:rPr>

--- a/lessons/3-6/downloads/3-6-notes.docx
+++ b/lessons/3-6/downloads/3-6-notes.docx
@@ -1782,47 +1782,6 @@
         <w:t xml:space="preserve">Write About the Math</w:t>
       </w:r>
     </w:p>
-    <w:p>
-      <w:pPr>
-        <w:spacing w:after="100"/>
-      </w:pPr>
-      <w:r>
-        <w:rPr>
-          <w:i/>
-          <w:iCs/>
-          <w:color w:val="5F6F80"/>
-          <w:sz w:val="19"/>
-          <w:szCs w:val="19"/>
-        </w:rPr>
-        <w:t xml:space="preserve">Use the support level you need. Every level answers the same math question.</w:t>
-      </w:r>
-    </w:p>
-    <w:p>
-      <w:pPr>
-        <w:pStyle w:val="Heading2"/>
-        <w:spacing w:after="80" w:before="180"/>
-      </w:pPr>
-      <w:r>
-        <w:rPr>
-          <w:b/>
-          <w:bCs/>
-          <w:color w:val="12355B"/>
-          <w:sz w:val="24"/>
-          <w:szCs w:val="24"/>
-        </w:rPr>
-        <w:t xml:space="preserve">1. Understand the Question</w:t>
-      </w:r>
-      <w:r>
-        <w:rPr>
-          <w:i/>
-          <w:iCs/>
-          <w:color w:val="B97A12"/>
-          <w:sz w:val="19"/>
-          <w:szCs w:val="19"/>
-        </w:rPr>
-        <w:t xml:space="preserve">   explain</w:t>
-      </w:r>
-    </w:p>
     <w:tbl>
       <w:tblPr>
         <w:tblW w:type="pct" w:w="100%"/>
@@ -1861,344 +1820,6 @@
               </w:rPr>
               <w:t xml:space="preserve">How many cup-scoops of broth does the recipe need, and how do you know?</w:t>
             </w:r>
-          </w:p>
-          <w:p>
-            <w:pPr>
-              <w:spacing w:after="0"/>
-            </w:pPr>
-            <w:r>
-              <w:rPr>
-                <w:b/>
-                <w:bCs/>
-                <w:color w:val="12355B"/>
-                <w:sz w:val="20"/>
-                <w:szCs w:val="20"/>
-              </w:rPr>
-              <w:t xml:space="preserve">Your job:  </w:t>
-            </w:r>
-            <w:r>
-              <w:rPr>
-                <w:sz w:val="20"/>
-                <w:szCs w:val="20"/>
-              </w:rPr>
-              <w:t xml:space="preserve">Answer the question. Use math evidence. Explain how the evidence proves your answer.</w:t>
-            </w:r>
-            <w:r>
-              <w:rPr>
-                <w:i/>
-                <w:iCs/>
-                <w:color w:val="5F6F80"/>
-                <w:sz w:val="18"/>
-                <w:szCs w:val="18"/>
-              </w:rPr>
-              <w:br/>
-              <w:t xml:space="preserve">Responde la pregunta. Usa evidencia matemática. Explica cómo la evidencia demuestra tu respuesta.</w:t>
-            </w:r>
-          </w:p>
-        </w:tc>
-      </w:tr>
-    </w:tbl>
-    <w:p>
-      <w:pPr>
-        <w:pStyle w:val="Heading2"/>
-        <w:spacing w:after="80" w:before="180"/>
-      </w:pPr>
-      <w:r>
-        <w:rPr>
-          <w:b/>
-          <w:bCs/>
-          <w:color w:val="12355B"/>
-          <w:sz w:val="24"/>
-          <w:szCs w:val="24"/>
-        </w:rPr>
-        <w:t xml:space="preserve">2. Plan Your Math Words</w:t>
-      </w:r>
-      <w:r>
-        <w:rPr>
-          <w:i/>
-          <w:iCs/>
-          <w:color w:val="1FA6A2"/>
-          <w:sz w:val="19"/>
-          <w:szCs w:val="19"/>
-        </w:rPr>
-        <w:t xml:space="preserve">   check at least two</w:t>
-      </w:r>
-    </w:p>
-    <w:p>
-      <w:pPr>
-        <w:spacing w:after="60"/>
-      </w:pPr>
-      <w:r>
-        <w:rPr>
-          <w:b/>
-          <w:bCs/>
-          <w:color w:val="1FA6A2"/>
-          <w:sz w:val="22"/>
-          <w:szCs w:val="22"/>
-        </w:rPr>
-        <w:t xml:space="preserve">☐  </w:t>
-      </w:r>
-      <w:r>
-        <w:rPr>
-          <w:b/>
-          <w:bCs/>
-          <w:color w:val="12355B"/>
-          <w:sz w:val="20"/>
-          <w:szCs w:val="20"/>
-        </w:rPr>
-        <w:t xml:space="preserve">Convert Measurements within the Same System — </w:t>
-      </w:r>
-      <w:r>
-        <w:rPr>
-          <w:sz w:val="20"/>
-          <w:szCs w:val="20"/>
-        </w:rPr>
-        <w:t xml:space="preserve">Rewriting a measurement in a different unit of the SAME system, such as feet into inches or liters into milliliters.</w:t>
-      </w:r>
-      <w:r>
-        <w:rPr>
-          <w:i/>
-          <w:iCs/>
-          <w:color w:val="5F6F80"/>
-          <w:sz w:val="18"/>
-          <w:szCs w:val="18"/>
-        </w:rPr>
-        <w:br/>
-        <w:t xml:space="preserve">Convertir medidas dentro del mismo sistema — Reescribir una medida en otra unidad del MISMO sistema, como pies a pulgadas o litros a mililitros.</w:t>
-      </w:r>
-    </w:p>
-    <w:p>
-      <w:pPr>
-        <w:spacing w:after="60"/>
-      </w:pPr>
-      <w:r>
-        <w:rPr>
-          <w:b/>
-          <w:bCs/>
-          <w:color w:val="1FA6A2"/>
-          <w:sz w:val="22"/>
-          <w:szCs w:val="22"/>
-        </w:rPr>
-        <w:t xml:space="preserve">☐  </w:t>
-      </w:r>
-      <w:r>
-        <w:rPr>
-          <w:b/>
-          <w:bCs/>
-          <w:color w:val="12355B"/>
-          <w:sz w:val="20"/>
-          <w:szCs w:val="20"/>
-        </w:rPr>
-        <w:t xml:space="preserve">Conversion factor — </w:t>
-      </w:r>
-      <w:r>
-        <w:rPr>
-          <w:sz w:val="20"/>
-          <w:szCs w:val="20"/>
-        </w:rPr>
-        <w:t xml:space="preserve">The ratio that links two units in the same measurement system, such as 12 inches to 1 foot. Within one system it is exact.</w:t>
-      </w:r>
-      <w:r>
-        <w:rPr>
-          <w:i/>
-          <w:iCs/>
-          <w:color w:val="5F6F80"/>
-          <w:sz w:val="18"/>
-          <w:szCs w:val="18"/>
-        </w:rPr>
-        <w:br/>
-        <w:t xml:space="preserve">Factor de conversión — La razón que relaciona dos unidades del mismo sistema de medición, como 12 pulgadas a 1 pie. Dentro de un mismo sistema es exacta.</w:t>
-      </w:r>
-    </w:p>
-    <w:p>
-      <w:pPr>
-        <w:spacing w:after="60"/>
-      </w:pPr>
-      <w:r>
-        <w:rPr>
-          <w:b/>
-          <w:bCs/>
-          <w:color w:val="1FA6A2"/>
-          <w:sz w:val="22"/>
-          <w:szCs w:val="22"/>
-        </w:rPr>
-        <w:t xml:space="preserve">☐  </w:t>
-      </w:r>
-      <w:r>
-        <w:rPr>
-          <w:b/>
-          <w:bCs/>
-          <w:color w:val="12355B"/>
-          <w:sz w:val="20"/>
-          <w:szCs w:val="20"/>
-        </w:rPr>
-        <w:t xml:space="preserve">Unit ratio — </w:t>
-      </w:r>
-      <w:r>
-        <w:rPr>
-          <w:sz w:val="20"/>
-          <w:szCs w:val="20"/>
-        </w:rPr>
-        <w:t xml:space="preserve">A ratio that compares an amount to exactly 1 unit of another quantity, like 12 inches to 1 foot.</w:t>
-      </w:r>
-      <w:r>
-        <w:rPr>
-          <w:i/>
-          <w:iCs/>
-          <w:color w:val="5F6F80"/>
-          <w:sz w:val="18"/>
-          <w:szCs w:val="18"/>
-        </w:rPr>
-        <w:br/>
-        <w:t xml:space="preserve">Razón unitaria — Una razón que compara una cantidad con exactamente 1 unidad de otra cantidad, como 12 pulgadas por 1 pie.</w:t>
-      </w:r>
-    </w:p>
-    <w:p>
-      <w:pPr>
-        <w:spacing w:after="60"/>
-      </w:pPr>
-      <w:r>
-        <w:rPr>
-          <w:b/>
-          <w:bCs/>
-          <w:color w:val="1FA6A2"/>
-          <w:sz w:val="22"/>
-          <w:szCs w:val="22"/>
-        </w:rPr>
-        <w:t xml:space="preserve">☐  </w:t>
-      </w:r>
-      <w:r>
-        <w:rPr>
-          <w:b/>
-          <w:bCs/>
-          <w:color w:val="12355B"/>
-          <w:sz w:val="20"/>
-          <w:szCs w:val="20"/>
-        </w:rPr>
-        <w:t xml:space="preserve">Convert — </w:t>
-      </w:r>
-      <w:r>
-        <w:rPr>
-          <w:sz w:val="20"/>
-          <w:szCs w:val="20"/>
-        </w:rPr>
-        <w:t xml:space="preserve">To change a measurement from one unit to another without changing how much it is.</w:t>
-      </w:r>
-      <w:r>
-        <w:rPr>
-          <w:i/>
-          <w:iCs/>
-          <w:color w:val="5F6F80"/>
-          <w:sz w:val="18"/>
-          <w:szCs w:val="18"/>
-        </w:rPr>
-        <w:br/>
-        <w:t xml:space="preserve">Convertir — Cambiar una medida de una unidad a otra sin cambiar la cantidad que representa.</w:t>
-      </w:r>
-    </w:p>
-    <w:p>
-      <w:pPr>
-        <w:spacing w:after="60"/>
-      </w:pPr>
-      <w:r>
-        <w:rPr>
-          <w:b/>
-          <w:bCs/>
-          <w:color w:val="1FA6A2"/>
-          <w:sz w:val="22"/>
-          <w:szCs w:val="22"/>
-        </w:rPr>
-        <w:t xml:space="preserve">☐  </w:t>
-      </w:r>
-      <w:r>
-        <w:rPr>
-          <w:b/>
-          <w:bCs/>
-          <w:color w:val="12355B"/>
-          <w:sz w:val="20"/>
-          <w:szCs w:val="20"/>
-        </w:rPr>
-        <w:t xml:space="preserve">Measurement system — </w:t>
-      </w:r>
-      <w:r>
-        <w:rPr>
-          <w:sz w:val="20"/>
-          <w:szCs w:val="20"/>
-        </w:rPr>
-        <w:t xml:space="preserve">A family of units that go together — customary units like inches and feet, or metric units like milliliters and liters.</w:t>
-      </w:r>
-      <w:r>
-        <w:rPr>
-          <w:i/>
-          <w:iCs/>
-          <w:color w:val="5F6F80"/>
-          <w:sz w:val="18"/>
-          <w:szCs w:val="18"/>
-        </w:rPr>
-        <w:br/>
-        <w:t xml:space="preserve">Sistema de medidas — Una familia de unidades que van juntas: unidades usuales como pulgadas y pies, o métricas como mililitros y litros.</w:t>
-      </w:r>
-    </w:p>
-    <w:tbl>
-      <w:tblPr>
-        <w:tblW w:type="pct" w:w="100%"/>
-        <w:tblBorders>
-          <w:top w:val="single" w:color="1FA6A2" w:sz="8"/>
-          <w:left w:val="single" w:color="1FA6A2" w:sz="8"/>
-          <w:bottom w:val="single" w:color="1FA6A2" w:sz="8"/>
-          <w:right w:val="single" w:color="1FA6A2" w:sz="8"/>
-          <w:insideH w:val="single" w:color="auto" w:sz="4"/>
-          <w:insideV w:val="single" w:color="auto" w:sz="4"/>
-        </w:tblBorders>
-      </w:tblPr>
-      <w:tblGrid>
-        <w:gridCol w:w="100"/>
-      </w:tblGrid>
-      <w:tr>
-        <w:tc>
-          <w:tcPr>
-            <w:shd w:fill="F7FFFD" w:color="auto" w:val="clear"/>
-            <w:tcMar>
-              <w:top w:type="dxa" w:w="120"/>
-              <w:left w:type="dxa" w:w="180"/>
-              <w:bottom w:type="dxa" w:w="120"/>
-              <w:right w:type="dxa" w:w="180"/>
-            </w:tcMar>
-          </w:tcPr>
-          <w:p>
-            <w:pPr>
-              <w:spacing w:after="50"/>
-            </w:pPr>
-            <w:r>
-              <w:rPr>
-                <w:b/>
-                <w:bCs/>
-                <w:color w:val="1FA6A2"/>
-                <w:sz w:val="20"/>
-                <w:szCs w:val="20"/>
-              </w:rPr>
-              <w:t xml:space="preserve">Say it first:  </w:t>
-            </w:r>
-            <w:r>
-              <w:rPr>
-                <w:sz w:val="20"/>
-                <w:szCs w:val="20"/>
-              </w:rPr>
-              <w:t xml:space="preserve">Say your idea to a partner or quietly to yourself before you write.</w:t>
-            </w:r>
-          </w:p>
-          <w:p>
-            <w:pPr>
-              <w:spacing w:after="60"/>
-            </w:pPr>
-            <w:r>
-              <w:rPr>
-                <w:color w:val="1A2733"/>
-                <w:sz w:val="21"/>
-                <w:szCs w:val="21"/>
-              </w:rPr>
-              <w:t xml:space="preserve">The unit ratio is ___ cups to 1 quart. Cups are ___ than quarts, so I ___ to convert. 3 × 4 = ___ cups. The amount of broth did not change — only the ___ did.</w:t>
-            </w:r>
             <w:r>
               <w:rPr>
                 <w:i/>
@@ -2208,7 +1829,7 @@
                 <w:szCs w:val="19"/>
               </w:rPr>
               <w:br/>
-              <w:t xml:space="preserve">Di tu respuesta primero: Mi respuesta es ___ porque ___.</w:t>
+              <w:t xml:space="preserve">¿Cuántas tazas de caldo necesita la receta y cómo lo sabes?</w:t>
             </w:r>
           </w:p>
         </w:tc>
@@ -2216,28 +1837,192 @@
     </w:tbl>
     <w:p>
       <w:pPr>
-        <w:pStyle w:val="Heading2"/>
-        <w:spacing w:after="80" w:before="180"/>
-      </w:pPr>
-      <w:r>
-        <w:rPr>
-          <w:b/>
-          <w:bCs/>
-          <w:color w:val="12355B"/>
-          <w:sz w:val="24"/>
-          <w:szCs w:val="24"/>
-        </w:rPr>
-        <w:t xml:space="preserve">3. Build Your Explanation</w:t>
-      </w:r>
+        <w:spacing w:after="100"/>
+      </w:pPr>
       <w:r>
         <w:rPr>
           <w:i/>
           <w:iCs/>
-          <w:color w:val="B97A12"/>
+          <w:color w:val="5F6F80"/>
           <w:sz w:val="19"/>
           <w:szCs w:val="19"/>
         </w:rPr>
-        <w:t xml:space="preserve">   choose your support</w:t>
+        <w:t xml:space="preserve">Say your answer to a partner first. Then write it, using at least two of these words:</w:t>
+      </w:r>
+    </w:p>
+    <w:p>
+      <w:pPr>
+        <w:spacing w:after="40"/>
+      </w:pPr>
+      <w:r>
+        <w:rPr>
+          <w:b/>
+          <w:bCs/>
+          <w:color w:val="1FA6A2"/>
+          <w:sz w:val="22"/>
+          <w:szCs w:val="22"/>
+        </w:rPr>
+        <w:t xml:space="preserve">☐  </w:t>
+      </w:r>
+      <w:r>
+        <w:rPr>
+          <w:b/>
+          <w:bCs/>
+          <w:color w:val="12355B"/>
+          <w:sz w:val="20"/>
+          <w:szCs w:val="20"/>
+        </w:rPr>
+        <w:t xml:space="preserve">Conversion factor</w:t>
+      </w:r>
+      <w:r>
+        <w:rPr>
+          <w:i/>
+          <w:iCs/>
+          <w:color w:val="5F6F80"/>
+          <w:sz w:val="18"/>
+          <w:szCs w:val="18"/>
+        </w:rPr>
+        <w:t xml:space="preserve">  ·  Factor de conversión</w:t>
+      </w:r>
+    </w:p>
+    <w:p>
+      <w:pPr>
+        <w:spacing w:after="40"/>
+      </w:pPr>
+      <w:r>
+        <w:rPr>
+          <w:b/>
+          <w:bCs/>
+          <w:color w:val="1FA6A2"/>
+          <w:sz w:val="22"/>
+          <w:szCs w:val="22"/>
+        </w:rPr>
+        <w:t xml:space="preserve">☐  </w:t>
+      </w:r>
+      <w:r>
+        <w:rPr>
+          <w:b/>
+          <w:bCs/>
+          <w:color w:val="12355B"/>
+          <w:sz w:val="20"/>
+          <w:szCs w:val="20"/>
+        </w:rPr>
+        <w:t xml:space="preserve">Unit ratio</w:t>
+      </w:r>
+      <w:r>
+        <w:rPr>
+          <w:i/>
+          <w:iCs/>
+          <w:color w:val="5F6F80"/>
+          <w:sz w:val="18"/>
+          <w:szCs w:val="18"/>
+        </w:rPr>
+        <w:t xml:space="preserve">  ·  Razón unitaria</w:t>
+      </w:r>
+    </w:p>
+    <w:p>
+      <w:pPr>
+        <w:spacing w:after="40"/>
+      </w:pPr>
+      <w:r>
+        <w:rPr>
+          <w:b/>
+          <w:bCs/>
+          <w:color w:val="1FA6A2"/>
+          <w:sz w:val="22"/>
+          <w:szCs w:val="22"/>
+        </w:rPr>
+        <w:t xml:space="preserve">☐  </w:t>
+      </w:r>
+      <w:r>
+        <w:rPr>
+          <w:b/>
+          <w:bCs/>
+          <w:color w:val="12355B"/>
+          <w:sz w:val="20"/>
+          <w:szCs w:val="20"/>
+        </w:rPr>
+        <w:t xml:space="preserve">Convert</w:t>
+      </w:r>
+      <w:r>
+        <w:rPr>
+          <w:i/>
+          <w:iCs/>
+          <w:color w:val="5F6F80"/>
+          <w:sz w:val="18"/>
+          <w:szCs w:val="18"/>
+        </w:rPr>
+        <w:t xml:space="preserve">  ·  Convertir</w:t>
+      </w:r>
+    </w:p>
+    <w:p>
+      <w:pPr>
+        <w:spacing w:after="40"/>
+      </w:pPr>
+      <w:r>
+        <w:rPr>
+          <w:b/>
+          <w:bCs/>
+          <w:color w:val="1FA6A2"/>
+          <w:sz w:val="22"/>
+          <w:szCs w:val="22"/>
+        </w:rPr>
+        <w:t xml:space="preserve">☐  </w:t>
+      </w:r>
+      <w:r>
+        <w:rPr>
+          <w:b/>
+          <w:bCs/>
+          <w:color w:val="12355B"/>
+          <w:sz w:val="20"/>
+          <w:szCs w:val="20"/>
+        </w:rPr>
+        <w:t xml:space="preserve">Measurement system</w:t>
+      </w:r>
+      <w:r>
+        <w:rPr>
+          <w:i/>
+          <w:iCs/>
+          <w:color w:val="5F6F80"/>
+          <w:sz w:val="18"/>
+          <w:szCs w:val="18"/>
+        </w:rPr>
+        <w:t xml:space="preserve">  ·  Sistema de medidas</w:t>
+      </w:r>
+    </w:p>
+    <w:p>
+      <w:pPr>
+        <w:spacing w:after="40"/>
+      </w:pPr>
+      <w:r>
+        <w:rPr>
+          <w:b/>
+          <w:bCs/>
+          <w:color w:val="1FA6A2"/>
+          <w:sz w:val="22"/>
+          <w:szCs w:val="22"/>
+        </w:rPr>
+        <w:t xml:space="preserve">☐  </w:t>
+      </w:r>
+      <w:r>
+        <w:rPr>
+          <w:b/>
+          <w:bCs/>
+          <w:color w:val="12355B"/>
+          <w:sz w:val="20"/>
+          <w:szCs w:val="20"/>
+        </w:rPr>
+        <w:t xml:space="preserve">Double number line</w:t>
+      </w:r>
+      <w:r>
+        <w:rPr>
+          <w:i/>
+          <w:iCs/>
+          <w:color w:val="5F6F80"/>
+          <w:sz w:val="18"/>
+          <w:szCs w:val="18"/>
+        </w:rPr>
+        <w:t xml:space="preserve">  ·  Recta numérica doble</w:t>
       </w:r>
     </w:p>
     <w:tbl>
@@ -2268,21 +2053,6 @@
           </w:tcPr>
           <w:p>
             <w:pPr>
-              <w:spacing w:after="50"/>
-            </w:pPr>
-            <w:r>
-              <w:rPr>
-                <w:i/>
-                <w:iCs/>
-                <w:color w:val="5F6F80"/>
-                <w:sz w:val="19"/>
-                <w:szCs w:val="19"/>
-              </w:rPr>
-              <w:t xml:space="preserve">This model shows the parts of an explanation. It does not answer your writing question.</w:t>
-            </w:r>
-          </w:p>
-          <w:p>
-            <w:pPr>
               <w:spacing w:after="80"/>
             </w:pPr>
             <w:r>
@@ -2293,58 +2063,14 @@
                 <w:sz w:val="19"/>
                 <w:szCs w:val="19"/>
               </w:rPr>
-              <w:t xml:space="preserve">Claim:  </w:t>
+              <w:t xml:space="preserve">Model:  </w:t>
             </w:r>
             <w:r>
               <w:rPr>
                 <w:sz w:val="19"/>
                 <w:szCs w:val="19"/>
               </w:rPr>
-              <w:t xml:space="preserve">Find the scale factor (120 divided by 8 = 15), then multiply each ingredient by it.</w:t>
-            </w:r>
-          </w:p>
-          <w:p>
-            <w:pPr>
-              <w:spacing w:after="80"/>
-            </w:pPr>
-            <w:r>
-              <w:rPr>
-                <w:b/>
-                <w:bCs/>
-                <w:color w:val="12355B"/>
-                <w:sz w:val="19"/>
-                <w:szCs w:val="19"/>
-              </w:rPr>
-              <w:t xml:space="preserve">Evidence:  </w:t>
-            </w:r>
-            <w:r>
-              <w:rPr>
-                <w:sz w:val="19"/>
-                <w:szCs w:val="19"/>
-              </w:rPr>
-              <w:t xml:space="preserve">Students find the scale factor of 15 and explain that multiplying both ingredients by 15 keeps the recipe proportional (5 cups tomatoes becomes 75, 3 cups mozzarella becomes 45).</w:t>
-            </w:r>
-          </w:p>
-          <w:p>
-            <w:pPr>
-              <w:spacing w:after="80"/>
-            </w:pPr>
-            <w:r>
-              <w:rPr>
-                <w:b/>
-                <w:bCs/>
-                <w:color w:val="12355B"/>
-                <w:sz w:val="19"/>
-                <w:szCs w:val="19"/>
-              </w:rPr>
-              <w:t xml:space="preserve">Reasoning:  </w:t>
-            </w:r>
-            <w:r>
-              <w:rPr>
-                <w:sz w:val="19"/>
-                <w:szCs w:val="19"/>
-              </w:rPr>
-              <w:t xml:space="preserve">This evidence connects the definition of convert measurements within the same system to the mathematical claim.</w:t>
+              <w:t xml:space="preserve">Find the scale factor (120 divided by 8 = 15), then multiply each ingredient by it. — Students find the scale factor of 15 and explain that multiplying both ingredients by 15 keeps the recipe proportional (5 cups tomatoes becomes 75, 3 cups mozzarella becomes 45).</w:t>
             </w:r>
           </w:p>
         </w:tc>
@@ -2423,7 +2149,7 @@
           <w:sz w:val="21"/>
           <w:szCs w:val="21"/>
         </w:rPr>
-        <w:t xml:space="preserve">My answer is ___.</w:t>
+        <w:t xml:space="preserve">My answer is ___ because ___.</w:t>
       </w:r>
       <w:r>
         <w:rPr>
@@ -2434,7 +2160,7 @@
           <w:szCs w:val="19"/>
         </w:rPr>
         <w:br/>
-        <w:t xml:space="preserve">Mi respuesta es ___.</w:t>
+        <w:t xml:space="preserve">Mi respuesta es ___ porque ___.</w:t>
       </w:r>
     </w:p>
     <w:tbl>
@@ -2574,7 +2300,7 @@
           <w:sz w:val="21"/>
           <w:szCs w:val="21"/>
         </w:rPr>
-        <w:t xml:space="preserve">I know because ___.</w:t>
+        <w:t xml:space="preserve">My evidence is ___, so ___.</w:t>
       </w:r>
       <w:r>
         <w:rPr>
@@ -2585,31 +2311,7 @@
           <w:szCs w:val="19"/>
         </w:rPr>
         <w:br/>
-        <w:t xml:space="preserve">Lo sé porque ___.</w:t>
-      </w:r>
-    </w:p>
-    <w:p>
-      <w:pPr>
-        <w:spacing w:after="60"/>
-      </w:pPr>
-      <w:r>
-        <w:rPr>
-          <w:color w:val="1A2733"/>
-          <w:sz w:val="21"/>
-          <w:szCs w:val="21"/>
-        </w:rPr>
-        <w:t xml:space="preserve">So ___.</w:t>
-      </w:r>
-      <w:r>
-        <w:rPr>
-          <w:i/>
-          <w:iCs/>
-          <w:color w:val="5F6F80"/>
-          <w:sz w:val="19"/>
-          <w:szCs w:val="19"/>
-        </w:rPr>
-        <w:br/>
-        <w:t xml:space="preserve">Entonces ___.</w:t>
+        <w:t xml:space="preserve">Mi evidencia es ___, entonces ___.</w:t>
       </w:r>
     </w:p>
     <w:tbl>
@@ -2715,78 +2417,6 @@
         <w:t xml:space="preserve">Escribe una afirmación, da evidencia matemática y explica tu razonamiento.</w:t>
       </w:r>
     </w:p>
-    <w:p>
-      <w:pPr>
-        <w:spacing w:after="60"/>
-      </w:pPr>
-      <w:r>
-        <w:rPr>
-          <w:color w:val="1A2733"/>
-          <w:sz w:val="21"/>
-          <w:szCs w:val="21"/>
-        </w:rPr>
-        <w:t xml:space="preserve">My claim is ___.</w:t>
-      </w:r>
-      <w:r>
-        <w:rPr>
-          <w:i/>
-          <w:iCs/>
-          <w:color w:val="5F6F80"/>
-          <w:sz w:val="19"/>
-          <w:szCs w:val="19"/>
-        </w:rPr>
-        <w:br/>
-        <w:t xml:space="preserve">Mi afirmación es ___.</w:t>
-      </w:r>
-    </w:p>
-    <w:p>
-      <w:pPr>
-        <w:spacing w:after="60"/>
-      </w:pPr>
-      <w:r>
-        <w:rPr>
-          <w:color w:val="1A2733"/>
-          <w:sz w:val="21"/>
-          <w:szCs w:val="21"/>
-        </w:rPr>
-        <w:t xml:space="preserve">My math evidence is ___.</w:t>
-      </w:r>
-      <w:r>
-        <w:rPr>
-          <w:i/>
-          <w:iCs/>
-          <w:color w:val="5F6F80"/>
-          <w:sz w:val="19"/>
-          <w:szCs w:val="19"/>
-        </w:rPr>
-        <w:br/>
-        <w:t xml:space="preserve">Mi evidencia matemática es ___.</w:t>
-      </w:r>
-    </w:p>
-    <w:p>
-      <w:pPr>
-        <w:spacing w:after="60"/>
-      </w:pPr>
-      <w:r>
-        <w:rPr>
-          <w:color w:val="1A2733"/>
-          <w:sz w:val="21"/>
-          <w:szCs w:val="21"/>
-        </w:rPr>
-        <w:t xml:space="preserve">This proves ___ because ___.</w:t>
-      </w:r>
-      <w:r>
-        <w:rPr>
-          <w:i/>
-          <w:iCs/>
-          <w:color w:val="5F6F80"/>
-          <w:sz w:val="19"/>
-          <w:szCs w:val="19"/>
-        </w:rPr>
-        <w:br/>
-        <w:t xml:space="preserve">Esto demuestra ___ porque ___.</w:t>
-      </w:r>
-    </w:p>
     <w:tbl>
       <w:tblPr>
         <w:tblW w:type="pct" w:w="100%"/>
@@ -2869,7 +2499,7 @@
           <w:sz w:val="24"/>
           <w:szCs w:val="24"/>
         </w:rPr>
-        <w:t xml:space="preserve">4. Check Your Explanation</w:t>
+        <w:t xml:space="preserve">Check Your Explanation</w:t>
       </w:r>
       <w:r>
         <w:rPr>
@@ -2879,7 +2509,7 @@
           <w:sz w:val="19"/>
           <w:szCs w:val="19"/>
         </w:rPr>
-        <w:t xml:space="preserve">   five quick checks</w:t>
+        <w:t xml:space="preserve">   three quick checks</w:t>
       </w:r>
     </w:p>
     <w:p>
@@ -2903,17 +2533,6 @@
         </w:rPr>
         <w:t xml:space="preserve">I answered the question.</w:t>
       </w:r>
-      <w:r>
-        <w:rPr>
-          <w:i/>
-          <w:iCs/>
-          <w:color w:val="5F6F80"/>
-          <w:sz w:val="18"/>
-          <w:szCs w:val="18"/>
-        </w:rPr>
-        <w:br/>
-        <w:t xml:space="preserve">Respondí la pregunta.</w:t>
-      </w:r>
     </w:p>
     <w:p>
       <w:pPr>
@@ -2934,18 +2553,7 @@
           <w:sz w:val="20"/>
           <w:szCs w:val="20"/>
         </w:rPr>
-        <w:t xml:space="preserve">I used math evidence: numbers, an equation, a model, or a comparison.</w:t>
-      </w:r>
-      <w:r>
-        <w:rPr>
-          <w:i/>
-          <w:iCs/>
-          <w:color w:val="5F6F80"/>
-          <w:sz w:val="18"/>
-          <w:szCs w:val="18"/>
-        </w:rPr>
-        <w:br/>
-        <w:t xml:space="preserve">Usé evidencia matemática: números, una ecuación, un modelo o una comparación.</w:t>
+        <w:t xml:space="preserve">I used math evidence: numbers, an equation, or a model.</w:t>
       </w:r>
     </w:p>
     <w:p>
@@ -2967,84 +2575,7 @@
           <w:sz w:val="20"/>
           <w:szCs w:val="20"/>
         </w:rPr>
-        <w:t xml:space="preserve">I explained how the evidence proves my answer.</w:t>
-      </w:r>
-      <w:r>
-        <w:rPr>
-          <w:i/>
-          <w:iCs/>
-          <w:color w:val="5F6F80"/>
-          <w:sz w:val="18"/>
-          <w:szCs w:val="18"/>
-        </w:rPr>
-        <w:br/>
-        <w:t xml:space="preserve">Expliqué cómo la evidencia demuestra mi respuesta.</w:t>
-      </w:r>
-    </w:p>
-    <w:p>
-      <w:pPr>
-        <w:spacing w:after="80"/>
-      </w:pPr>
-      <w:r>
-        <w:rPr>
-          <w:b/>
-          <w:bCs/>
-          <w:color w:val="1FA6A2"/>
-          <w:sz w:val="22"/>
-          <w:szCs w:val="22"/>
-        </w:rPr>
-        <w:t xml:space="preserve">☐  </w:t>
-      </w:r>
-      <w:r>
-        <w:rPr>
-          <w:sz w:val="20"/>
-          <w:szCs w:val="20"/>
-        </w:rPr>
         <w:t xml:space="preserve">I used at least two math words.</w:t>
-      </w:r>
-      <w:r>
-        <w:rPr>
-          <w:i/>
-          <w:iCs/>
-          <w:color w:val="5F6F80"/>
-          <w:sz w:val="18"/>
-          <w:szCs w:val="18"/>
-        </w:rPr>
-        <w:br/>
-        <w:t xml:space="preserve">Usé por lo menos dos palabras matemáticas.</w:t>
-      </w:r>
-    </w:p>
-    <w:p>
-      <w:pPr>
-        <w:spacing w:after="80"/>
-      </w:pPr>
-      <w:r>
-        <w:rPr>
-          <w:b/>
-          <w:bCs/>
-          <w:color w:val="1FA6A2"/>
-          <w:sz w:val="22"/>
-          <w:szCs w:val="22"/>
-        </w:rPr>
-        <w:t xml:space="preserve">☐  </w:t>
-      </w:r>
-      <w:r>
-        <w:rPr>
-          <w:sz w:val="20"/>
-          <w:szCs w:val="20"/>
-        </w:rPr>
-        <w:t xml:space="preserve">I reread complete sentences and punctuation.</w:t>
-      </w:r>
-      <w:r>
-        <w:rPr>
-          <w:i/>
-          <w:iCs/>
-          <w:color w:val="5F6F80"/>
-          <w:sz w:val="18"/>
-          <w:szCs w:val="18"/>
-        </w:rPr>
-        <w:br/>
-        <w:t xml:space="preserve">Volví a leer mis oraciones completas y la puntuación.</w:t>
       </w:r>
     </w:p>
     <w:p>
